--- a/cheek_cell_culture_protocol.docx
+++ b/cheek_cell_culture_protocol.docx
@@ -6,18 +6,24 @@
       <w:pPr>
         <w:pStyle w:val="Normal"/>
         <w:bidi w:val="0"/>
-        <w:jc w:val="left"/>
-        <w:rPr/>
-      </w:pPr>
-      <w:r>
-        <w:rPr/>
-        <w:t>Cheek Cell Culture + H2O2 Treatment Protocol</w:t>
-      </w:r>
-    </w:p>
-    <w:p>
-      <w:pPr>
-        <w:pStyle w:val="Normal"/>
-        <w:bidi w:val="0"/>
+        <w:spacing w:lineRule="auto" w:line="360"/>
+        <w:jc w:val="left"/>
+        <w:rPr/>
+      </w:pPr>
+      <w:r>
+        <w:rPr/>
+        <w:t xml:space="preserve">Cheek Cell Culture + H2O2 Treatment Protocol </w:t>
+      </w:r>
+      <w:r>
+        <w:rPr/>
+        <w:t>v1.0.0</w:t>
+      </w:r>
+    </w:p>
+    <w:p>
+      <w:pPr>
+        <w:pStyle w:val="Normal"/>
+        <w:bidi w:val="0"/>
+        <w:spacing w:lineRule="auto" w:line="360"/>
         <w:jc w:val="left"/>
         <w:rPr/>
       </w:pPr>
@@ -42,64 +48,395 @@
       <w:pPr>
         <w:pStyle w:val="Normal"/>
         <w:bidi w:val="0"/>
-        <w:jc w:val="left"/>
-        <w:rPr/>
-      </w:pPr>
-      <w:r>
-        <w:rPr/>
-        <w:t>11-11-2024</w:t>
-      </w:r>
-    </w:p>
-    <w:p>
-      <w:pPr>
-        <w:pStyle w:val="Normal"/>
-        <w:bidi w:val="0"/>
-        <w:jc w:val="left"/>
-        <w:rPr/>
-      </w:pPr>
-      <w:r>
-        <w:rPr/>
-      </w:r>
-    </w:p>
-    <w:p>
-      <w:pPr>
-        <w:pStyle w:val="Normal"/>
-        <w:bidi w:val="0"/>
-        <w:jc w:val="left"/>
-        <w:rPr/>
-      </w:pPr>
-      <w:r>
-        <w:rPr/>
-        <w:t>This is a protocol drafted by combining methods used by two papers, one paper discusses the collection and culturing of human “cheek cells”/”buccal cells” (Michalczyk et al. 2004) and the other discusses treating epithelial cells with hydrogen peroxide to study immunology (Okahashi et al. 2014). This doesn’t seem to be a very common experiment, and I don’t believe this is a “well establish” method of doing this experiment- so I think we can fiddle with the protocol as needed to suit our needs. I’ll try to keep this protocol close to the original papers, and you can tweak it from there.</w:t>
-      </w:r>
-    </w:p>
-    <w:p>
-      <w:pPr>
-        <w:pStyle w:val="Normal"/>
-        <w:bidi w:val="0"/>
-        <w:jc w:val="left"/>
-        <w:rPr/>
-      </w:pPr>
-      <w:r>
-        <w:rPr/>
-      </w:r>
-    </w:p>
-    <w:p>
-      <w:pPr>
-        <w:pStyle w:val="Normal"/>
-        <w:bidi w:val="0"/>
-        <w:jc w:val="left"/>
+        <w:spacing w:lineRule="auto" w:line="360"/>
+        <w:jc w:val="left"/>
+        <w:rPr/>
+      </w:pPr>
+      <w:r>
+        <w:rPr/>
+        <w:t>01-07-2024</w:t>
+      </w:r>
+    </w:p>
+    <w:p>
+      <w:pPr>
+        <w:pStyle w:val="Normal"/>
+        <w:bidi w:val="0"/>
+        <w:spacing w:lineRule="auto" w:line="360"/>
+        <w:jc w:val="left"/>
+        <w:rPr/>
+      </w:pPr>
+      <w:r>
+        <w:rPr/>
+      </w:r>
+    </w:p>
+    <w:p>
+      <w:pPr>
+        <w:pStyle w:val="Normal"/>
+        <w:bidi w:val="0"/>
+        <w:spacing w:lineRule="auto" w:line="360"/>
+        <w:jc w:val="left"/>
+        <w:rPr/>
+      </w:pPr>
+      <w:r>
+        <w:rPr/>
+        <w:t xml:space="preserve">This is a protocol drafted by combining methods used by two papers, one paper discusses the collection and culturing of human “cheek cells”/”buccal cells” (Michalczyk et al. 2004) and the other discusses treating epithelial cells with hydrogen peroxide to study immunology (Okahashi et al. 2014). This </w:t>
+      </w:r>
+      <w:r>
+        <w:rPr/>
+        <w:t>protocol was initially developed based on these papers, and was then modified after some testing</w:t>
+      </w:r>
+      <w:r>
+        <w:rPr/>
+        <w:t xml:space="preserve">. </w:t>
+      </w:r>
+      <w:r>
+        <w:rPr/>
+        <w:t>This protocol is meant to be repeatable and robust within the context of a science fair, while also remaining viable on a limited schedule.</w:t>
+      </w:r>
+    </w:p>
+    <w:p>
+      <w:pPr>
+        <w:pStyle w:val="Normal"/>
+        <w:bidi w:val="0"/>
+        <w:spacing w:lineRule="auto" w:line="360"/>
+        <w:jc w:val="left"/>
+        <w:rPr/>
+      </w:pPr>
+      <w:r>
+        <w:rPr/>
+      </w:r>
+    </w:p>
+    <w:p>
+      <w:pPr>
+        <w:pStyle w:val="Normal"/>
+        <w:bidi w:val="0"/>
+        <w:spacing w:lineRule="auto" w:line="360"/>
+        <w:jc w:val="left"/>
+        <w:rPr/>
+      </w:pPr>
+      <w:r>
         <w:rPr>
           <w:b/>
           <w:bCs/>
         </w:rPr>
-      </w:pPr>
+        <w:t xml:space="preserve">Day 1. </w:t>
+      </w:r>
       <w:r>
         <w:rPr>
           <w:b/>
           <w:bCs/>
         </w:rPr>
-        <w:t>Cell Collection and Culture</w:t>
+        <w:t xml:space="preserve">Cell Collection and Culture </w:t>
+      </w:r>
+      <w:r>
+        <w:rPr>
+          <w:b w:val="false"/>
+          <w:bCs w:val="false"/>
+          <w:i/>
+          <w:iCs/>
+        </w:rPr>
+        <w:t>~1 hour 30 minutes</w:t>
+      </w:r>
+    </w:p>
+    <w:p>
+      <w:pPr>
+        <w:pStyle w:val="Normal"/>
+        <w:bidi w:val="0"/>
+        <w:spacing w:lineRule="auto" w:line="360"/>
+        <w:jc w:val="left"/>
+        <w:rPr/>
+      </w:pPr>
+      <w:r>
+        <w:rPr>
+          <w:b w:val="false"/>
+          <w:bCs w:val="false"/>
+          <w:i/>
+          <w:iCs/>
+        </w:rPr>
+        <w:t xml:space="preserve">- </w:t>
+      </w:r>
+      <w:r>
+        <w:rPr>
+          <w:b w:val="false"/>
+          <w:bCs w:val="false"/>
+          <w:i/>
+          <w:iCs/>
+        </w:rPr>
+        <w:t>Required:</w:t>
+      </w:r>
+    </w:p>
+    <w:p>
+      <w:pPr>
+        <w:pStyle w:val="Normal"/>
+        <w:bidi w:val="0"/>
+        <w:spacing w:lineRule="auto" w:line="360"/>
+        <w:jc w:val="left"/>
+        <w:rPr/>
+      </w:pPr>
+      <w:r>
+        <w:rPr>
+          <w:b w:val="false"/>
+          <w:bCs w:val="false"/>
+          <w:i/>
+          <w:iCs/>
+        </w:rPr>
+        <w:tab/>
+        <w:t>-</w:t>
+      </w:r>
+      <w:r>
+        <w:rPr>
+          <w:b w:val="false"/>
+          <w:bCs w:val="false"/>
+          <w:i/>
+          <w:iCs/>
+        </w:rPr>
+        <w:t>7</w:t>
+      </w:r>
+      <w:r>
+        <w:rPr>
+          <w:b w:val="false"/>
+          <w:bCs w:val="false"/>
+          <w:i/>
+          <w:iCs/>
+        </w:rPr>
+        <w:t xml:space="preserve">0 ml </w:t>
+      </w:r>
+      <w:r>
+        <w:rPr>
+          <w:b/>
+          <w:bCs/>
+          <w:i/>
+          <w:iCs/>
+        </w:rPr>
+        <w:t>warm</w:t>
+      </w:r>
+      <w:r>
+        <w:rPr>
+          <w:b w:val="false"/>
+          <w:bCs w:val="false"/>
+          <w:i/>
+          <w:iCs/>
+        </w:rPr>
+        <w:t xml:space="preserve"> </w:t>
+      </w:r>
+      <w:r>
+        <w:rPr>
+          <w:b w:val="false"/>
+          <w:bCs w:val="false"/>
+          <w:i/>
+          <w:iCs/>
+        </w:rPr>
+        <w:t>Sterile Saline</w:t>
+      </w:r>
+    </w:p>
+    <w:p>
+      <w:pPr>
+        <w:pStyle w:val="Normal"/>
+        <w:bidi w:val="0"/>
+        <w:spacing w:lineRule="auto" w:line="360"/>
+        <w:jc w:val="left"/>
+        <w:rPr/>
+      </w:pPr>
+      <w:r>
+        <w:rPr>
+          <w:b w:val="false"/>
+          <w:bCs w:val="false"/>
+          <w:i/>
+          <w:iCs/>
+        </w:rPr>
+        <w:tab/>
+        <w:t>- 1x 50ml Eppendorf tube</w:t>
+      </w:r>
+    </w:p>
+    <w:p>
+      <w:pPr>
+        <w:pStyle w:val="Normal"/>
+        <w:bidi w:val="0"/>
+        <w:spacing w:lineRule="auto" w:line="360"/>
+        <w:jc w:val="left"/>
+        <w:rPr/>
+      </w:pPr>
+      <w:r>
+        <w:rPr>
+          <w:b w:val="false"/>
+          <w:bCs w:val="false"/>
+          <w:i/>
+          <w:iCs/>
+        </w:rPr>
+        <w:tab/>
+        <w:t>- 10ml serological pipettes (have 5ml and 20ml on-hand might be handy but not required)</w:t>
+      </w:r>
+    </w:p>
+    <w:p>
+      <w:pPr>
+        <w:pStyle w:val="Normal"/>
+        <w:bidi w:val="0"/>
+        <w:spacing w:lineRule="auto" w:line="360"/>
+        <w:jc w:val="left"/>
+        <w:rPr/>
+      </w:pPr>
+      <w:r>
+        <w:rPr>
+          <w:b w:val="false"/>
+          <w:bCs w:val="false"/>
+          <w:i/>
+          <w:iCs/>
+        </w:rPr>
+        <w:tab/>
+        <w:t>- 20ml mouthwash</w:t>
+      </w:r>
+    </w:p>
+    <w:p>
+      <w:pPr>
+        <w:pStyle w:val="Normal"/>
+        <w:bidi w:val="0"/>
+        <w:spacing w:lineRule="auto" w:line="360"/>
+        <w:jc w:val="left"/>
+        <w:rPr/>
+      </w:pPr>
+      <w:r>
+        <w:rPr>
+          <w:b w:val="false"/>
+          <w:bCs w:val="false"/>
+          <w:i/>
+          <w:iCs/>
+        </w:rPr>
+        <w:tab/>
+        <w:t>- toothbrush</w:t>
+      </w:r>
+    </w:p>
+    <w:p>
+      <w:pPr>
+        <w:pStyle w:val="Normal"/>
+        <w:bidi w:val="0"/>
+        <w:spacing w:lineRule="auto" w:line="360"/>
+        <w:jc w:val="left"/>
+        <w:rPr/>
+      </w:pPr>
+      <w:r>
+        <w:rPr>
+          <w:b w:val="false"/>
+          <w:bCs w:val="false"/>
+          <w:i/>
+          <w:iCs/>
+        </w:rPr>
+        <w:tab/>
+        <w:t xml:space="preserve">- 5-10ml </w:t>
+      </w:r>
+      <w:r>
+        <w:rPr>
+          <w:b/>
+          <w:bCs/>
+          <w:i/>
+          <w:iCs/>
+        </w:rPr>
+        <w:t>warm</w:t>
+      </w:r>
+      <w:r>
+        <w:rPr>
+          <w:b w:val="false"/>
+          <w:bCs w:val="false"/>
+          <w:i/>
+          <w:iCs/>
+        </w:rPr>
+        <w:t xml:space="preserve"> </w:t>
+      </w:r>
+      <w:r>
+        <w:rPr>
+          <w:b w:val="false"/>
+          <w:bCs w:val="false"/>
+          <w:i/>
+          <w:iCs/>
+        </w:rPr>
+        <w:t>DMEM + 10% FBS + 1% penecillin-streptomycin (“cell culture media”)</w:t>
+      </w:r>
+    </w:p>
+    <w:p>
+      <w:pPr>
+        <w:pStyle w:val="Normal"/>
+        <w:bidi w:val="0"/>
+        <w:spacing w:lineRule="auto" w:line="360"/>
+        <w:jc w:val="left"/>
+        <w:rPr/>
+      </w:pPr>
+      <w:r>
+        <w:rPr>
+          <w:b w:val="false"/>
+          <w:bCs w:val="false"/>
+          <w:i/>
+          <w:iCs/>
+        </w:rPr>
+        <w:tab/>
+        <w:t>- hemocytometer</w:t>
+      </w:r>
+    </w:p>
+    <w:p>
+      <w:pPr>
+        <w:pStyle w:val="Normal"/>
+        <w:bidi w:val="0"/>
+        <w:spacing w:lineRule="auto" w:line="360"/>
+        <w:jc w:val="left"/>
+        <w:rPr/>
+      </w:pPr>
+      <w:r>
+        <w:rPr>
+          <w:b w:val="false"/>
+          <w:bCs w:val="false"/>
+          <w:i/>
+          <w:iCs/>
+        </w:rPr>
+        <w:tab/>
+        <w:t>- trypan blue</w:t>
+      </w:r>
+    </w:p>
+    <w:p>
+      <w:pPr>
+        <w:pStyle w:val="Normal"/>
+        <w:bidi w:val="0"/>
+        <w:spacing w:lineRule="auto" w:line="360"/>
+        <w:jc w:val="left"/>
+        <w:rPr/>
+      </w:pPr>
+      <w:r>
+        <w:rPr>
+          <w:b w:val="false"/>
+          <w:bCs w:val="false"/>
+          <w:i/>
+          <w:iCs/>
+        </w:rPr>
+        <w:tab/>
+        <w:t>- micropipetter with pipette tips</w:t>
+      </w:r>
+    </w:p>
+    <w:p>
+      <w:pPr>
+        <w:pStyle w:val="Normal"/>
+        <w:bidi w:val="0"/>
+        <w:spacing w:lineRule="auto" w:line="360"/>
+        <w:jc w:val="left"/>
+        <w:rPr/>
+      </w:pPr>
+      <w:r>
+        <w:rPr>
+          <w:b w:val="false"/>
+          <w:bCs w:val="false"/>
+          <w:i/>
+          <w:iCs/>
+        </w:rPr>
+        <w:tab/>
+        <w:t>- microcentrifuge tubes or small glass test tubes (for mixing cells and trypan blue)</w:t>
+      </w:r>
+    </w:p>
+    <w:p>
+      <w:pPr>
+        <w:pStyle w:val="Normal"/>
+        <w:bidi w:val="0"/>
+        <w:spacing w:lineRule="auto" w:line="360"/>
+        <w:jc w:val="left"/>
+        <w:rPr/>
+      </w:pPr>
+      <w:r>
+        <w:rPr/>
       </w:r>
     </w:p>
     <w:p>
@@ -110,18 +447,30 @@
           <w:numId w:val="1"/>
         </w:numPr>
         <w:bidi w:val="0"/>
-        <w:jc w:val="left"/>
+        <w:spacing w:lineRule="auto" w:line="360"/>
+        <w:jc w:val="left"/>
+        <w:rPr/>
+      </w:pPr>
+      <w:r>
+        <w:rPr>
+          <w:b w:val="false"/>
+          <w:bCs w:val="false"/>
+        </w:rPr>
+        <w:t>Perform an oral rinse with 20 ml Listerine mouthwash</w:t>
+      </w:r>
+      <w:r>
         <w:rPr>
           <w:b/>
           <w:bCs/>
         </w:rPr>
-      </w:pPr>
-      <w:r>
-        <w:rPr>
-          <w:b w:val="false"/>
-          <w:bCs w:val="false"/>
-        </w:rPr>
-        <w:t>Perform an oral rinse with 20 ml Listerine mouthwash</w:t>
+        <w:t xml:space="preserve"> </w:t>
+      </w:r>
+      <w:r>
+        <w:rPr>
+          <w:b w:val="false"/>
+          <w:bCs w:val="false"/>
+        </w:rPr>
+        <w:t>for 30s, wait 5min before step 2</w:t>
       </w:r>
     </w:p>
     <w:p>
@@ -132,18 +481,984 @@
           <w:numId w:val="1"/>
         </w:numPr>
         <w:bidi w:val="0"/>
-        <w:jc w:val="left"/>
-        <w:rPr>
+        <w:spacing w:lineRule="auto" w:line="360"/>
+        <w:jc w:val="left"/>
+        <w:rPr/>
+      </w:pPr>
+      <w:r>
+        <w:rPr>
+          <w:b w:val="false"/>
+          <w:bCs w:val="false"/>
+        </w:rPr>
+        <w:t xml:space="preserve">Vigorously brush teeth </w:t>
+      </w:r>
+      <w:r>
+        <w:rPr>
+          <w:b w:val="false"/>
+          <w:bCs w:val="false"/>
+        </w:rPr>
+        <w:t xml:space="preserve">for 60s </w:t>
+      </w:r>
+      <w:r>
+        <w:rPr>
+          <w:b w:val="false"/>
+          <w:bCs w:val="false"/>
+        </w:rPr>
+        <w:t>with a sterile toothbrush (using the same pressure used for normal brushing)</w:t>
+      </w:r>
+    </w:p>
+    <w:p>
+      <w:pPr>
+        <w:pStyle w:val="Normal"/>
+        <w:numPr>
+          <w:ilvl w:val="0"/>
+          <w:numId w:val="1"/>
+        </w:numPr>
+        <w:bidi w:val="0"/>
+        <w:spacing w:lineRule="auto" w:line="360"/>
+        <w:jc w:val="left"/>
+        <w:rPr/>
+      </w:pPr>
+      <w:r>
+        <w:rPr>
+          <w:b w:val="false"/>
+          <w:bCs w:val="false"/>
+        </w:rPr>
+        <w:t>rinse mouth with 1</w:t>
+      </w:r>
+      <w:r>
+        <w:rPr>
+          <w:b w:val="false"/>
+          <w:bCs w:val="false"/>
+        </w:rPr>
+        <w:t>0</w:t>
+      </w:r>
+      <w:r>
+        <w:rPr>
+          <w:b w:val="false"/>
+          <w:bCs w:val="false"/>
+        </w:rPr>
+        <w:t xml:space="preserve">ml sterile </w:t>
+      </w:r>
+      <w:r>
+        <w:rPr>
+          <w:b w:val="false"/>
+          <w:bCs w:val="false"/>
+        </w:rPr>
+        <w:t xml:space="preserve">Saline </w:t>
+      </w:r>
+      <w:r>
+        <w:rPr>
+          <w:b w:val="false"/>
+          <w:bCs w:val="false"/>
+        </w:rPr>
+        <w:t xml:space="preserve">for 60s </w:t>
+      </w:r>
+      <w:r>
+        <w:rPr>
+          <w:b w:val="false"/>
+          <w:bCs w:val="false"/>
+          <w:i w:val="false"/>
+          <w:iCs w:val="false"/>
+        </w:rPr>
+        <w:t xml:space="preserve">and rinse the toothbrush with 10ml sterile </w:t>
+      </w:r>
+      <w:r>
+        <w:rPr>
+          <w:b w:val="false"/>
+          <w:bCs w:val="false"/>
+          <w:i w:val="false"/>
+          <w:iCs w:val="false"/>
+        </w:rPr>
+        <w:t>Saline.</w:t>
+      </w:r>
+    </w:p>
+    <w:p>
+      <w:pPr>
+        <w:pStyle w:val="Normal"/>
+        <w:numPr>
+          <w:ilvl w:val="0"/>
+          <w:numId w:val="1"/>
+        </w:numPr>
+        <w:bidi w:val="0"/>
+        <w:spacing w:lineRule="auto" w:line="360"/>
+        <w:jc w:val="left"/>
+        <w:rPr/>
+      </w:pPr>
+      <w:r>
+        <w:rPr>
+          <w:b w:val="false"/>
+          <w:bCs w:val="false"/>
+          <w:i w:val="false"/>
+          <w:iCs w:val="false"/>
+        </w:rPr>
+        <w:t>Pool together the two rinses</w:t>
+      </w:r>
+    </w:p>
+    <w:p>
+      <w:pPr>
+        <w:pStyle w:val="Normal"/>
+        <w:numPr>
+          <w:ilvl w:val="0"/>
+          <w:numId w:val="1"/>
+        </w:numPr>
+        <w:bidi w:val="0"/>
+        <w:spacing w:lineRule="auto" w:line="360"/>
+        <w:jc w:val="left"/>
+        <w:rPr/>
+      </w:pPr>
+      <w:r>
+        <w:rPr>
+          <w:b w:val="false"/>
+          <w:bCs w:val="false"/>
+          <w:i w:val="false"/>
+          <w:iCs w:val="false"/>
+        </w:rPr>
+        <w:t xml:space="preserve">Wait </w:t>
+      </w:r>
+      <w:r>
+        <w:rPr>
+          <w:b w:val="false"/>
+          <w:bCs w:val="false"/>
+          <w:i w:val="false"/>
+          <w:iCs w:val="false"/>
+        </w:rPr>
+        <w:t>15</w:t>
+      </w:r>
+      <w:r>
+        <w:rPr>
+          <w:b w:val="false"/>
+          <w:bCs w:val="false"/>
+          <w:i w:val="false"/>
+          <w:iCs w:val="false"/>
+        </w:rPr>
+        <w:t xml:space="preserve"> minutes, and repeat steps 1-</w:t>
+      </w:r>
+      <w:r>
+        <w:rPr>
+          <w:b w:val="false"/>
+          <w:bCs w:val="false"/>
+          <w:i w:val="false"/>
+          <w:iCs w:val="false"/>
+        </w:rPr>
+        <w:t>4 for a total of two collections.</w:t>
+      </w:r>
+    </w:p>
+    <w:p>
+      <w:pPr>
+        <w:pStyle w:val="Normal"/>
+        <w:numPr>
+          <w:ilvl w:val="0"/>
+          <w:numId w:val="1"/>
+        </w:numPr>
+        <w:bidi w:val="0"/>
+        <w:spacing w:lineRule="auto" w:line="360"/>
+        <w:jc w:val="left"/>
+        <w:rPr/>
+      </w:pPr>
+      <w:r>
+        <w:rPr>
+          <w:b w:val="false"/>
+          <w:bCs w:val="false"/>
+          <w:i w:val="false"/>
+          <w:iCs w:val="false"/>
+        </w:rPr>
+        <w:t>c</w:t>
+      </w:r>
+      <w:r>
+        <w:rPr>
+          <w:b w:val="false"/>
+          <w:bCs w:val="false"/>
+          <w:i w:val="false"/>
+          <w:iCs w:val="false"/>
+        </w:rPr>
+        <w:t xml:space="preserve">entrifuge rinses at 3000xg for 5 minutes, aspirate the supernatant and wash the </w:t>
+      </w:r>
+      <w:r>
+        <w:rPr>
+          <w:b w:val="false"/>
+          <w:bCs w:val="false"/>
+          <w:i w:val="false"/>
+          <w:iCs w:val="false"/>
+        </w:rPr>
+        <w:t xml:space="preserve">pellet of cells </w:t>
+      </w:r>
+      <w:r>
+        <w:rPr>
+          <w:b w:val="false"/>
+          <w:bCs w:val="false"/>
+          <w:i w:val="false"/>
+          <w:iCs w:val="false"/>
+        </w:rPr>
+        <w:t xml:space="preserve">by re-suspending in in </w:t>
+      </w:r>
+      <w:r>
+        <w:rPr>
+          <w:b w:val="false"/>
+          <w:bCs w:val="false"/>
+          <w:i w:val="false"/>
+          <w:iCs w:val="false"/>
+        </w:rPr>
+        <w:t>2</w:t>
+      </w:r>
+      <w:r>
+        <w:rPr>
+          <w:b w:val="false"/>
+          <w:bCs w:val="false"/>
+          <w:i w:val="false"/>
+          <w:iCs w:val="false"/>
+        </w:rPr>
+        <w:t>5ml sterile saline using a pipette.</w:t>
+      </w:r>
+    </w:p>
+    <w:p>
+      <w:pPr>
+        <w:pStyle w:val="Normal"/>
+        <w:numPr>
+          <w:ilvl w:val="0"/>
+          <w:numId w:val="1"/>
+        </w:numPr>
+        <w:bidi w:val="0"/>
+        <w:spacing w:lineRule="auto" w:line="360"/>
+        <w:jc w:val="left"/>
+        <w:rPr/>
+      </w:pPr>
+      <w:r>
+        <w:rPr>
+          <w:b w:val="false"/>
+          <w:bCs w:val="false"/>
+          <w:i w:val="false"/>
+          <w:iCs w:val="false"/>
+        </w:rPr>
+        <w:t>A</w:t>
+      </w:r>
+      <w:r>
+        <w:rPr>
+          <w:b w:val="false"/>
+          <w:bCs w:val="false"/>
+          <w:i w:val="false"/>
+          <w:iCs w:val="false"/>
+        </w:rPr>
+        <w:t xml:space="preserve">spirate </w:t>
+      </w:r>
+      <w:r>
+        <w:rPr>
+          <w:b w:val="false"/>
+          <w:bCs w:val="false"/>
+          <w:i w:val="false"/>
+          <w:iCs w:val="false"/>
+        </w:rPr>
+        <w:t xml:space="preserve">the supernatant </w:t>
+      </w:r>
+      <w:r>
+        <w:rPr>
+          <w:b w:val="false"/>
+          <w:bCs w:val="false"/>
+          <w:i w:val="false"/>
+          <w:iCs w:val="false"/>
+        </w:rPr>
+        <w:t>again and re-suspend in 2ml cell culture media</w:t>
+      </w:r>
+    </w:p>
+    <w:p>
+      <w:pPr>
+        <w:pStyle w:val="Normal"/>
+        <w:numPr>
+          <w:ilvl w:val="0"/>
+          <w:numId w:val="1"/>
+        </w:numPr>
+        <w:bidi w:val="0"/>
+        <w:spacing w:lineRule="auto" w:line="360"/>
+        <w:jc w:val="left"/>
+        <w:rPr/>
+      </w:pPr>
+      <w:r>
+        <w:rPr>
+          <w:b w:val="false"/>
+          <w:bCs w:val="false"/>
+          <w:i w:val="false"/>
+          <w:iCs w:val="false"/>
+        </w:rPr>
+        <w:t>look at the cells in a hemocytometer and calculate the total number of cells</w:t>
+      </w:r>
+      <w:r>
+        <w:rPr>
+          <w:b w:val="false"/>
+          <w:bCs w:val="false"/>
+          <w:i w:val="false"/>
+          <w:iCs w:val="false"/>
+          <w:position w:val="0"/>
+          <w:sz w:val="24"/>
+          <w:sz w:val="24"/>
+          <w:vertAlign w:val="baseline"/>
+        </w:rPr>
+        <w:t>:</w:t>
+      </w:r>
+    </w:p>
+    <w:p>
+      <w:pPr>
+        <w:pStyle w:val="Normal"/>
+        <w:numPr>
+          <w:ilvl w:val="1"/>
+          <w:numId w:val="1"/>
+        </w:numPr>
+        <w:bidi w:val="0"/>
+        <w:spacing w:lineRule="auto" w:line="360"/>
+        <w:jc w:val="left"/>
+        <w:rPr/>
+      </w:pPr>
+      <w:r>
+        <w:rPr>
+          <w:b w:val="false"/>
+          <w:bCs w:val="false"/>
+          <w:i w:val="false"/>
+          <w:iCs w:val="false"/>
+          <w:position w:val="0"/>
+          <w:sz w:val="24"/>
+          <w:sz w:val="24"/>
+          <w:vertAlign w:val="baseline"/>
+        </w:rPr>
+        <w:t>Thuroughly vortex cell suspension and immediately pipette 50ul into a tube</w:t>
+      </w:r>
+    </w:p>
+    <w:p>
+      <w:pPr>
+        <w:pStyle w:val="Normal"/>
+        <w:numPr>
+          <w:ilvl w:val="1"/>
+          <w:numId w:val="1"/>
+        </w:numPr>
+        <w:bidi w:val="0"/>
+        <w:spacing w:lineRule="auto" w:line="360"/>
+        <w:jc w:val="left"/>
+        <w:rPr/>
+      </w:pPr>
+      <w:r>
+        <w:rPr>
+          <w:b w:val="false"/>
+          <w:bCs w:val="false"/>
+          <w:i w:val="false"/>
+          <w:iCs w:val="false"/>
+          <w:position w:val="0"/>
+          <w:sz w:val="24"/>
+          <w:sz w:val="24"/>
+          <w:vertAlign w:val="baseline"/>
+        </w:rPr>
+        <w:t>add 25ul clean cell culture media into the same tube</w:t>
+      </w:r>
+    </w:p>
+    <w:p>
+      <w:pPr>
+        <w:pStyle w:val="Normal"/>
+        <w:numPr>
+          <w:ilvl w:val="1"/>
+          <w:numId w:val="1"/>
+        </w:numPr>
+        <w:bidi w:val="0"/>
+        <w:spacing w:lineRule="auto" w:line="360"/>
+        <w:jc w:val="left"/>
+        <w:rPr/>
+      </w:pPr>
+      <w:r>
+        <w:rPr>
+          <w:b w:val="false"/>
+          <w:bCs w:val="false"/>
+          <w:i w:val="false"/>
+          <w:iCs w:val="false"/>
+          <w:position w:val="0"/>
+          <w:sz w:val="24"/>
+          <w:sz w:val="24"/>
+          <w:vertAlign w:val="baseline"/>
+        </w:rPr>
+        <w:t>add 25ul Trypan Blue into the same tube</w:t>
+      </w:r>
+    </w:p>
+    <w:p>
+      <w:pPr>
+        <w:pStyle w:val="Normal"/>
+        <w:numPr>
+          <w:ilvl w:val="1"/>
+          <w:numId w:val="1"/>
+        </w:numPr>
+        <w:bidi w:val="0"/>
+        <w:spacing w:lineRule="auto" w:line="360"/>
+        <w:jc w:val="left"/>
+        <w:rPr/>
+      </w:pPr>
+      <w:r>
+        <w:rPr>
+          <w:b w:val="false"/>
+          <w:bCs w:val="false"/>
+          <w:i w:val="false"/>
+          <w:iCs w:val="false"/>
+          <w:position w:val="0"/>
+          <w:sz w:val="24"/>
+          <w:sz w:val="24"/>
+          <w:vertAlign w:val="baseline"/>
+        </w:rPr>
+        <w:t>clean the hemocytometer and coverglass with lens paper</w:t>
+      </w:r>
+    </w:p>
+    <w:p>
+      <w:pPr>
+        <w:pStyle w:val="Normal"/>
+        <w:numPr>
+          <w:ilvl w:val="1"/>
+          <w:numId w:val="1"/>
+        </w:numPr>
+        <w:bidi w:val="0"/>
+        <w:spacing w:lineRule="auto" w:line="360"/>
+        <w:jc w:val="left"/>
+        <w:rPr/>
+      </w:pPr>
+      <w:r>
+        <w:rPr>
+          <w:b w:val="false"/>
+          <w:bCs w:val="false"/>
+          <w:i w:val="false"/>
+          <w:iCs w:val="false"/>
+          <w:position w:val="0"/>
+          <w:sz w:val="24"/>
+          <w:sz w:val="24"/>
+          <w:vertAlign w:val="baseline"/>
+        </w:rPr>
+        <w:t>place the coverglass over the dry hemocytometer</w:t>
+      </w:r>
+    </w:p>
+    <w:p>
+      <w:pPr>
+        <w:pStyle w:val="Normal"/>
+        <w:numPr>
+          <w:ilvl w:val="1"/>
+          <w:numId w:val="1"/>
+        </w:numPr>
+        <w:bidi w:val="0"/>
+        <w:spacing w:lineRule="auto" w:line="360"/>
+        <w:jc w:val="left"/>
+        <w:rPr/>
+      </w:pPr>
+      <w:r>
+        <w:rPr>
+          <w:b w:val="false"/>
+          <w:bCs w:val="false"/>
+          <w:i w:val="false"/>
+          <w:iCs w:val="false"/>
+          <w:position w:val="0"/>
+          <w:sz w:val="24"/>
+          <w:sz w:val="24"/>
+          <w:vertAlign w:val="baseline"/>
+        </w:rPr>
+        <w:t xml:space="preserve">vortex and immediately add 10ul of stained cells into the hemocytometer </w:t>
+      </w:r>
+      <w:r>
+        <w:rPr>
+          <w:b w:val="false"/>
+          <w:bCs w:val="false"/>
+          <w:i w:val="false"/>
+          <w:iCs w:val="false"/>
+          <w:position w:val="0"/>
+          <w:sz w:val="24"/>
+          <w:sz w:val="24"/>
+          <w:vertAlign w:val="baseline"/>
+        </w:rPr>
+        <w:t>using the v-shaped notch on the side of the hemocytometer</w:t>
+      </w:r>
+    </w:p>
+    <w:p>
+      <w:pPr>
+        <w:pStyle w:val="Normal"/>
+        <w:numPr>
+          <w:ilvl w:val="1"/>
+          <w:numId w:val="1"/>
+        </w:numPr>
+        <w:bidi w:val="0"/>
+        <w:spacing w:lineRule="auto" w:line="360"/>
+        <w:jc w:val="left"/>
+        <w:rPr/>
+      </w:pPr>
+      <w:r>
+        <w:rPr>
+          <w:b w:val="false"/>
+          <w:bCs w:val="false"/>
+          <w:i w:val="false"/>
+          <w:iCs w:val="false"/>
+          <w:position w:val="0"/>
+          <w:sz w:val="24"/>
+          <w:sz w:val="24"/>
+          <w:vertAlign w:val="baseline"/>
+        </w:rPr>
+        <w:t>count the number of cells in one of the main squares</w:t>
+      </w:r>
+    </w:p>
+    <w:p>
+      <w:pPr>
+        <w:pStyle w:val="Normal"/>
+        <w:numPr>
+          <w:ilvl w:val="1"/>
+          <w:numId w:val="1"/>
+        </w:numPr>
+        <w:bidi w:val="0"/>
+        <w:spacing w:lineRule="auto" w:line="360"/>
+        <w:jc w:val="left"/>
+        <w:rPr/>
+      </w:pPr>
+      <w:r>
+        <w:rPr>
+          <w:b w:val="false"/>
+          <w:bCs w:val="false"/>
+          <w:i w:val="false"/>
+          <w:iCs w:val="false"/>
+          <w:position w:val="0"/>
+          <w:sz w:val="24"/>
+          <w:sz w:val="24"/>
+          <w:vertAlign w:val="baseline"/>
+        </w:rPr>
+        <w:t>multiply that number by 10,000 cells/ml</w:t>
+      </w:r>
+    </w:p>
+    <w:p>
+      <w:pPr>
+        <w:pStyle w:val="Normal"/>
+        <w:numPr>
+          <w:ilvl w:val="1"/>
+          <w:numId w:val="1"/>
+        </w:numPr>
+        <w:bidi w:val="0"/>
+        <w:spacing w:lineRule="auto" w:line="360"/>
+        <w:jc w:val="left"/>
+        <w:rPr/>
+      </w:pPr>
+      <w:r>
+        <w:rPr>
+          <w:b w:val="false"/>
+          <w:bCs w:val="false"/>
+          <w:i w:val="false"/>
+          <w:iCs w:val="false"/>
+          <w:position w:val="0"/>
+          <w:sz w:val="24"/>
+          <w:sz w:val="24"/>
+          <w:vertAlign w:val="baseline"/>
+        </w:rPr>
+        <w:t>multiply that number by 2 (because we diluted 50ul cells in 100ul final volume, our dilution factor is 2)</w:t>
+      </w:r>
+    </w:p>
+    <w:p>
+      <w:pPr>
+        <w:pStyle w:val="Normal"/>
+        <w:numPr>
+          <w:ilvl w:val="1"/>
+          <w:numId w:val="1"/>
+        </w:numPr>
+        <w:bidi w:val="0"/>
+        <w:spacing w:lineRule="auto" w:line="360"/>
+        <w:jc w:val="left"/>
+        <w:rPr/>
+      </w:pPr>
+      <w:r>
+        <w:rPr>
+          <w:b w:val="false"/>
+          <w:bCs w:val="false"/>
+          <w:i w:val="false"/>
+          <w:iCs w:val="false"/>
+          <w:position w:val="0"/>
+          <w:sz w:val="24"/>
+          <w:sz w:val="24"/>
+          <w:vertAlign w:val="baseline"/>
+        </w:rPr>
+        <w:t xml:space="preserve">checkout this website for more information: </w:t>
+      </w:r>
+      <w:hyperlink r:id="rId3">
+        <w:r>
+          <w:rPr>
+            <w:rStyle w:val="Hyperlink"/>
+            <w:b w:val="false"/>
+            <w:bCs w:val="false"/>
+            <w:i w:val="false"/>
+            <w:iCs w:val="false"/>
+            <w:position w:val="0"/>
+            <w:sz w:val="24"/>
+            <w:sz w:val="24"/>
+            <w:vertAlign w:val="baseline"/>
+          </w:rPr>
+          <w:t>https://bitesizebio.com/13687/cell-counting-with-a-hemocytometer-easy-as-1-2-3/</w:t>
+        </w:r>
+      </w:hyperlink>
+    </w:p>
+    <w:p>
+      <w:pPr>
+        <w:pStyle w:val="Normal"/>
+        <w:numPr>
+          <w:ilvl w:val="0"/>
+          <w:numId w:val="1"/>
+        </w:numPr>
+        <w:bidi w:val="0"/>
+        <w:spacing w:lineRule="auto" w:line="360"/>
+        <w:jc w:val="left"/>
+        <w:rPr/>
+      </w:pPr>
+      <w:r>
+        <w:rPr>
+          <w:b w:val="false"/>
+          <w:bCs w:val="false"/>
+          <w:i w:val="false"/>
+          <w:iCs w:val="false"/>
+        </w:rPr>
+        <w:t xml:space="preserve">Calculate the amount of media needed to achieve a </w:t>
+      </w:r>
+      <w:r>
+        <w:rPr>
+          <w:b w:val="false"/>
+          <w:bCs w:val="false"/>
+          <w:i w:val="false"/>
+          <w:iCs w:val="false"/>
+        </w:rPr>
+        <w:t xml:space="preserve">concentration is </w:t>
+      </w:r>
+      <w:r>
+        <w:rPr>
+          <w:b w:val="false"/>
+          <w:bCs w:val="false"/>
+          <w:i w:val="false"/>
+          <w:iCs w:val="false"/>
+        </w:rPr>
+        <w:t>1</w:t>
+      </w:r>
+      <w:r>
+        <w:rPr>
+          <w:b w:val="false"/>
+          <w:bCs w:val="false"/>
+          <w:i w:val="false"/>
+          <w:iCs w:val="false"/>
+        </w:rPr>
+        <w:t>x10</w:t>
+      </w:r>
+      <w:r>
+        <w:rPr>
+          <w:b w:val="false"/>
+          <w:bCs w:val="false"/>
+          <w:i w:val="false"/>
+          <w:iCs w:val="false"/>
+          <w:vertAlign w:val="superscript"/>
+        </w:rPr>
+        <w:t>6</w:t>
+      </w:r>
+      <w:r>
+        <w:rPr>
+          <w:b w:val="false"/>
+          <w:bCs w:val="false"/>
+          <w:i w:val="false"/>
+          <w:iCs w:val="false"/>
+          <w:position w:val="0"/>
+          <w:sz w:val="24"/>
+          <w:sz w:val="24"/>
+          <w:vertAlign w:val="baseline"/>
+        </w:rPr>
+        <w:t xml:space="preserve"> cells per </w:t>
+      </w:r>
+      <w:r>
+        <w:rPr>
+          <w:b w:val="false"/>
+          <w:bCs w:val="false"/>
+          <w:i w:val="false"/>
+          <w:iCs w:val="false"/>
+          <w:position w:val="0"/>
+          <w:sz w:val="24"/>
+          <w:sz w:val="24"/>
+          <w:vertAlign w:val="baseline"/>
+        </w:rPr>
+        <w:t>ml using the following formula:</w:t>
+      </w:r>
+    </w:p>
+    <w:p>
+      <w:pPr>
+        <w:pStyle w:val="Normal"/>
+        <w:bidi w:val="0"/>
+        <w:spacing w:lineRule="auto" w:line="360"/>
+        <w:jc w:val="left"/>
+        <w:rPr>
+          <w:b w:val="false"/>
+          <w:bCs w:val="false"/>
+          <w:i w:val="false"/>
+          <w:i w:val="false"/>
+          <w:iCs w:val="false"/>
+          <w:position w:val="0"/>
+          <w:sz w:val="24"/>
+          <w:sz w:val="24"/>
+          <w:vertAlign w:val="baseline"/>
+        </w:rPr>
+      </w:pPr>
+      <w:r>
+        <w:rPr/>
+      </w:r>
+    </w:p>
+    <w:p>
+      <w:pPr>
+        <w:pStyle w:val="Normal"/>
+        <w:bidi w:val="0"/>
+        <w:spacing w:lineRule="auto" w:line="360"/>
+        <w:jc w:val="left"/>
+        <w:rPr>
+          <w:rFonts w:ascii="Lucida Sans Unicode" w:hAnsi="Lucida Sans Unicode"/>
           <w:b/>
           <w:bCs/>
-        </w:rPr>
-      </w:pPr>
-      <w:r>
-        <w:rPr>
-          <w:b w:val="false"/>
-          <w:bCs w:val="false"/>
-        </w:rPr>
-        <w:t>Vigorously brush teeth with a sterile toothbrush (using the same pressure used for normal brushing)</w:t>
+          <w:sz w:val="20"/>
+          <w:szCs w:val="20"/>
+        </w:rPr>
+      </w:pPr>
+      <w:r>
+        <w:rPr>
+          <w:rFonts w:ascii="Lucida Sans Unicode" w:hAnsi="Lucida Sans Unicode"/>
+          <w:b/>
+          <w:bCs/>
+          <w:i w:val="false"/>
+          <w:iCs w:val="false"/>
+          <w:position w:val="0"/>
+          <w:sz w:val="20"/>
+          <w:sz w:val="20"/>
+          <w:szCs w:val="20"/>
+          <w:vertAlign w:val="baseline"/>
+        </w:rPr>
+        <w:tab/>
+        <w:t>[cells/ml calculated from hemocytometer] * 2ml (from step 8) = Total # of cells collected</w:t>
+      </w:r>
+    </w:p>
+    <w:p>
+      <w:pPr>
+        <w:pStyle w:val="Normal"/>
+        <w:bidi w:val="0"/>
+        <w:spacing w:lineRule="auto" w:line="360"/>
+        <w:jc w:val="left"/>
+        <w:rPr>
+          <w:i w:val="false"/>
+          <w:i w:val="false"/>
+          <w:iCs w:val="false"/>
+          <w:position w:val="0"/>
+          <w:sz w:val="24"/>
+          <w:vertAlign w:val="baseline"/>
+        </w:rPr>
+      </w:pPr>
+      <w:r>
+        <w:rPr>
+          <w:rFonts w:ascii="Lucida Sans Unicode" w:hAnsi="Lucida Sans Unicode"/>
+          <w:b/>
+          <w:bCs/>
+          <w:sz w:val="20"/>
+          <w:szCs w:val="20"/>
+        </w:rPr>
+      </w:r>
+    </w:p>
+    <w:p>
+      <w:pPr>
+        <w:pStyle w:val="Normal"/>
+        <w:bidi w:val="0"/>
+        <w:spacing w:lineRule="auto" w:line="360"/>
+        <w:jc w:val="left"/>
+        <w:rPr>
+          <w:rFonts w:ascii="Lucida Sans Unicode" w:hAnsi="Lucida Sans Unicode"/>
+          <w:b/>
+          <w:bCs/>
+          <w:sz w:val="20"/>
+          <w:szCs w:val="20"/>
+        </w:rPr>
+      </w:pPr>
+      <w:r>
+        <w:rPr>
+          <w:rFonts w:ascii="Lucida Sans Unicode" w:hAnsi="Lucida Sans Unicode"/>
+          <w:b/>
+          <w:bCs/>
+          <w:i w:val="false"/>
+          <w:iCs w:val="false"/>
+          <w:position w:val="0"/>
+          <w:sz w:val="20"/>
+          <w:sz w:val="20"/>
+          <w:szCs w:val="20"/>
+          <w:vertAlign w:val="baseline"/>
+        </w:rPr>
+        <w:tab/>
+        <w:t>[Total # of cells collected] / [</w:t>
+      </w:r>
+      <w:r>
+        <w:rPr>
+          <w:rFonts w:ascii="Lucida Sans Unicode" w:hAnsi="Lucida Sans Unicode"/>
+          <w:b/>
+          <w:bCs/>
+          <w:i w:val="false"/>
+          <w:iCs w:val="false"/>
+          <w:position w:val="0"/>
+          <w:sz w:val="20"/>
+          <w:sz w:val="20"/>
+          <w:szCs w:val="20"/>
+          <w:vertAlign w:val="baseline"/>
+        </w:rPr>
+        <w:t>1</w:t>
+      </w:r>
+      <w:r>
+        <w:rPr>
+          <w:rFonts w:ascii="Lucida Sans Unicode" w:hAnsi="Lucida Sans Unicode"/>
+          <w:b/>
+          <w:bCs/>
+          <w:i w:val="false"/>
+          <w:iCs w:val="false"/>
+          <w:position w:val="0"/>
+          <w:sz w:val="20"/>
+          <w:sz w:val="20"/>
+          <w:szCs w:val="20"/>
+          <w:vertAlign w:val="baseline"/>
+        </w:rPr>
+        <w:t>x10</w:t>
+      </w:r>
+      <w:r>
+        <w:rPr>
+          <w:rFonts w:ascii="Lucida Sans Unicode" w:hAnsi="Lucida Sans Unicode"/>
+          <w:b/>
+          <w:bCs/>
+          <w:i w:val="false"/>
+          <w:iCs w:val="false"/>
+          <w:sz w:val="20"/>
+          <w:szCs w:val="20"/>
+          <w:vertAlign w:val="superscript"/>
+        </w:rPr>
+        <w:t>6</w:t>
+      </w:r>
+      <w:r>
+        <w:rPr>
+          <w:rFonts w:ascii="Lucida Sans Unicode" w:hAnsi="Lucida Sans Unicode"/>
+          <w:b/>
+          <w:bCs/>
+          <w:i w:val="false"/>
+          <w:iCs w:val="false"/>
+          <w:position w:val="0"/>
+          <w:sz w:val="20"/>
+          <w:sz w:val="20"/>
+          <w:szCs w:val="20"/>
+          <w:vertAlign w:val="baseline"/>
+        </w:rPr>
+        <w:t xml:space="preserve"> cells/ml] = Final volume of media required</w:t>
+      </w:r>
+    </w:p>
+    <w:p>
+      <w:pPr>
+        <w:pStyle w:val="Normal"/>
+        <w:bidi w:val="0"/>
+        <w:spacing w:lineRule="auto" w:line="360"/>
+        <w:jc w:val="left"/>
+        <w:rPr>
+          <w:i w:val="false"/>
+          <w:i w:val="false"/>
+          <w:iCs w:val="false"/>
+          <w:position w:val="0"/>
+          <w:sz w:val="24"/>
+          <w:vertAlign w:val="baseline"/>
+        </w:rPr>
+      </w:pPr>
+      <w:r>
+        <w:rPr>
+          <w:rFonts w:ascii="Lucida Sans Unicode" w:hAnsi="Lucida Sans Unicode"/>
+          <w:b/>
+          <w:bCs/>
+          <w:sz w:val="20"/>
+          <w:szCs w:val="20"/>
+        </w:rPr>
+      </w:r>
+    </w:p>
+    <w:p>
+      <w:pPr>
+        <w:pStyle w:val="Normal"/>
+        <w:bidi w:val="0"/>
+        <w:spacing w:lineRule="auto" w:line="360"/>
+        <w:jc w:val="left"/>
+        <w:rPr>
+          <w:rFonts w:ascii="Lucida Sans Unicode" w:hAnsi="Lucida Sans Unicode"/>
+          <w:b/>
+          <w:bCs/>
+          <w:sz w:val="20"/>
+          <w:szCs w:val="20"/>
+        </w:rPr>
+      </w:pPr>
+      <w:r>
+        <w:rPr>
+          <w:rFonts w:ascii="Lucida Sans Unicode" w:hAnsi="Lucida Sans Unicode"/>
+          <w:b/>
+          <w:bCs/>
+          <w:i w:val="false"/>
+          <w:iCs w:val="false"/>
+          <w:position w:val="0"/>
+          <w:sz w:val="20"/>
+          <w:sz w:val="20"/>
+          <w:szCs w:val="20"/>
+          <w:vertAlign w:val="baseline"/>
+        </w:rPr>
+        <w:tab/>
+        <w:t>[Final volume required] – 2ml (from step 8) = amount of media to add (</w:t>
+      </w:r>
+      <w:r>
+        <w:rPr>
+          <w:rFonts w:ascii="Lucida Sans Unicode" w:hAnsi="Lucida Sans Unicode"/>
+          <w:b/>
+          <w:bCs/>
+          <w:i w:val="false"/>
+          <w:iCs w:val="false"/>
+          <w:position w:val="0"/>
+          <w:sz w:val="20"/>
+          <w:sz w:val="20"/>
+          <w:szCs w:val="20"/>
+          <w:u w:val="single"/>
+          <w:vertAlign w:val="baseline"/>
+        </w:rPr>
+        <w:t xml:space="preserve">for </w:t>
+      </w:r>
+      <w:r>
+        <w:rPr>
+          <w:rFonts w:ascii="Lucida Sans Unicode" w:hAnsi="Lucida Sans Unicode"/>
+          <w:b/>
+          <w:bCs/>
+          <w:i w:val="false"/>
+          <w:iCs w:val="false"/>
+          <w:position w:val="0"/>
+          <w:sz w:val="20"/>
+          <w:sz w:val="20"/>
+          <w:szCs w:val="20"/>
+          <w:u w:val="single"/>
+          <w:vertAlign w:val="baseline"/>
+        </w:rPr>
+        <w:t>next step</w:t>
+      </w:r>
+      <w:r>
+        <w:rPr>
+          <w:rFonts w:ascii="Lucida Sans Unicode" w:hAnsi="Lucida Sans Unicode"/>
+          <w:b/>
+          <w:bCs/>
+          <w:i w:val="false"/>
+          <w:iCs w:val="false"/>
+          <w:position w:val="0"/>
+          <w:sz w:val="20"/>
+          <w:sz w:val="20"/>
+          <w:szCs w:val="20"/>
+          <w:vertAlign w:val="baseline"/>
+        </w:rPr>
+        <w:t>)</w:t>
+      </w:r>
+    </w:p>
+    <w:p>
+      <w:pPr>
+        <w:pStyle w:val="Normal"/>
+        <w:bidi w:val="0"/>
+        <w:spacing w:lineRule="auto" w:line="360"/>
+        <w:jc w:val="left"/>
+        <w:rPr>
+          <w:b w:val="false"/>
+          <w:bCs w:val="false"/>
+          <w:i w:val="false"/>
+          <w:i w:val="false"/>
+          <w:iCs w:val="false"/>
+          <w:position w:val="0"/>
+          <w:sz w:val="24"/>
+          <w:sz w:val="24"/>
+          <w:vertAlign w:val="baseline"/>
+        </w:rPr>
+      </w:pPr>
+      <w:r>
+        <w:rPr/>
       </w:r>
     </w:p>
     <w:p>
@@ -154,54 +1469,77 @@
           <w:numId w:val="1"/>
         </w:numPr>
         <w:bidi w:val="0"/>
-        <w:jc w:val="left"/>
-        <w:rPr>
-          <w:b/>
-          <w:bCs/>
-        </w:rPr>
-      </w:pPr>
-      <w:r>
-        <w:rPr>
-          <w:b w:val="false"/>
-          <w:bCs w:val="false"/>
-        </w:rPr>
-        <w:t>rinse the mouth with 15ml sterile DI water (</w:t>
-      </w:r>
-      <w:r>
-        <w:rPr>
-          <w:b w:val="false"/>
-          <w:bCs w:val="false"/>
-          <w:i/>
-          <w:iCs/>
-        </w:rPr>
-        <w:t>I would recommend using sterile saline instead</w:t>
-      </w:r>
-      <w:r>
-        <w:rPr>
-          <w:b w:val="false"/>
-          <w:bCs w:val="false"/>
-          <w:i w:val="false"/>
-          <w:iCs w:val="false"/>
-        </w:rPr>
-        <w:t>) and rinse the toothbrush with 10ml sterile DI water (</w:t>
-      </w:r>
-      <w:r>
-        <w:rPr>
-          <w:b w:val="false"/>
-          <w:bCs w:val="false"/>
-          <w:i/>
-          <w:iCs/>
-        </w:rPr>
-        <w:t>or saline</w:t>
-      </w:r>
-      <w:r>
-        <w:rPr>
-          <w:b w:val="false"/>
-          <w:bCs w:val="false"/>
-          <w:i w:val="false"/>
-          <w:iCs w:val="false"/>
-        </w:rPr>
-        <w:t>)</w:t>
+        <w:spacing w:lineRule="auto" w:line="360"/>
+        <w:jc w:val="left"/>
+        <w:rPr/>
+      </w:pPr>
+      <w:r>
+        <w:rPr>
+          <w:b w:val="false"/>
+          <w:bCs w:val="false"/>
+          <w:i w:val="false"/>
+          <w:iCs w:val="false"/>
+          <w:position w:val="0"/>
+          <w:sz w:val="24"/>
+          <w:sz w:val="24"/>
+          <w:szCs w:val="24"/>
+          <w:vertAlign w:val="baseline"/>
+        </w:rPr>
+        <w:t xml:space="preserve">add media to achieve </w:t>
+      </w:r>
+      <w:r>
+        <w:rPr>
+          <w:b w:val="false"/>
+          <w:bCs w:val="false"/>
+          <w:i w:val="false"/>
+          <w:iCs w:val="false"/>
+          <w:position w:val="0"/>
+          <w:sz w:val="24"/>
+          <w:sz w:val="24"/>
+          <w:szCs w:val="24"/>
+          <w:vertAlign w:val="baseline"/>
+        </w:rPr>
+        <w:t>1</w:t>
+      </w:r>
+      <w:r>
+        <w:rPr>
+          <w:b w:val="false"/>
+          <w:bCs w:val="false"/>
+          <w:i w:val="false"/>
+          <w:iCs w:val="false"/>
+          <w:position w:val="0"/>
+          <w:sz w:val="24"/>
+          <w:sz w:val="24"/>
+          <w:szCs w:val="24"/>
+          <w:vertAlign w:val="baseline"/>
+        </w:rPr>
+        <w:t>x10</w:t>
+      </w:r>
+      <w:r>
+        <w:rPr>
+          <w:b w:val="false"/>
+          <w:bCs w:val="false"/>
+          <w:i w:val="false"/>
+          <w:iCs w:val="false"/>
+          <w:sz w:val="24"/>
+          <w:szCs w:val="24"/>
+          <w:vertAlign w:val="superscript"/>
+        </w:rPr>
+        <w:t>6</w:t>
+      </w:r>
+      <w:r>
+        <w:rPr>
+          <w:b w:val="false"/>
+          <w:bCs w:val="false"/>
+          <w:i w:val="false"/>
+          <w:iCs w:val="false"/>
+          <w:position w:val="0"/>
+          <w:sz w:val="24"/>
+          <w:sz w:val="24"/>
+          <w:szCs w:val="24"/>
+          <w:vertAlign w:val="baseline"/>
+        </w:rPr>
+        <w:t xml:space="preserve"> cells per ml</w:t>
       </w:r>
     </w:p>
     <w:p>
@@ -212,268 +1550,51 @@
           <w:numId w:val="1"/>
         </w:numPr>
         <w:bidi w:val="0"/>
-        <w:jc w:val="left"/>
-        <w:rPr>
-          <w:b/>
-          <w:bCs/>
-        </w:rPr>
-      </w:pPr>
-      <w:r>
-        <w:rPr>
-          <w:b w:val="false"/>
-          <w:bCs w:val="false"/>
-          <w:i w:val="false"/>
-          <w:iCs w:val="false"/>
-        </w:rPr>
-        <w:t>Pool together the two rinses</w:t>
-      </w:r>
-    </w:p>
-    <w:p>
-      <w:pPr>
-        <w:pStyle w:val="Normal"/>
-        <w:numPr>
-          <w:ilvl w:val="0"/>
-          <w:numId w:val="1"/>
-        </w:numPr>
-        <w:bidi w:val="0"/>
-        <w:jc w:val="left"/>
-        <w:rPr/>
-      </w:pPr>
-      <w:r>
-        <w:rPr>
-          <w:b w:val="false"/>
-          <w:bCs w:val="false"/>
-          <w:i w:val="false"/>
-          <w:iCs w:val="false"/>
-        </w:rPr>
-        <w:t>Wait 30 minutes, and repeat steps 1-5 a second time</w:t>
-      </w:r>
-    </w:p>
-    <w:p>
-      <w:pPr>
-        <w:pStyle w:val="Normal"/>
-        <w:numPr>
-          <w:ilvl w:val="0"/>
-          <w:numId w:val="1"/>
-        </w:numPr>
-        <w:bidi w:val="0"/>
-        <w:jc w:val="left"/>
-        <w:rPr/>
-      </w:pPr>
-      <w:r>
-        <w:rPr>
-          <w:b w:val="false"/>
-          <w:bCs w:val="false"/>
-          <w:i w:val="false"/>
-          <w:iCs w:val="false"/>
-        </w:rPr>
-        <w:t>centrifuge rinses at 3000xg for 5 minutes, aspirate the supernatant (the liquid that remains up top) and wash the cell pellet by re-suspending in in 5ml PBS or sterile saline using a pipette</w:t>
-      </w:r>
-    </w:p>
-    <w:p>
-      <w:pPr>
-        <w:pStyle w:val="Normal"/>
-        <w:numPr>
-          <w:ilvl w:val="0"/>
-          <w:numId w:val="1"/>
-        </w:numPr>
-        <w:bidi w:val="0"/>
-        <w:jc w:val="left"/>
-        <w:rPr/>
-      </w:pPr>
-      <w:r>
-        <w:rPr>
-          <w:b w:val="false"/>
-          <w:bCs w:val="false"/>
-          <w:i w:val="false"/>
-          <w:iCs w:val="false"/>
-        </w:rPr>
-        <w:t>repeat step 6 for a total of 3 washes</w:t>
-      </w:r>
-    </w:p>
-    <w:p>
-      <w:pPr>
-        <w:pStyle w:val="Normal"/>
-        <w:numPr>
-          <w:ilvl w:val="0"/>
-          <w:numId w:val="1"/>
-        </w:numPr>
-        <w:bidi w:val="0"/>
-        <w:jc w:val="left"/>
-        <w:rPr/>
-      </w:pPr>
-      <w:r>
-        <w:rPr>
-          <w:b w:val="false"/>
-          <w:bCs w:val="false"/>
-          <w:i w:val="false"/>
-          <w:iCs w:val="false"/>
-        </w:rPr>
-        <w:t>after step 7, aspirate again and re-suspend in 1-2ml cell culture media</w:t>
-      </w:r>
-    </w:p>
-    <w:p>
-      <w:pPr>
-        <w:pStyle w:val="Normal"/>
-        <w:numPr>
-          <w:ilvl w:val="0"/>
-          <w:numId w:val="1"/>
-        </w:numPr>
-        <w:bidi w:val="0"/>
-        <w:jc w:val="left"/>
-        <w:rPr/>
-      </w:pPr>
-      <w:r>
-        <w:rPr>
-          <w:b w:val="false"/>
-          <w:bCs w:val="false"/>
-          <w:i w:val="false"/>
-          <w:iCs w:val="false"/>
-        </w:rPr>
-        <w:t>look at the cells in a hemocytometer and calculate the total number of living cells [</w:t>
-      </w:r>
-      <w:r>
-        <w:rPr>
-          <w:b w:val="false"/>
-          <w:bCs w:val="false"/>
-          <w:i/>
-          <w:iCs/>
-        </w:rPr>
-        <w:t>the publications reported collecting ~3x10</w:t>
-      </w:r>
-      <w:r>
-        <w:rPr>
-          <w:b w:val="false"/>
-          <w:bCs w:val="false"/>
-          <w:i/>
-          <w:iCs/>
-          <w:vertAlign w:val="superscript"/>
-        </w:rPr>
-        <w:t xml:space="preserve">6 </w:t>
-      </w:r>
-      <w:r>
-        <w:rPr>
-          <w:b w:val="false"/>
-          <w:bCs w:val="false"/>
-          <w:i/>
-          <w:iCs/>
-          <w:position w:val="0"/>
-          <w:sz w:val="24"/>
-          <w:sz w:val="24"/>
-          <w:vertAlign w:val="baseline"/>
-        </w:rPr>
-        <w:t>live cells, with only 10-20% of cells remaining viable after culturing them</w:t>
-      </w:r>
-      <w:r>
-        <w:rPr>
-          <w:b w:val="false"/>
-          <w:bCs w:val="false"/>
-          <w:i w:val="false"/>
-          <w:iCs w:val="false"/>
-          <w:position w:val="0"/>
-          <w:sz w:val="24"/>
-          <w:sz w:val="24"/>
-          <w:vertAlign w:val="baseline"/>
-        </w:rPr>
-        <w:t>]</w:t>
-      </w:r>
-    </w:p>
-    <w:p>
-      <w:pPr>
-        <w:pStyle w:val="Normal"/>
-        <w:numPr>
-          <w:ilvl w:val="0"/>
-          <w:numId w:val="1"/>
-        </w:numPr>
-        <w:bidi w:val="0"/>
-        <w:jc w:val="left"/>
-        <w:rPr/>
-      </w:pPr>
-      <w:r>
-        <w:rPr>
-          <w:b w:val="false"/>
-          <w:bCs w:val="false"/>
-          <w:i w:val="false"/>
-          <w:iCs w:val="false"/>
-        </w:rPr>
-        <w:t>add more cell media to the re-suspended cell solution until the concentration is ~7-8x10</w:t>
-      </w:r>
-      <w:r>
-        <w:rPr>
-          <w:b w:val="false"/>
-          <w:bCs w:val="false"/>
-          <w:i w:val="false"/>
-          <w:iCs w:val="false"/>
-          <w:vertAlign w:val="superscript"/>
-        </w:rPr>
-        <w:t>5</w:t>
-      </w:r>
-      <w:r>
-        <w:rPr>
-          <w:b w:val="false"/>
-          <w:bCs w:val="false"/>
-          <w:i w:val="false"/>
-          <w:iCs w:val="false"/>
-          <w:position w:val="0"/>
-          <w:sz w:val="24"/>
-          <w:sz w:val="24"/>
-          <w:vertAlign w:val="baseline"/>
-        </w:rPr>
-        <w:t xml:space="preserve"> cells per ml [</w:t>
-      </w:r>
-      <w:r>
-        <w:rPr>
-          <w:b w:val="false"/>
-          <w:bCs w:val="false"/>
-          <w:i/>
-          <w:iCs/>
-          <w:position w:val="0"/>
-          <w:sz w:val="24"/>
-          <w:sz w:val="24"/>
-          <w:vertAlign w:val="baseline"/>
-        </w:rPr>
-        <w:t>we might be able to use slightly more or less than this number, but too few cells might decrease cell viability. It’s important that we are consistent between experiments!</w:t>
-      </w:r>
-      <w:r>
-        <w:rPr>
-          <w:b w:val="false"/>
-          <w:bCs w:val="false"/>
-          <w:i w:val="false"/>
-          <w:iCs w:val="false"/>
-          <w:position w:val="0"/>
-          <w:sz w:val="28"/>
-          <w:sz w:val="28"/>
-          <w:vertAlign w:val="baseline"/>
-        </w:rPr>
-        <w:t>]</w:t>
-      </w:r>
-    </w:p>
-    <w:p>
-      <w:pPr>
-        <w:pStyle w:val="Normal"/>
-        <w:numPr>
-          <w:ilvl w:val="0"/>
-          <w:numId w:val="1"/>
-        </w:numPr>
-        <w:bidi w:val="0"/>
-        <w:jc w:val="left"/>
-        <w:rPr>
-          <w:sz w:val="24"/>
-        </w:rPr>
-      </w:pPr>
-      <w:r>
-        <w:rPr>
-          <w:b w:val="false"/>
-          <w:bCs w:val="false"/>
-          <w:i w:val="false"/>
-          <w:iCs w:val="false"/>
-          <w:position w:val="0"/>
-          <w:sz w:val="24"/>
-          <w:sz w:val="24"/>
-          <w:szCs w:val="24"/>
-          <w:vertAlign w:val="baseline"/>
-        </w:rPr>
-        <w:t>Culture the cells for 2-24 hours at 37</w:t>
+        <w:spacing w:lineRule="auto" w:line="360"/>
+        <w:jc w:val="left"/>
+        <w:rPr/>
+      </w:pPr>
+      <w:r>
+        <w:rPr>
+          <w:b w:val="false"/>
+          <w:bCs w:val="false"/>
+          <w:i w:val="false"/>
+          <w:iCs w:val="false"/>
+          <w:position w:val="0"/>
+          <w:sz w:val="24"/>
+          <w:sz w:val="24"/>
+          <w:szCs w:val="24"/>
+          <w:vertAlign w:val="baseline"/>
+        </w:rPr>
+        <w:t xml:space="preserve">Culture the cells </w:t>
+      </w:r>
+      <w:r>
+        <w:rPr>
+          <w:b w:val="false"/>
+          <w:bCs w:val="false"/>
+          <w:i w:val="false"/>
+          <w:iCs w:val="false"/>
+          <w:position w:val="0"/>
+          <w:sz w:val="24"/>
+          <w:sz w:val="24"/>
+          <w:szCs w:val="24"/>
+          <w:vertAlign w:val="baseline"/>
+        </w:rPr>
+        <w:t>overnight in a shaker at</w:t>
+      </w:r>
+      <w:r>
+        <w:rPr>
+          <w:b w:val="false"/>
+          <w:bCs w:val="false"/>
+          <w:i w:val="false"/>
+          <w:iCs w:val="false"/>
+          <w:position w:val="0"/>
+          <w:sz w:val="24"/>
+          <w:sz w:val="24"/>
+          <w:szCs w:val="24"/>
+          <w:vertAlign w:val="baseline"/>
+        </w:rPr>
+        <w:t xml:space="preserve"> 37</w:t>
       </w:r>
       <w:r>
         <w:rPr>
@@ -506,7 +1627,123 @@
           <w:szCs w:val="24"/>
           <w:vertAlign w:val="baseline"/>
         </w:rPr>
-        <w:t xml:space="preserve"> C (in a shaker), depending on your schedule [</w:t>
+        <w:t xml:space="preserve"> C </w:t>
+      </w:r>
+      <w:r>
+        <w:rPr>
+          <w:b w:val="false"/>
+          <w:bCs w:val="false"/>
+          <w:i w:val="false"/>
+          <w:iCs w:val="false"/>
+          <w:position w:val="0"/>
+          <w:sz w:val="24"/>
+          <w:sz w:val="24"/>
+          <w:szCs w:val="24"/>
+          <w:vertAlign w:val="baseline"/>
+        </w:rPr>
+        <w:t>@ 225rpm</w:t>
+      </w:r>
+    </w:p>
+    <w:p>
+      <w:pPr>
+        <w:pStyle w:val="Normal"/>
+        <w:bidi w:val="0"/>
+        <w:spacing w:lineRule="auto" w:line="360"/>
+        <w:jc w:val="left"/>
+        <w:rPr>
+          <w:b w:val="false"/>
+          <w:bCs w:val="false"/>
+          <w:i w:val="false"/>
+          <w:i w:val="false"/>
+          <w:iCs w:val="false"/>
+          <w:position w:val="0"/>
+          <w:sz w:val="24"/>
+          <w:sz w:val="24"/>
+          <w:vertAlign w:val="baseline"/>
+        </w:rPr>
+      </w:pPr>
+      <w:r>
+        <w:rPr>
+          <w:b w:val="false"/>
+          <w:bCs w:val="false"/>
+          <w:i w:val="false"/>
+          <w:iCs w:val="false"/>
+          <w:position w:val="0"/>
+          <w:sz w:val="24"/>
+          <w:sz w:val="24"/>
+          <w:vertAlign w:val="baseline"/>
+        </w:rPr>
+      </w:r>
+      <w:r>
+        <w:br w:type="page"/>
+      </w:r>
+    </w:p>
+    <w:p>
+      <w:pPr>
+        <w:pStyle w:val="Normal"/>
+        <w:bidi w:val="0"/>
+        <w:spacing w:lineRule="auto" w:line="360"/>
+        <w:jc w:val="left"/>
+        <w:rPr>
+          <w:b w:val="false"/>
+          <w:bCs w:val="false"/>
+          <w:i w:val="false"/>
+          <w:i w:val="false"/>
+          <w:iCs w:val="false"/>
+          <w:position w:val="0"/>
+          <w:sz w:val="24"/>
+          <w:sz w:val="24"/>
+          <w:vertAlign w:val="baseline"/>
+        </w:rPr>
+      </w:pPr>
+      <w:r>
+        <w:rPr>
+          <w:b w:val="false"/>
+          <w:bCs w:val="false"/>
+          <w:i w:val="false"/>
+          <w:iCs w:val="false"/>
+          <w:position w:val="0"/>
+          <w:sz w:val="24"/>
+          <w:sz w:val="24"/>
+          <w:vertAlign w:val="baseline"/>
+        </w:rPr>
+      </w:r>
+    </w:p>
+    <w:p>
+      <w:pPr>
+        <w:pStyle w:val="Normal"/>
+        <w:bidi w:val="0"/>
+        <w:spacing w:lineRule="auto" w:line="360"/>
+        <w:jc w:val="left"/>
+        <w:rPr/>
+      </w:pPr>
+      <w:r>
+        <w:rPr>
+          <w:b/>
+          <w:bCs/>
+          <w:i w:val="false"/>
+          <w:iCs w:val="false"/>
+          <w:position w:val="0"/>
+          <w:sz w:val="24"/>
+          <w:sz w:val="24"/>
+          <w:szCs w:val="24"/>
+          <w:vertAlign w:val="baseline"/>
+        </w:rPr>
+        <w:t xml:space="preserve">Day 2. </w:t>
+      </w:r>
+      <w:r>
+        <w:rPr>
+          <w:b/>
+          <w:bCs/>
+          <w:i w:val="false"/>
+          <w:iCs w:val="false"/>
+          <w:position w:val="0"/>
+          <w:sz w:val="24"/>
+          <w:sz w:val="24"/>
+          <w:szCs w:val="24"/>
+          <w:vertAlign w:val="baseline"/>
+        </w:rPr>
+        <w:t xml:space="preserve">H2O2 + polyphenol treatment </w:t>
       </w:r>
       <w:r>
         <w:rPr>
@@ -520,78 +1757,559 @@
           <w:szCs w:val="24"/>
           <w:vertAlign w:val="baseline"/>
         </w:rPr>
-        <w:t>just keep it consistent!</w:t>
-      </w:r>
-      <w:r>
-        <w:rPr>
-          <w:b w:val="false"/>
-          <w:bCs w:val="false"/>
-          <w:i w:val="false"/>
-          <w:iCs w:val="false"/>
-          <w:position w:val="0"/>
-          <w:sz w:val="24"/>
-          <w:sz w:val="24"/>
-          <w:szCs w:val="24"/>
-          <w:vertAlign w:val="baseline"/>
-        </w:rPr>
-        <w:t>]</w:t>
-      </w:r>
-    </w:p>
-    <w:p>
-      <w:pPr>
-        <w:pStyle w:val="Normal"/>
-        <w:bidi w:val="0"/>
-        <w:jc w:val="left"/>
-        <w:rPr>
-          <w:b w:val="false"/>
-          <w:bCs w:val="false"/>
-          <w:i w:val="false"/>
-          <w:i w:val="false"/>
-          <w:iCs w:val="false"/>
-          <w:position w:val="0"/>
-          <w:sz w:val="24"/>
-          <w:sz w:val="24"/>
-          <w:vertAlign w:val="baseline"/>
-        </w:rPr>
-      </w:pPr>
-      <w:r>
-        <w:rPr>
-          <w:b w:val="false"/>
-          <w:bCs w:val="false"/>
-          <w:i w:val="false"/>
-          <w:iCs w:val="false"/>
-          <w:position w:val="0"/>
-          <w:sz w:val="24"/>
-          <w:sz w:val="24"/>
-          <w:vertAlign w:val="baseline"/>
-        </w:rPr>
-      </w:r>
-    </w:p>
-    <w:p>
-      <w:pPr>
-        <w:pStyle w:val="Normal"/>
-        <w:bidi w:val="0"/>
-        <w:jc w:val="left"/>
+        <w:t>~45 minutes</w:t>
+      </w:r>
+    </w:p>
+    <w:p>
+      <w:pPr>
+        <w:pStyle w:val="Normal"/>
+        <w:bidi w:val="0"/>
+        <w:spacing w:lineRule="auto" w:line="360"/>
+        <w:jc w:val="left"/>
+        <w:rPr/>
+      </w:pPr>
+      <w:r>
+        <w:rPr>
+          <w:b w:val="false"/>
+          <w:bCs w:val="false"/>
+          <w:i/>
+          <w:iCs/>
+          <w:position w:val="0"/>
+          <w:sz w:val="24"/>
+          <w:sz w:val="24"/>
+          <w:szCs w:val="24"/>
+          <w:vertAlign w:val="baseline"/>
+        </w:rPr>
+        <w:t>-required:</w:t>
+      </w:r>
+    </w:p>
+    <w:p>
+      <w:pPr>
+        <w:pStyle w:val="Normal"/>
+        <w:bidi w:val="0"/>
+        <w:spacing w:lineRule="auto" w:line="360"/>
+        <w:jc w:val="left"/>
+        <w:rPr/>
+      </w:pPr>
+      <w:r>
+        <w:rPr>
+          <w:b w:val="false"/>
+          <w:bCs w:val="false"/>
+          <w:i/>
+          <w:iCs/>
+          <w:position w:val="0"/>
+          <w:sz w:val="24"/>
+          <w:sz w:val="24"/>
+          <w:szCs w:val="24"/>
+          <w:vertAlign w:val="baseline"/>
+        </w:rPr>
+        <w:tab/>
+        <w:t xml:space="preserve">- 5-10ml </w:t>
+      </w:r>
+      <w:r>
         <w:rPr>
           <w:b/>
           <w:bCs/>
-          <w:sz w:val="24"/>
-          <w:szCs w:val="24"/>
-        </w:rPr>
-      </w:pPr>
-      <w:r>
+          <w:i/>
+          <w:iCs/>
+          <w:position w:val="0"/>
+          <w:sz w:val="24"/>
+          <w:sz w:val="24"/>
+          <w:szCs w:val="24"/>
+          <w:vertAlign w:val="baseline"/>
+        </w:rPr>
+        <w:t xml:space="preserve">warm </w:t>
+      </w:r>
+      <w:r>
+        <w:rPr>
+          <w:b w:val="false"/>
+          <w:bCs w:val="false"/>
+          <w:i/>
+          <w:iCs/>
+          <w:position w:val="0"/>
+          <w:sz w:val="24"/>
+          <w:sz w:val="24"/>
+          <w:szCs w:val="24"/>
+          <w:vertAlign w:val="baseline"/>
+        </w:rPr>
+        <w:t>DMEM + 10% FBS + 1% penecillin-streptomycin (“cell culture media”)</w:t>
+      </w:r>
+    </w:p>
+    <w:p>
+      <w:pPr>
+        <w:pStyle w:val="Normal"/>
+        <w:bidi w:val="0"/>
+        <w:spacing w:lineRule="auto" w:line="360"/>
+        <w:jc w:val="left"/>
+        <w:rPr/>
+      </w:pPr>
+      <w:r>
+        <w:rPr>
+          <w:b w:val="false"/>
+          <w:bCs w:val="false"/>
+          <w:i/>
+          <w:iCs/>
+          <w:position w:val="0"/>
+          <w:sz w:val="24"/>
+          <w:sz w:val="24"/>
+          <w:szCs w:val="24"/>
+          <w:vertAlign w:val="baseline"/>
+        </w:rPr>
+        <w:tab/>
+        <w:t>- ~1ml sterile saline</w:t>
+      </w:r>
+    </w:p>
+    <w:p>
+      <w:pPr>
+        <w:pStyle w:val="Normal"/>
+        <w:bidi w:val="0"/>
+        <w:spacing w:lineRule="auto" w:line="360"/>
+        <w:jc w:val="left"/>
+        <w:rPr/>
+      </w:pPr>
+      <w:r>
+        <w:rPr>
+          <w:b w:val="false"/>
+          <w:bCs w:val="false"/>
+          <w:i/>
+          <w:iCs/>
+          <w:position w:val="0"/>
+          <w:sz w:val="24"/>
+          <w:sz w:val="24"/>
+          <w:szCs w:val="24"/>
+          <w:vertAlign w:val="baseline"/>
+        </w:rPr>
+        <w:tab/>
+        <w:t>- 4x 15ml eppendorf tubes</w:t>
+      </w:r>
+    </w:p>
+    <w:p>
+      <w:pPr>
+        <w:pStyle w:val="Normal"/>
+        <w:bidi w:val="0"/>
+        <w:spacing w:lineRule="auto" w:line="360"/>
+        <w:jc w:val="left"/>
+        <w:rPr/>
+      </w:pPr>
+      <w:r>
+        <w:rPr>
+          <w:b w:val="false"/>
+          <w:bCs w:val="false"/>
+          <w:i/>
+          <w:iCs/>
+          <w:position w:val="0"/>
+          <w:sz w:val="24"/>
+          <w:sz w:val="24"/>
+          <w:szCs w:val="24"/>
+          <w:vertAlign w:val="baseline"/>
+        </w:rPr>
+        <w:tab/>
+        <w:t>- Hydrogen peroxide</w:t>
+      </w:r>
+    </w:p>
+    <w:p>
+      <w:pPr>
+        <w:pStyle w:val="Normal"/>
+        <w:bidi w:val="0"/>
+        <w:spacing w:lineRule="auto" w:line="360"/>
+        <w:jc w:val="left"/>
+        <w:rPr/>
+      </w:pPr>
+      <w:r>
+        <w:rPr>
+          <w:b w:val="false"/>
+          <w:bCs w:val="false"/>
+          <w:i/>
+          <w:iCs/>
+          <w:position w:val="0"/>
+          <w:sz w:val="24"/>
+          <w:sz w:val="24"/>
+          <w:szCs w:val="24"/>
+          <w:vertAlign w:val="baseline"/>
+        </w:rPr>
+        <w:tab/>
+        <w:t>- rosemary extract</w:t>
+      </w:r>
+    </w:p>
+    <w:p>
+      <w:pPr>
+        <w:pStyle w:val="Normal"/>
+        <w:bidi w:val="0"/>
+        <w:spacing w:lineRule="auto" w:line="360"/>
+        <w:jc w:val="left"/>
+        <w:rPr/>
+      </w:pPr>
+      <w:r>
+        <w:rPr>
+          <w:b w:val="false"/>
+          <w:bCs w:val="false"/>
+          <w:i/>
+          <w:iCs/>
+          <w:position w:val="0"/>
+          <w:sz w:val="24"/>
+          <w:sz w:val="24"/>
+          <w:szCs w:val="24"/>
+          <w:vertAlign w:val="baseline"/>
+        </w:rPr>
+        <w:tab/>
+        <w:t>- various pipettes</w:t>
+      </w:r>
+    </w:p>
+    <w:p>
+      <w:pPr>
+        <w:pStyle w:val="Normal"/>
+        <w:bidi w:val="0"/>
+        <w:spacing w:lineRule="auto" w:line="360"/>
+        <w:jc w:val="left"/>
+        <w:rPr/>
+      </w:pPr>
+      <w:r>
+        <w:rPr/>
+      </w:r>
+    </w:p>
+    <w:p>
+      <w:pPr>
+        <w:pStyle w:val="Normal"/>
+        <w:numPr>
+          <w:ilvl w:val="0"/>
+          <w:numId w:val="2"/>
+        </w:numPr>
+        <w:bidi w:val="0"/>
+        <w:spacing w:lineRule="auto" w:line="360"/>
+        <w:jc w:val="left"/>
+        <w:rPr/>
+      </w:pPr>
+      <w:r>
+        <w:rPr>
+          <w:b w:val="false"/>
+          <w:bCs w:val="false"/>
+          <w:i w:val="false"/>
+          <w:iCs w:val="false"/>
+          <w:position w:val="0"/>
+          <w:sz w:val="24"/>
+          <w:sz w:val="24"/>
+          <w:szCs w:val="24"/>
+          <w:vertAlign w:val="baseline"/>
+        </w:rPr>
+        <w:t>Centrifuge cells at 3000xg for 5 minutes, resuspend in the same [Final volume] of cell culture media calculated the day before</w:t>
+      </w:r>
+    </w:p>
+    <w:p>
+      <w:pPr>
+        <w:pStyle w:val="Normal"/>
+        <w:numPr>
+          <w:ilvl w:val="0"/>
+          <w:numId w:val="2"/>
+        </w:numPr>
+        <w:bidi w:val="0"/>
+        <w:spacing w:lineRule="auto" w:line="360"/>
+        <w:jc w:val="left"/>
+        <w:rPr/>
+      </w:pPr>
+      <w:r>
+        <w:rPr>
+          <w:b w:val="false"/>
+          <w:bCs w:val="false"/>
+          <w:i w:val="false"/>
+          <w:iCs w:val="false"/>
+          <w:position w:val="0"/>
+          <w:sz w:val="24"/>
+          <w:sz w:val="24"/>
+          <w:szCs w:val="24"/>
+          <w:vertAlign w:val="baseline"/>
+        </w:rPr>
+        <w:t>allocate 4 equal volumes of cell culture into 15ml eppendorf tubes</w:t>
+      </w:r>
+    </w:p>
+    <w:p>
+      <w:pPr>
+        <w:pStyle w:val="Normal"/>
+        <w:numPr>
+          <w:ilvl w:val="0"/>
+          <w:numId w:val="2"/>
+        </w:numPr>
+        <w:bidi w:val="0"/>
+        <w:spacing w:lineRule="auto" w:line="360"/>
+        <w:jc w:val="left"/>
+        <w:rPr/>
+      </w:pPr>
+      <w:r>
+        <w:rPr>
+          <w:b w:val="false"/>
+          <w:bCs w:val="false"/>
+          <w:i w:val="false"/>
+          <w:iCs w:val="false"/>
+          <w:position w:val="0"/>
+          <w:sz w:val="24"/>
+          <w:sz w:val="24"/>
+          <w:szCs w:val="24"/>
+          <w:vertAlign w:val="baseline"/>
+        </w:rPr>
+        <w:t>There will be the following treatments: H2O2 only, Rosemary Extract (RE) only, H2O2 and RE, and one left untreated</w:t>
+      </w:r>
+    </w:p>
+    <w:p>
+      <w:pPr>
+        <w:pStyle w:val="Normal"/>
+        <w:numPr>
+          <w:ilvl w:val="0"/>
+          <w:numId w:val="2"/>
+        </w:numPr>
+        <w:bidi w:val="0"/>
+        <w:spacing w:lineRule="auto" w:line="360"/>
+        <w:jc w:val="left"/>
+        <w:rPr/>
+      </w:pPr>
+      <w:r>
+        <w:rPr>
+          <w:b w:val="false"/>
+          <w:bCs w:val="false"/>
+          <w:i w:val="false"/>
+          <w:iCs w:val="false"/>
+          <w:position w:val="0"/>
+          <w:sz w:val="24"/>
+          <w:sz w:val="24"/>
+          <w:szCs w:val="24"/>
+          <w:vertAlign w:val="baseline"/>
+        </w:rPr>
+        <w:t>Treat the H2O2 only and the H2O2+RE tubes with H2O2 (final concentration of 0.3% H2O2) for 10 minutes in 37</w:t>
+      </w:r>
+      <w:r>
+        <w:rPr>
+          <w:rFonts w:ascii="Google Sans;Arial;sans-serif" w:hAnsi="Google Sans;Arial;sans-serif"/>
+          <w:b w:val="false"/>
+          <w:bCs w:val="false"/>
+          <w:i w:val="false"/>
+          <w:iCs w:val="false"/>
+          <w:caps w:val="false"/>
+          <w:smallCaps w:val="false"/>
+          <w:color w:val="1F1F1F"/>
+          <w:spacing w:val="0"/>
+          <w:position w:val="0"/>
+          <w:sz w:val="24"/>
+          <w:sz w:val="24"/>
+          <w:szCs w:val="24"/>
+          <w:vertAlign w:val="baseline"/>
+        </w:rPr>
+        <w:t>°</w:t>
+      </w:r>
+      <w:r>
+        <w:rPr>
+          <w:b w:val="false"/>
+          <w:bCs w:val="false"/>
+          <w:i w:val="false"/>
+          <w:iCs w:val="false"/>
+          <w:position w:val="0"/>
+          <w:sz w:val="24"/>
+          <w:sz w:val="24"/>
+          <w:szCs w:val="24"/>
+          <w:vertAlign w:val="baseline"/>
+        </w:rPr>
+        <w:t xml:space="preserve"> C shaker @ 225rpm</w:t>
+      </w:r>
+    </w:p>
+    <w:p>
+      <w:pPr>
+        <w:pStyle w:val="Normal"/>
+        <w:numPr>
+          <w:ilvl w:val="0"/>
+          <w:numId w:val="2"/>
+        </w:numPr>
+        <w:bidi w:val="0"/>
+        <w:spacing w:lineRule="auto" w:line="360"/>
+        <w:jc w:val="left"/>
+        <w:rPr/>
+      </w:pPr>
+      <w:r>
+        <w:rPr>
+          <w:b w:val="false"/>
+          <w:bCs w:val="false"/>
+          <w:i w:val="false"/>
+          <w:iCs w:val="false"/>
+          <w:position w:val="0"/>
+          <w:sz w:val="24"/>
+          <w:sz w:val="24"/>
+          <w:szCs w:val="24"/>
+          <w:vertAlign w:val="baseline"/>
+        </w:rPr>
+        <w:t>Centrifuge all 4 tubes  at 3000xg for 5 minutes, resuspend in cell culture media</w:t>
+      </w:r>
+    </w:p>
+    <w:p>
+      <w:pPr>
+        <w:pStyle w:val="Normal"/>
+        <w:numPr>
+          <w:ilvl w:val="0"/>
+          <w:numId w:val="2"/>
+        </w:numPr>
+        <w:bidi w:val="0"/>
+        <w:spacing w:lineRule="auto" w:line="360"/>
+        <w:jc w:val="left"/>
+        <w:rPr/>
+      </w:pPr>
+      <w:r>
+        <w:rPr>
+          <w:b w:val="false"/>
+          <w:bCs w:val="false"/>
+          <w:i w:val="false"/>
+          <w:iCs w:val="false"/>
+          <w:position w:val="0"/>
+          <w:sz w:val="24"/>
+          <w:sz w:val="24"/>
+          <w:szCs w:val="24"/>
+          <w:vertAlign w:val="baseline"/>
+        </w:rPr>
+        <w:t xml:space="preserve">Dilute </w:t>
+      </w:r>
+      <w:r>
+        <w:rPr>
+          <w:b w:val="false"/>
+          <w:bCs w:val="false"/>
+          <w:i w:val="false"/>
+          <w:iCs w:val="false"/>
+          <w:position w:val="0"/>
+          <w:sz w:val="24"/>
+          <w:sz w:val="24"/>
+          <w:szCs w:val="24"/>
+          <w:vertAlign w:val="baseline"/>
+        </w:rPr>
+        <w:t>100ul rosemary extract in 900ul sterile saline (1:10 dilute)</w:t>
+      </w:r>
+    </w:p>
+    <w:p>
+      <w:pPr>
+        <w:pStyle w:val="Normal"/>
+        <w:numPr>
+          <w:ilvl w:val="0"/>
+          <w:numId w:val="2"/>
+        </w:numPr>
+        <w:bidi w:val="0"/>
+        <w:spacing w:lineRule="auto" w:line="360"/>
+        <w:jc w:val="left"/>
+        <w:rPr/>
+      </w:pPr>
+      <w:r>
+        <w:rPr>
+          <w:b w:val="false"/>
+          <w:bCs w:val="false"/>
+          <w:i w:val="false"/>
+          <w:iCs w:val="false"/>
+          <w:position w:val="0"/>
+          <w:sz w:val="24"/>
+          <w:sz w:val="24"/>
+          <w:szCs w:val="24"/>
+          <w:vertAlign w:val="baseline"/>
+        </w:rPr>
+        <w:t xml:space="preserve">Treat the RE only and H2O2+RE tubes with a 1:100 </w:t>
+      </w:r>
+      <w:r>
+        <w:rPr>
+          <w:b w:val="false"/>
+          <w:bCs w:val="false"/>
+          <w:i w:val="false"/>
+          <w:iCs w:val="false"/>
+          <w:position w:val="0"/>
+          <w:sz w:val="24"/>
+          <w:sz w:val="24"/>
+          <w:szCs w:val="24"/>
+          <w:vertAlign w:val="baseline"/>
+        </w:rPr>
+        <w:t>ratio</w:t>
+      </w:r>
+      <w:r>
+        <w:rPr>
+          <w:b w:val="false"/>
+          <w:bCs w:val="false"/>
+          <w:i w:val="false"/>
+          <w:iCs w:val="false"/>
+          <w:position w:val="0"/>
+          <w:sz w:val="24"/>
+          <w:sz w:val="24"/>
+          <w:szCs w:val="24"/>
+          <w:vertAlign w:val="baseline"/>
+        </w:rPr>
+        <w:t xml:space="preserve"> of </w:t>
+      </w:r>
+      <w:r>
+        <w:rPr>
+          <w:b w:val="false"/>
+          <w:bCs w:val="false"/>
+          <w:i w:val="false"/>
+          <w:iCs w:val="false"/>
+          <w:position w:val="0"/>
+          <w:sz w:val="24"/>
+          <w:sz w:val="24"/>
+          <w:szCs w:val="24"/>
+          <w:vertAlign w:val="baseline"/>
+        </w:rPr>
+        <w:t xml:space="preserve">diluted </w:t>
+      </w:r>
+      <w:r>
+        <w:rPr>
+          <w:b w:val="false"/>
+          <w:bCs w:val="false"/>
+          <w:i w:val="false"/>
+          <w:iCs w:val="false"/>
+          <w:position w:val="0"/>
+          <w:sz w:val="24"/>
+          <w:sz w:val="24"/>
+          <w:szCs w:val="24"/>
+          <w:vertAlign w:val="baseline"/>
+        </w:rPr>
+        <w:t xml:space="preserve">rosemary extract (i.e. if the cell culture volume is </w:t>
+      </w:r>
+      <w:r>
+        <w:rPr>
+          <w:b w:val="false"/>
+          <w:bCs w:val="false"/>
+          <w:i w:val="false"/>
+          <w:iCs w:val="false"/>
+          <w:position w:val="0"/>
+          <w:sz w:val="24"/>
+          <w:sz w:val="24"/>
+          <w:szCs w:val="24"/>
+          <w:vertAlign w:val="baseline"/>
+        </w:rPr>
+        <w:t>500ul, treat with 5ul diluted RE)</w:t>
+      </w:r>
+    </w:p>
+    <w:p>
+      <w:pPr>
+        <w:pStyle w:val="Normal"/>
+        <w:numPr>
+          <w:ilvl w:val="0"/>
+          <w:numId w:val="0"/>
+        </w:numPr>
+        <w:bidi w:val="0"/>
+        <w:spacing w:lineRule="auto" w:line="360"/>
+        <w:ind w:hanging="0" w:left="1080"/>
+        <w:jc w:val="left"/>
         <w:rPr>
           <w:b/>
           <w:bCs/>
-          <w:i w:val="false"/>
-          <w:iCs w:val="false"/>
-          <w:position w:val="0"/>
-          <w:sz w:val="24"/>
-          <w:sz w:val="24"/>
-          <w:szCs w:val="24"/>
-          <w:vertAlign w:val="baseline"/>
-        </w:rPr>
-        <w:t>H2O2 + polyphenol treatment</w:t>
+        </w:rPr>
+      </w:pPr>
+      <w:r>
+        <w:rPr>
+          <w:b/>
+          <w:bCs/>
+        </w:rPr>
+        <w:t xml:space="preserve">NOTE: </w:t>
+      </w:r>
+      <w:r>
+        <w:rPr>
+          <w:b w:val="false"/>
+          <w:bCs w:val="false"/>
+        </w:rPr>
+        <w:t xml:space="preserve">1:10 dilution followed by a 1:100 dilution makes a </w:t>
+      </w:r>
+      <w:r>
+        <w:rPr>
+          <w:b w:val="false"/>
+          <w:bCs w:val="false"/>
+          <w:u w:val="single"/>
+        </w:rPr>
+        <w:t>final dilution of 1:1000</w:t>
       </w:r>
     </w:p>
     <w:p>
@@ -602,27 +2320,144 @@
           <w:numId w:val="2"/>
         </w:numPr>
         <w:bidi w:val="0"/>
+        <w:spacing w:lineRule="auto" w:line="360"/>
+        <w:jc w:val="left"/>
+        <w:rPr/>
+      </w:pPr>
+      <w:r>
+        <w:rPr>
+          <w:b w:val="false"/>
+          <w:bCs w:val="false"/>
+          <w:i w:val="false"/>
+          <w:iCs w:val="false"/>
+          <w:position w:val="0"/>
+          <w:sz w:val="24"/>
+          <w:sz w:val="24"/>
+          <w:szCs w:val="24"/>
+          <w:vertAlign w:val="baseline"/>
+        </w:rPr>
+        <w:t xml:space="preserve">Culture the cells </w:t>
+      </w:r>
+      <w:r>
+        <w:rPr>
+          <w:b w:val="false"/>
+          <w:bCs w:val="false"/>
+          <w:i w:val="false"/>
+          <w:iCs w:val="false"/>
+          <w:position w:val="0"/>
+          <w:sz w:val="24"/>
+          <w:sz w:val="24"/>
+          <w:szCs w:val="24"/>
+          <w:vertAlign w:val="baseline"/>
+        </w:rPr>
+        <w:t>overnight in a shaker at</w:t>
+      </w:r>
+      <w:r>
+        <w:rPr>
+          <w:b w:val="false"/>
+          <w:bCs w:val="false"/>
+          <w:i w:val="false"/>
+          <w:iCs w:val="false"/>
+          <w:position w:val="0"/>
+          <w:sz w:val="24"/>
+          <w:sz w:val="24"/>
+          <w:szCs w:val="24"/>
+          <w:vertAlign w:val="baseline"/>
+        </w:rPr>
+        <w:t xml:space="preserve"> 37</w:t>
+      </w:r>
+      <w:r>
+        <w:rPr>
+          <w:rFonts w:ascii="Google Sans;Arial;sans-serif" w:hAnsi="Google Sans;Arial;sans-serif"/>
+          <w:b w:val="false"/>
+          <w:bCs w:val="false"/>
+          <w:i w:val="false"/>
+          <w:iCs w:val="false"/>
+          <w:caps w:val="false"/>
+          <w:smallCaps w:val="false"/>
+          <w:color w:val="1F1F1F"/>
+          <w:spacing w:val="0"/>
+          <w:position w:val="0"/>
+          <w:sz w:val="24"/>
+          <w:sz w:val="24"/>
+          <w:szCs w:val="24"/>
+          <w:vertAlign w:val="baseline"/>
+        </w:rPr>
+        <w:t>°</w:t>
+      </w:r>
+      <w:r>
+        <w:rPr>
+          <w:b w:val="false"/>
+          <w:bCs w:val="false"/>
+          <w:i w:val="false"/>
+          <w:iCs w:val="false"/>
+          <w:position w:val="0"/>
+          <w:sz w:val="24"/>
+          <w:sz w:val="24"/>
+          <w:szCs w:val="24"/>
+          <w:vertAlign w:val="baseline"/>
+        </w:rPr>
+        <w:t xml:space="preserve"> C </w:t>
+      </w:r>
+      <w:r>
+        <w:rPr>
+          <w:b w:val="false"/>
+          <w:bCs w:val="false"/>
+          <w:i w:val="false"/>
+          <w:iCs w:val="false"/>
+          <w:position w:val="0"/>
+          <w:sz w:val="24"/>
+          <w:sz w:val="24"/>
+          <w:szCs w:val="24"/>
+          <w:vertAlign w:val="baseline"/>
+        </w:rPr>
+        <w:t>@ 225rpm</w:t>
+      </w:r>
+    </w:p>
+    <w:p>
+      <w:pPr>
+        <w:pStyle w:val="Normal"/>
+        <w:bidi w:val="0"/>
+        <w:spacing w:lineRule="auto" w:line="360"/>
+        <w:jc w:val="left"/>
+        <w:rPr/>
+      </w:pPr>
+      <w:r>
+        <w:rPr/>
+      </w:r>
+      <w:r>
+        <w:br w:type="page"/>
+      </w:r>
+    </w:p>
+    <w:p>
+      <w:pPr>
+        <w:pStyle w:val="Normal"/>
+        <w:bidi w:val="0"/>
+        <w:spacing w:lineRule="auto" w:line="360"/>
+        <w:jc w:val="left"/>
+        <w:rPr/>
+      </w:pPr>
+      <w:r>
+        <w:rPr/>
+      </w:r>
+    </w:p>
+    <w:p>
+      <w:pPr>
+        <w:pStyle w:val="Normal"/>
+        <w:bidi w:val="0"/>
+        <w:spacing w:lineRule="auto" w:line="360"/>
         <w:jc w:val="left"/>
         <w:rPr>
           <w:b/>
           <w:bCs/>
-          <w:sz w:val="24"/>
-          <w:szCs w:val="24"/>
-        </w:rPr>
-      </w:pPr>
-      <w:r>
-        <w:rPr>
-          <w:b w:val="false"/>
-          <w:bCs w:val="false"/>
-          <w:i w:val="false"/>
-          <w:iCs w:val="false"/>
-          <w:position w:val="0"/>
-          <w:sz w:val="24"/>
-          <w:sz w:val="24"/>
-          <w:szCs w:val="24"/>
-          <w:vertAlign w:val="baseline"/>
-        </w:rPr>
-        <w:t>The cited paper treated cells with 1%, 5%, and 15% H2O2 for 2 hours, then centrifuged the cells, removed the H2O2-treated media, and cultured the cells for 18 hours in fresh media [</w:t>
+        </w:rPr>
+      </w:pPr>
+      <w:r>
+        <w:rPr>
+          <w:b/>
+          <w:bCs/>
+        </w:rPr>
+        <w:t xml:space="preserve">Day 3. Cell viability assay and data collection </w:t>
       </w:r>
       <w:r>
         <w:rPr>
@@ -630,27 +2465,170 @@
           <w:bCs w:val="false"/>
           <w:i/>
           <w:iCs/>
-          <w:position w:val="0"/>
-          <w:sz w:val="24"/>
-          <w:sz w:val="24"/>
-          <w:szCs w:val="24"/>
-          <w:vertAlign w:val="baseline"/>
-        </w:rPr>
-        <w:t>I would suggest just calling it “overnight” and culturing anywhere from 18-24 hours; 18 hours can be a pain to schedule</w:t>
-      </w:r>
-      <w:r>
-        <w:rPr>
-          <w:b w:val="false"/>
-          <w:bCs w:val="false"/>
-          <w:i w:val="false"/>
-          <w:iCs w:val="false"/>
-          <w:position w:val="0"/>
-          <w:sz w:val="24"/>
-          <w:sz w:val="24"/>
-          <w:szCs w:val="24"/>
-          <w:vertAlign w:val="baseline"/>
-        </w:rPr>
-        <w:t xml:space="preserve">] </w:t>
+        </w:rPr>
+        <w:t>~1.5 hours</w:t>
+      </w:r>
+    </w:p>
+    <w:p>
+      <w:pPr>
+        <w:pStyle w:val="Normal"/>
+        <w:bidi w:val="0"/>
+        <w:spacing w:lineRule="auto" w:line="360"/>
+        <w:jc w:val="left"/>
+        <w:rPr>
+          <w:b/>
+          <w:bCs/>
+        </w:rPr>
+      </w:pPr>
+      <w:r>
+        <w:rPr>
+          <w:b w:val="false"/>
+          <w:bCs w:val="false"/>
+          <w:i/>
+          <w:iCs/>
+        </w:rPr>
+        <w:t>-required:</w:t>
+      </w:r>
+    </w:p>
+    <w:p>
+      <w:pPr>
+        <w:pStyle w:val="Normal"/>
+        <w:bidi w:val="0"/>
+        <w:spacing w:lineRule="auto" w:line="360"/>
+        <w:jc w:val="left"/>
+        <w:rPr/>
+      </w:pPr>
+      <w:r>
+        <w:rPr>
+          <w:b w:val="false"/>
+          <w:bCs w:val="false"/>
+          <w:i/>
+          <w:iCs/>
+        </w:rPr>
+        <w:tab/>
+        <w:t>- hemocytometer</w:t>
+      </w:r>
+    </w:p>
+    <w:p>
+      <w:pPr>
+        <w:pStyle w:val="Normal"/>
+        <w:bidi w:val="0"/>
+        <w:spacing w:lineRule="auto" w:line="360"/>
+        <w:jc w:val="left"/>
+        <w:rPr/>
+      </w:pPr>
+      <w:r>
+        <w:rPr>
+          <w:b w:val="false"/>
+          <w:bCs w:val="false"/>
+          <w:i/>
+          <w:iCs/>
+        </w:rPr>
+        <w:tab/>
+        <w:t>- trypan blue</w:t>
+      </w:r>
+    </w:p>
+    <w:p>
+      <w:pPr>
+        <w:pStyle w:val="Normal"/>
+        <w:bidi w:val="0"/>
+        <w:spacing w:lineRule="auto" w:line="360"/>
+        <w:jc w:val="left"/>
+        <w:rPr/>
+      </w:pPr>
+      <w:r>
+        <w:rPr>
+          <w:b w:val="false"/>
+          <w:bCs w:val="false"/>
+          <w:i/>
+          <w:iCs/>
+        </w:rPr>
+        <w:tab/>
+        <w:t>- micropipetter with pipette tips</w:t>
+      </w:r>
+    </w:p>
+    <w:p>
+      <w:pPr>
+        <w:pStyle w:val="Normal"/>
+        <w:bidi w:val="0"/>
+        <w:spacing w:lineRule="auto" w:line="360"/>
+        <w:jc w:val="left"/>
+        <w:rPr/>
+      </w:pPr>
+      <w:r>
+        <w:rPr>
+          <w:b w:val="false"/>
+          <w:bCs w:val="false"/>
+          <w:i/>
+          <w:iCs/>
+        </w:rPr>
+        <w:tab/>
+        <w:t>- microcentrifuge tubes or small glass test tubes (for mixing cells and trypan blue)</w:t>
+      </w:r>
+    </w:p>
+    <w:p>
+      <w:pPr>
+        <w:pStyle w:val="Normal"/>
+        <w:bidi w:val="0"/>
+        <w:spacing w:lineRule="auto" w:line="360"/>
+        <w:jc w:val="left"/>
+        <w:rPr/>
+      </w:pPr>
+      <w:r>
+        <w:rPr/>
+      </w:r>
+    </w:p>
+    <w:p>
+      <w:pPr>
+        <w:pStyle w:val="Normal"/>
+        <w:numPr>
+          <w:ilvl w:val="0"/>
+          <w:numId w:val="3"/>
+        </w:numPr>
+        <w:bidi w:val="0"/>
+        <w:spacing w:lineRule="auto" w:line="360"/>
+        <w:jc w:val="left"/>
+        <w:rPr/>
+      </w:pPr>
+      <w:r>
+        <w:rPr>
+          <w:b w:val="false"/>
+          <w:bCs w:val="false"/>
+          <w:i w:val="false"/>
+          <w:iCs w:val="false"/>
+        </w:rPr>
+        <w:t xml:space="preserve">look at the cells in a hemocytometer and calculate the total number of </w:t>
+      </w:r>
+      <w:r>
+        <w:rPr>
+          <w:b w:val="false"/>
+          <w:bCs w:val="false"/>
+          <w:i w:val="false"/>
+          <w:iCs w:val="false"/>
+        </w:rPr>
+        <w:t xml:space="preserve">living and dead </w:t>
+      </w:r>
+      <w:r>
+        <w:rPr>
+          <w:b w:val="false"/>
+          <w:bCs w:val="false"/>
+          <w:i w:val="false"/>
+          <w:iCs w:val="false"/>
+        </w:rPr>
+        <w:t>cells</w:t>
+      </w:r>
+      <w:r>
+        <w:rPr>
+          <w:b w:val="false"/>
+          <w:bCs w:val="false"/>
+          <w:i w:val="false"/>
+          <w:iCs w:val="false"/>
+          <w:position w:val="0"/>
+          <w:sz w:val="24"/>
+          <w:sz w:val="24"/>
+          <w:vertAlign w:val="baseline"/>
+        </w:rPr>
+        <w:t>:</w:t>
       </w:r>
     </w:p>
     <w:p>
@@ -661,172 +2639,433 @@
           <w:numId w:val="3"/>
         </w:numPr>
         <w:bidi w:val="0"/>
-        <w:jc w:val="left"/>
+        <w:spacing w:lineRule="auto" w:line="360"/>
+        <w:jc w:val="left"/>
+        <w:rPr/>
+      </w:pPr>
+      <w:r>
+        <w:rPr>
+          <w:b w:val="false"/>
+          <w:bCs w:val="false"/>
+          <w:i w:val="false"/>
+          <w:iCs w:val="false"/>
+          <w:position w:val="0"/>
+          <w:sz w:val="24"/>
+          <w:sz w:val="24"/>
+          <w:vertAlign w:val="baseline"/>
+        </w:rPr>
+        <w:t>Thuroughly vortex cell suspension and immediately pipette 50ul into a tube</w:t>
+      </w:r>
+    </w:p>
+    <w:p>
+      <w:pPr>
+        <w:pStyle w:val="Normal"/>
+        <w:numPr>
+          <w:ilvl w:val="1"/>
+          <w:numId w:val="3"/>
+        </w:numPr>
+        <w:bidi w:val="0"/>
+        <w:spacing w:lineRule="auto" w:line="360"/>
+        <w:jc w:val="left"/>
+        <w:rPr/>
+      </w:pPr>
+      <w:r>
+        <w:rPr>
+          <w:b w:val="false"/>
+          <w:bCs w:val="false"/>
+          <w:i w:val="false"/>
+          <w:iCs w:val="false"/>
+          <w:position w:val="0"/>
+          <w:sz w:val="24"/>
+          <w:sz w:val="24"/>
+          <w:vertAlign w:val="baseline"/>
+        </w:rPr>
+        <w:t>add 25ul clean cell culture media into the same tube</w:t>
+      </w:r>
+    </w:p>
+    <w:p>
+      <w:pPr>
+        <w:pStyle w:val="Normal"/>
+        <w:numPr>
+          <w:ilvl w:val="1"/>
+          <w:numId w:val="3"/>
+        </w:numPr>
+        <w:bidi w:val="0"/>
+        <w:spacing w:lineRule="auto" w:line="360"/>
+        <w:jc w:val="left"/>
+        <w:rPr/>
+      </w:pPr>
+      <w:r>
+        <w:rPr>
+          <w:b w:val="false"/>
+          <w:bCs w:val="false"/>
+          <w:i w:val="false"/>
+          <w:iCs w:val="false"/>
+          <w:position w:val="0"/>
+          <w:sz w:val="24"/>
+          <w:sz w:val="24"/>
+          <w:vertAlign w:val="baseline"/>
+        </w:rPr>
+        <w:t>add 25ul Trypan Blue into the same tube</w:t>
+      </w:r>
+    </w:p>
+    <w:p>
+      <w:pPr>
+        <w:pStyle w:val="Normal"/>
+        <w:numPr>
+          <w:ilvl w:val="1"/>
+          <w:numId w:val="3"/>
+        </w:numPr>
+        <w:bidi w:val="0"/>
+        <w:spacing w:lineRule="auto" w:line="360"/>
+        <w:jc w:val="left"/>
+        <w:rPr/>
+      </w:pPr>
+      <w:r>
+        <w:rPr>
+          <w:b w:val="false"/>
+          <w:bCs w:val="false"/>
+          <w:i w:val="false"/>
+          <w:iCs w:val="false"/>
+          <w:position w:val="0"/>
+          <w:sz w:val="24"/>
+          <w:sz w:val="24"/>
+          <w:vertAlign w:val="baseline"/>
+        </w:rPr>
+        <w:t>clean the hemocytometer and coverglass with lens paper</w:t>
+      </w:r>
+    </w:p>
+    <w:p>
+      <w:pPr>
+        <w:pStyle w:val="Normal"/>
+        <w:numPr>
+          <w:ilvl w:val="1"/>
+          <w:numId w:val="3"/>
+        </w:numPr>
+        <w:bidi w:val="0"/>
+        <w:spacing w:lineRule="auto" w:line="360"/>
+        <w:jc w:val="left"/>
+        <w:rPr/>
+      </w:pPr>
+      <w:r>
+        <w:rPr>
+          <w:b w:val="false"/>
+          <w:bCs w:val="false"/>
+          <w:i w:val="false"/>
+          <w:iCs w:val="false"/>
+          <w:position w:val="0"/>
+          <w:sz w:val="24"/>
+          <w:sz w:val="24"/>
+          <w:vertAlign w:val="baseline"/>
+        </w:rPr>
+        <w:t>place the coverglass over the dry hemocytometer</w:t>
+      </w:r>
+    </w:p>
+    <w:p>
+      <w:pPr>
+        <w:pStyle w:val="Normal"/>
+        <w:numPr>
+          <w:ilvl w:val="1"/>
+          <w:numId w:val="3"/>
+        </w:numPr>
+        <w:bidi w:val="0"/>
+        <w:spacing w:lineRule="auto" w:line="360"/>
+        <w:jc w:val="left"/>
+        <w:rPr/>
+      </w:pPr>
+      <w:r>
+        <w:rPr>
+          <w:b w:val="false"/>
+          <w:bCs w:val="false"/>
+          <w:i w:val="false"/>
+          <w:iCs w:val="false"/>
+          <w:position w:val="0"/>
+          <w:sz w:val="24"/>
+          <w:sz w:val="24"/>
+          <w:vertAlign w:val="baseline"/>
+        </w:rPr>
+        <w:t xml:space="preserve">vortex and immediately add 10ul of stained cells into the hemocytometer </w:t>
+      </w:r>
+      <w:r>
+        <w:rPr>
+          <w:b w:val="false"/>
+          <w:bCs w:val="false"/>
+          <w:i w:val="false"/>
+          <w:iCs w:val="false"/>
+          <w:position w:val="0"/>
+          <w:sz w:val="24"/>
+          <w:sz w:val="24"/>
+          <w:vertAlign w:val="baseline"/>
+        </w:rPr>
+        <w:t>using the v-shaped notch on the side of the hemocytometer</w:t>
+      </w:r>
+    </w:p>
+    <w:p>
+      <w:pPr>
+        <w:pStyle w:val="Normal"/>
+        <w:numPr>
+          <w:ilvl w:val="1"/>
+          <w:numId w:val="3"/>
+        </w:numPr>
+        <w:bidi w:val="0"/>
+        <w:spacing w:lineRule="auto" w:line="360"/>
+        <w:jc w:val="left"/>
+        <w:rPr/>
+      </w:pPr>
+      <w:r>
+        <w:rPr>
+          <w:b w:val="false"/>
+          <w:bCs w:val="false"/>
+          <w:i w:val="false"/>
+          <w:iCs w:val="false"/>
+          <w:position w:val="0"/>
+          <w:sz w:val="24"/>
+          <w:sz w:val="24"/>
+          <w:vertAlign w:val="baseline"/>
+        </w:rPr>
+        <w:t xml:space="preserve">count the number of </w:t>
+      </w:r>
+      <w:r>
+        <w:rPr>
+          <w:b w:val="false"/>
+          <w:bCs w:val="false"/>
+          <w:i w:val="false"/>
+          <w:iCs w:val="false"/>
+          <w:position w:val="0"/>
+          <w:sz w:val="24"/>
+          <w:sz w:val="24"/>
+          <w:vertAlign w:val="baseline"/>
+        </w:rPr>
+        <w:t xml:space="preserve">blue </w:t>
+      </w:r>
+      <w:r>
+        <w:rPr>
+          <w:b w:val="false"/>
+          <w:bCs w:val="false"/>
+          <w:i w:val="false"/>
+          <w:iCs w:val="false"/>
+          <w:position w:val="0"/>
+          <w:sz w:val="24"/>
+          <w:sz w:val="24"/>
+          <w:vertAlign w:val="baseline"/>
+        </w:rPr>
+        <w:t xml:space="preserve">cells </w:t>
+      </w:r>
+      <w:r>
+        <w:rPr>
+          <w:b w:val="false"/>
+          <w:bCs w:val="false"/>
+          <w:i w:val="false"/>
+          <w:iCs w:val="false"/>
+          <w:position w:val="0"/>
+          <w:sz w:val="24"/>
+          <w:sz w:val="24"/>
+          <w:vertAlign w:val="baseline"/>
+        </w:rPr>
+        <w:t>(dead cells) and clear cells (living cells)</w:t>
+      </w:r>
+      <w:r>
+        <w:rPr>
+          <w:b w:val="false"/>
+          <w:bCs w:val="false"/>
+          <w:i w:val="false"/>
+          <w:iCs w:val="false"/>
+          <w:position w:val="0"/>
+          <w:sz w:val="24"/>
+          <w:sz w:val="24"/>
+          <w:vertAlign w:val="baseline"/>
+        </w:rPr>
+        <w:t xml:space="preserve"> in </w:t>
+      </w:r>
+      <w:r>
         <w:rPr>
           <w:b/>
           <w:bCs/>
-          <w:sz w:val="24"/>
-          <w:szCs w:val="24"/>
-        </w:rPr>
-      </w:pPr>
-      <w:r>
-        <w:rPr>
-          <w:b w:val="false"/>
-          <w:bCs w:val="false"/>
-          <w:i w:val="false"/>
-          <w:iCs w:val="false"/>
-          <w:position w:val="0"/>
-          <w:sz w:val="24"/>
-          <w:sz w:val="24"/>
-          <w:szCs w:val="24"/>
-          <w:vertAlign w:val="baseline"/>
-        </w:rPr>
-        <w:t>NOTE: the authors used more robust cell cultures than we are- they used what are called “immortalized” cells, which are basically cancer cells and are a lot tougher than freshly collected cells. Even at 1% H2O2 and immortalized cells, the authors reported an average of ~20-30% cell viability after treatment. Because of this, I would try closer to 0.5% H2O2 for 30 minutes or less, see if there is a noticeable difference between treated and non-treated cells, and go from there. It sounds like H2O2 is pretty potent stuff.</w:t>
-      </w:r>
-    </w:p>
-    <w:p>
-      <w:pPr>
-        <w:pStyle w:val="Normal"/>
-        <w:numPr>
-          <w:ilvl w:val="0"/>
-          <w:numId w:val="2"/>
-        </w:numPr>
-        <w:bidi w:val="0"/>
-        <w:jc w:val="left"/>
+          <w:i w:val="false"/>
+          <w:iCs w:val="false"/>
+          <w:position w:val="0"/>
+          <w:sz w:val="24"/>
+          <w:sz w:val="24"/>
+          <w:vertAlign w:val="baseline"/>
+        </w:rPr>
+        <w:t>2</w:t>
+      </w:r>
+      <w:r>
+        <w:rPr>
+          <w:b w:val="false"/>
+          <w:bCs w:val="false"/>
+          <w:i w:val="false"/>
+          <w:iCs w:val="false"/>
+          <w:position w:val="0"/>
+          <w:sz w:val="24"/>
+          <w:sz w:val="24"/>
+          <w:vertAlign w:val="baseline"/>
+        </w:rPr>
+        <w:t xml:space="preserve"> of the main squares</w:t>
+      </w:r>
+    </w:p>
+    <w:p>
+      <w:pPr>
+        <w:pStyle w:val="Normal"/>
+        <w:numPr>
+          <w:ilvl w:val="1"/>
+          <w:numId w:val="3"/>
+        </w:numPr>
+        <w:bidi w:val="0"/>
+        <w:spacing w:lineRule="auto" w:line="360"/>
+        <w:jc w:val="left"/>
+        <w:rPr/>
+      </w:pPr>
+      <w:r>
+        <w:rPr>
+          <w:b w:val="false"/>
+          <w:bCs w:val="false"/>
+          <w:i w:val="false"/>
+          <w:iCs w:val="false"/>
+          <w:position w:val="0"/>
+          <w:sz w:val="24"/>
+          <w:sz w:val="24"/>
+          <w:vertAlign w:val="baseline"/>
+        </w:rPr>
+        <w:t>multiply that number by 10,000 cells/ml</w:t>
+      </w:r>
+    </w:p>
+    <w:p>
+      <w:pPr>
+        <w:pStyle w:val="Normal"/>
+        <w:numPr>
+          <w:ilvl w:val="1"/>
+          <w:numId w:val="3"/>
+        </w:numPr>
+        <w:bidi w:val="0"/>
+        <w:spacing w:lineRule="auto" w:line="360"/>
+        <w:jc w:val="left"/>
+        <w:rPr/>
+      </w:pPr>
+      <w:r>
+        <w:rPr>
+          <w:b w:val="false"/>
+          <w:bCs w:val="false"/>
+          <w:i w:val="false"/>
+          <w:iCs w:val="false"/>
+          <w:position w:val="0"/>
+          <w:sz w:val="24"/>
+          <w:sz w:val="24"/>
+          <w:vertAlign w:val="baseline"/>
+        </w:rPr>
+        <w:t>multiply that number by 2 (because we diluted 50ul cells in 100ul final volume, our dilution factor is 2)</w:t>
+      </w:r>
+    </w:p>
+    <w:p>
+      <w:pPr>
+        <w:pStyle w:val="Normal"/>
+        <w:numPr>
+          <w:ilvl w:val="1"/>
+          <w:numId w:val="3"/>
+        </w:numPr>
+        <w:bidi w:val="0"/>
+        <w:spacing w:lineRule="auto" w:line="360"/>
+        <w:jc w:val="left"/>
+        <w:rPr/>
+      </w:pPr>
+      <w:r>
+        <w:rPr>
+          <w:b w:val="false"/>
+          <w:bCs w:val="false"/>
+          <w:i w:val="false"/>
+          <w:iCs w:val="false"/>
+          <w:position w:val="0"/>
+          <w:sz w:val="24"/>
+          <w:sz w:val="24"/>
+          <w:vertAlign w:val="baseline"/>
+        </w:rPr>
+        <w:t>divide that number by 2 (because you counted 2 of the main squares)</w:t>
+      </w:r>
+    </w:p>
+    <w:p>
+      <w:pPr>
+        <w:pStyle w:val="Normal"/>
+        <w:numPr>
+          <w:ilvl w:val="1"/>
+          <w:numId w:val="3"/>
+        </w:numPr>
+        <w:bidi w:val="0"/>
+        <w:spacing w:lineRule="auto" w:line="360"/>
+        <w:jc w:val="left"/>
+        <w:rPr/>
+      </w:pPr>
+      <w:r>
+        <w:rPr>
+          <w:i w:val="false"/>
+          <w:iCs w:val="false"/>
+          <w:position w:val="0"/>
+          <w:sz w:val="24"/>
+          <w:sz w:val="24"/>
+          <w:vertAlign w:val="baseline"/>
+        </w:rPr>
+        <w:t xml:space="preserve">checkout this website for more information: </w:t>
+      </w:r>
+      <w:hyperlink r:id="rId4">
+        <w:r>
+          <w:rPr>
+            <w:rStyle w:val="Hyperlink"/>
+            <w:i w:val="false"/>
+            <w:iCs w:val="false"/>
+            <w:position w:val="0"/>
+            <w:sz w:val="24"/>
+            <w:sz w:val="24"/>
+            <w:vertAlign w:val="baseline"/>
+          </w:rPr>
+          <w:t>https://bitesizebio.com/13687/cell-counting-with-a-hemocytometer-easy-as-1-2-3/</w:t>
+        </w:r>
+      </w:hyperlink>
+    </w:p>
+    <w:p>
+      <w:pPr>
+        <w:pStyle w:val="Normal"/>
+        <w:bidi w:val="0"/>
+        <w:spacing w:lineRule="auto" w:line="360"/>
+        <w:jc w:val="left"/>
+        <w:rPr>
+          <w:b w:val="false"/>
+          <w:bCs w:val="false"/>
+          <w:i w:val="false"/>
+          <w:i w:val="false"/>
+          <w:iCs w:val="false"/>
+          <w:position w:val="0"/>
+          <w:sz w:val="24"/>
+          <w:sz w:val="24"/>
+          <w:vertAlign w:val="baseline"/>
+        </w:rPr>
+      </w:pPr>
+      <w:r>
+        <w:rPr>
+          <w:b w:val="false"/>
+          <w:bCs w:val="false"/>
+          <w:i w:val="false"/>
+          <w:iCs w:val="false"/>
+          <w:position w:val="0"/>
+          <w:sz w:val="24"/>
+          <w:sz w:val="24"/>
+          <w:vertAlign w:val="baseline"/>
+        </w:rPr>
+      </w:r>
+      <w:r>
+        <w:br w:type="page"/>
+      </w:r>
+    </w:p>
+    <w:p>
+      <w:pPr>
+        <w:pStyle w:val="Normal"/>
+        <w:bidi w:val="0"/>
+        <w:spacing w:lineRule="auto" w:line="360" w:before="0" w:after="0"/>
+        <w:jc w:val="left"/>
+        <w:rPr/>
+      </w:pPr>
+      <w:r>
         <w:rPr>
           <w:b/>
           <w:bCs/>
-          <w:sz w:val="24"/>
-          <w:szCs w:val="24"/>
-        </w:rPr>
-      </w:pPr>
-      <w:r>
-        <w:rPr>
-          <w:b w:val="false"/>
-          <w:bCs w:val="false"/>
-          <w:i w:val="false"/>
-          <w:iCs w:val="false"/>
-          <w:position w:val="0"/>
-          <w:sz w:val="24"/>
-          <w:sz w:val="24"/>
-          <w:szCs w:val="24"/>
-          <w:vertAlign w:val="baseline"/>
-        </w:rPr>
-        <w:t>After treating cells and changing to fresh media, treat cells with or without polyphenols. You will have to determine how much to use and for how long, it might be simplest to treat them with a little bit of polyphenol extract for the entire 18-24 hour culture.</w:t>
-      </w:r>
-    </w:p>
-    <w:p>
-      <w:pPr>
-        <w:pStyle w:val="Normal"/>
-        <w:numPr>
-          <w:ilvl w:val="0"/>
-          <w:numId w:val="2"/>
-        </w:numPr>
-        <w:bidi w:val="0"/>
-        <w:jc w:val="left"/>
-        <w:rPr>
-          <w:b/>
-          <w:bCs/>
-          <w:sz w:val="24"/>
-          <w:szCs w:val="24"/>
-        </w:rPr>
-      </w:pPr>
-      <w:r>
-        <w:rPr>
-          <w:b w:val="false"/>
-          <w:bCs w:val="false"/>
-          <w:i w:val="false"/>
-          <w:iCs w:val="false"/>
-          <w:position w:val="0"/>
-          <w:sz w:val="24"/>
-          <w:sz w:val="24"/>
-          <w:szCs w:val="24"/>
-          <w:vertAlign w:val="baseline"/>
-        </w:rPr>
-        <w:t>Perform a cell viability test with a hemocytometer, noting how many cells survived and how many died</w:t>
-      </w:r>
-    </w:p>
-    <w:p>
-      <w:pPr>
-        <w:pStyle w:val="Normal"/>
-        <w:numPr>
-          <w:ilvl w:val="0"/>
-          <w:numId w:val="2"/>
-        </w:numPr>
-        <w:bidi w:val="0"/>
-        <w:jc w:val="left"/>
-        <w:rPr>
-          <w:b/>
-          <w:bCs/>
-          <w:sz w:val="24"/>
-          <w:szCs w:val="24"/>
-        </w:rPr>
-      </w:pPr>
-      <w:r>
-        <w:rPr>
-          <w:b w:val="false"/>
-          <w:bCs w:val="false"/>
-          <w:i w:val="false"/>
-          <w:iCs w:val="false"/>
-          <w:position w:val="0"/>
-          <w:sz w:val="24"/>
-          <w:sz w:val="24"/>
-          <w:szCs w:val="24"/>
-          <w:vertAlign w:val="baseline"/>
-        </w:rPr>
-        <w:t>You did it!</w:t>
-      </w:r>
-    </w:p>
-    <w:p>
-      <w:pPr>
-        <w:pStyle w:val="Normal"/>
-        <w:bidi w:val="0"/>
-        <w:jc w:val="left"/>
-        <w:rPr>
-          <w:b w:val="false"/>
-          <w:bCs w:val="false"/>
-          <w:i w:val="false"/>
-          <w:i w:val="false"/>
-          <w:iCs w:val="false"/>
-          <w:position w:val="0"/>
-          <w:sz w:val="24"/>
-          <w:sz w:val="24"/>
-          <w:vertAlign w:val="baseline"/>
-        </w:rPr>
-      </w:pPr>
-      <w:r>
-        <w:rPr>
-          <w:b w:val="false"/>
-          <w:bCs w:val="false"/>
-          <w:i w:val="false"/>
-          <w:iCs w:val="false"/>
-          <w:position w:val="0"/>
-          <w:sz w:val="24"/>
-          <w:sz w:val="24"/>
-          <w:vertAlign w:val="baseline"/>
-        </w:rPr>
-      </w:r>
-      <w:r>
-        <w:br w:type="page"/>
-      </w:r>
-    </w:p>
-    <w:p>
-      <w:pPr>
-        <w:pStyle w:val="Normal"/>
-        <w:bidi w:val="0"/>
-        <w:spacing w:before="0" w:after="0"/>
-        <w:jc w:val="left"/>
-        <w:rPr>
-          <w:b/>
-          <w:bCs/>
-          <w:sz w:val="24"/>
-          <w:szCs w:val="24"/>
-        </w:rPr>
-      </w:pPr>
-      <w:r>
-        <w:rPr>
-          <w:b/>
-          <w:bCs/>
           <w:i w:val="false"/>
           <w:iCs w:val="false"/>
           <w:position w:val="0"/>
@@ -842,6 +3081,7 @@
       <w:pPr>
         <w:pStyle w:val="Normal"/>
         <w:bidi w:val="0"/>
+        <w:spacing w:lineRule="auto" w:line="360"/>
         <w:jc w:val="left"/>
         <w:rPr>
           <w:b w:val="false"/>
@@ -885,7 +3125,7 @@
       <w:pPr>
         <w:pStyle w:val="Bibliography1"/>
         <w:bidi w:val="0"/>
-        <w:spacing w:lineRule="atLeast" w:line="240" w:before="0" w:after="240"/>
+        <w:spacing w:lineRule="auto" w:line="360" w:before="0" w:after="240"/>
         <w:ind w:hanging="0" w:left="0"/>
         <w:jc w:val="left"/>
         <w:rPr/>
@@ -899,7 +3139,7 @@
       <w:pPr>
         <w:pStyle w:val="Bibliography1"/>
         <w:bidi w:val="0"/>
-        <w:spacing w:lineRule="atLeast" w:line="240" w:before="0" w:after="240"/>
+        <w:spacing w:lineRule="auto" w:line="360" w:before="0" w:after="240"/>
         <w:ind w:hanging="0" w:left="0"/>
         <w:jc w:val="left"/>
         <w:rPr/>
@@ -925,6 +3165,7 @@
       <w:pPr>
         <w:pStyle w:val="Normal"/>
         <w:bidi w:val="0"/>
+        <w:spacing w:lineRule="auto" w:line="360"/>
         <w:jc w:val="left"/>
         <w:rPr/>
       </w:pPr>
@@ -1187,8 +3428,8 @@
   <w:abstractNum w:abstractNumId="3">
     <w:lvl w:ilvl="0">
       <w:start w:val="1"/>
-      <w:numFmt w:val="bullet"/>
-      <w:lvlText w:val=""/>
+      <w:numFmt w:val="decimal"/>
+      <w:lvlText w:val="%1."/>
       <w:lvlJc w:val="left"/>
       <w:pPr>
         <w:tabs>
@@ -1196,14 +3437,12 @@
         </w:tabs>
         <w:ind w:left="720" w:hanging="360"/>
       </w:pPr>
-      <w:rPr>
-        <w:rFonts w:ascii="Symbol" w:hAnsi="Symbol" w:cs="Symbol" w:hint="default"/>
-      </w:rPr>
+      <w:rPr/>
     </w:lvl>
     <w:lvl w:ilvl="1">
       <w:start w:val="1"/>
-      <w:numFmt w:val="bullet"/>
-      <w:lvlText w:val="◦"/>
+      <w:numFmt w:val="decimal"/>
+      <w:lvlText w:val="%2."/>
       <w:lvlJc w:val="left"/>
       <w:pPr>
         <w:tabs>
@@ -1211,14 +3450,12 @@
         </w:tabs>
         <w:ind w:left="1080" w:hanging="360"/>
       </w:pPr>
-      <w:rPr>
-        <w:rFonts w:ascii="OpenSymbol" w:hAnsi="OpenSymbol" w:cs="OpenSymbol" w:hint="default"/>
-      </w:rPr>
+      <w:rPr/>
     </w:lvl>
     <w:lvl w:ilvl="2">
       <w:start w:val="1"/>
-      <w:numFmt w:val="bullet"/>
-      <w:lvlText w:val="▪"/>
+      <w:numFmt w:val="decimal"/>
+      <w:lvlText w:val="%3."/>
       <w:lvlJc w:val="left"/>
       <w:pPr>
         <w:tabs>
@@ -1226,14 +3463,12 @@
         </w:tabs>
         <w:ind w:left="1440" w:hanging="360"/>
       </w:pPr>
-      <w:rPr>
-        <w:rFonts w:ascii="OpenSymbol" w:hAnsi="OpenSymbol" w:cs="OpenSymbol" w:hint="default"/>
-      </w:rPr>
+      <w:rPr/>
     </w:lvl>
     <w:lvl w:ilvl="3">
       <w:start w:val="1"/>
-      <w:numFmt w:val="bullet"/>
-      <w:lvlText w:val=""/>
+      <w:numFmt w:val="decimal"/>
+      <w:lvlText w:val="%4."/>
       <w:lvlJc w:val="left"/>
       <w:pPr>
         <w:tabs>
@@ -1241,14 +3476,12 @@
         </w:tabs>
         <w:ind w:left="1800" w:hanging="360"/>
       </w:pPr>
-      <w:rPr>
-        <w:rFonts w:ascii="Symbol" w:hAnsi="Symbol" w:cs="Symbol" w:hint="default"/>
-      </w:rPr>
+      <w:rPr/>
     </w:lvl>
     <w:lvl w:ilvl="4">
       <w:start w:val="1"/>
-      <w:numFmt w:val="bullet"/>
-      <w:lvlText w:val="◦"/>
+      <w:numFmt w:val="decimal"/>
+      <w:lvlText w:val="%5."/>
       <w:lvlJc w:val="left"/>
       <w:pPr>
         <w:tabs>
@@ -1256,14 +3489,12 @@
         </w:tabs>
         <w:ind w:left="2160" w:hanging="360"/>
       </w:pPr>
-      <w:rPr>
-        <w:rFonts w:ascii="OpenSymbol" w:hAnsi="OpenSymbol" w:cs="OpenSymbol" w:hint="default"/>
-      </w:rPr>
+      <w:rPr/>
     </w:lvl>
     <w:lvl w:ilvl="5">
       <w:start w:val="1"/>
-      <w:numFmt w:val="bullet"/>
-      <w:lvlText w:val="▪"/>
+      <w:numFmt w:val="decimal"/>
+      <w:lvlText w:val="%6."/>
       <w:lvlJc w:val="left"/>
       <w:pPr>
         <w:tabs>
@@ -1271,14 +3502,12 @@
         </w:tabs>
         <w:ind w:left="2520" w:hanging="360"/>
       </w:pPr>
-      <w:rPr>
-        <w:rFonts w:ascii="OpenSymbol" w:hAnsi="OpenSymbol" w:cs="OpenSymbol" w:hint="default"/>
-      </w:rPr>
+      <w:rPr/>
     </w:lvl>
     <w:lvl w:ilvl="6">
       <w:start w:val="1"/>
-      <w:numFmt w:val="bullet"/>
-      <w:lvlText w:val=""/>
+      <w:numFmt w:val="decimal"/>
+      <w:lvlText w:val="%7."/>
       <w:lvlJc w:val="left"/>
       <w:pPr>
         <w:tabs>
@@ -1286,14 +3515,12 @@
         </w:tabs>
         <w:ind w:left="2880" w:hanging="360"/>
       </w:pPr>
-      <w:rPr>
-        <w:rFonts w:ascii="Symbol" w:hAnsi="Symbol" w:cs="Symbol" w:hint="default"/>
-      </w:rPr>
+      <w:rPr/>
     </w:lvl>
     <w:lvl w:ilvl="7">
       <w:start w:val="1"/>
-      <w:numFmt w:val="bullet"/>
-      <w:lvlText w:val="◦"/>
+      <w:numFmt w:val="decimal"/>
+      <w:lvlText w:val="%8."/>
       <w:lvlJc w:val="left"/>
       <w:pPr>
         <w:tabs>
@@ -1301,14 +3528,12 @@
         </w:tabs>
         <w:ind w:left="3240" w:hanging="360"/>
       </w:pPr>
-      <w:rPr>
-        <w:rFonts w:ascii="OpenSymbol" w:hAnsi="OpenSymbol" w:cs="OpenSymbol" w:hint="default"/>
-      </w:rPr>
+      <w:rPr/>
     </w:lvl>
     <w:lvl w:ilvl="8">
       <w:start w:val="1"/>
-      <w:numFmt w:val="bullet"/>
-      <w:lvlText w:val="▪"/>
+      <w:numFmt w:val="decimal"/>
+      <w:lvlText w:val="%9."/>
       <w:lvlJc w:val="left"/>
       <w:pPr>
         <w:tabs>
@@ -1316,9 +3541,7 @@
         </w:tabs>
         <w:ind w:left="3600" w:hanging="360"/>
       </w:pPr>
-      <w:rPr>
-        <w:rFonts w:ascii="OpenSymbol" w:hAnsi="OpenSymbol" w:cs="OpenSymbol" w:hint="default"/>
-      </w:rPr>
+      <w:rPr/>
     </w:lvl>
   </w:abstractNum>
   <w:abstractNum w:abstractNumId="4">

--- a/cheek_cell_culture_protocol.docx
+++ b/cheek_cell_culture_protocol.docx
@@ -12,11 +12,11 @@
       </w:pPr>
       <w:r>
         <w:rPr/>
-        <w:t xml:space="preserve">Cheek Cell Culture + H2O2 Treatment Protocol </w:t>
-      </w:r>
-      <w:r>
-        <w:rPr/>
-        <w:t>v1.0.0</w:t>
+        <w:t>Cheek Cell Culture + H2O2 Treatment Protocol v1.0.</w:t>
+      </w:r>
+      <w:r>
+        <w:rPr/>
+        <w:t>1</w:t>
       </w:r>
     </w:p>
     <w:p>
@@ -79,19 +79,7 @@
       </w:pPr>
       <w:r>
         <w:rPr/>
-        <w:t xml:space="preserve">This is a protocol drafted by combining methods used by two papers, one paper discusses the collection and culturing of human “cheek cells”/”buccal cells” (Michalczyk et al. 2004) and the other discusses treating epithelial cells with hydrogen peroxide to study immunology (Okahashi et al. 2014). This </w:t>
-      </w:r>
-      <w:r>
-        <w:rPr/>
-        <w:t>protocol was initially developed based on these papers, and was then modified after some testing</w:t>
-      </w:r>
-      <w:r>
-        <w:rPr/>
-        <w:t xml:space="preserve">. </w:t>
-      </w:r>
-      <w:r>
-        <w:rPr/>
-        <w:t>This protocol is meant to be repeatable and robust within the context of a science fair, while also remaining viable on a limited schedule.</w:t>
+        <w:t>This is a protocol drafted by combining methods used by two papers, one paper discusses the collection and culturing of human “cheek cells”/”buccal cells” (Michalczyk et al. 2004) and the other discusses treating epithelial cells with hydrogen peroxide to study immunology (Okahashi et al. 2014). This protocol was initially developed based on these papers, and was then modified after some testing. This protocol is meant to be repeatable and robust within the context of a science fair, while also remaining viable on a limited schedule.</w:t>
       </w:r>
     </w:p>
     <w:p>
@@ -119,14 +107,7 @@
           <w:b/>
           <w:bCs/>
         </w:rPr>
-        <w:t xml:space="preserve">Day 1. </w:t>
-      </w:r>
-      <w:r>
-        <w:rPr>
-          <w:b/>
-          <w:bCs/>
-        </w:rPr>
-        <w:t xml:space="preserve">Cell Collection and Culture </w:t>
+        <w:t xml:space="preserve">Day 1. Cell Collection and Culture </w:t>
       </w:r>
       <w:r>
         <w:rPr>
@@ -153,8 +134,17 @@
           <w:i/>
           <w:iCs/>
         </w:rPr>
-        <w:t xml:space="preserve">- </w:t>
-      </w:r>
+        <w:t>- Required:</w:t>
+      </w:r>
+    </w:p>
+    <w:p>
+      <w:pPr>
+        <w:pStyle w:val="Normal"/>
+        <w:bidi w:val="0"/>
+        <w:spacing w:lineRule="auto" w:line="360"/>
+        <w:jc w:val="left"/>
+        <w:rPr/>
+      </w:pPr>
       <w:r>
         <w:rPr>
           <w:b w:val="false"/>
@@ -162,44 +152,8 @@
           <w:i/>
           <w:iCs/>
         </w:rPr>
-        <w:t>Required:</w:t>
-      </w:r>
-    </w:p>
-    <w:p>
-      <w:pPr>
-        <w:pStyle w:val="Normal"/>
-        <w:bidi w:val="0"/>
-        <w:spacing w:lineRule="auto" w:line="360"/>
-        <w:jc w:val="left"/>
-        <w:rPr/>
-      </w:pPr>
-      <w:r>
-        <w:rPr>
-          <w:b w:val="false"/>
-          <w:bCs w:val="false"/>
-          <w:i/>
-          <w:iCs/>
-        </w:rPr>
         <w:tab/>
-        <w:t>-</w:t>
-      </w:r>
-      <w:r>
-        <w:rPr>
-          <w:b w:val="false"/>
-          <w:bCs w:val="false"/>
-          <w:i/>
-          <w:iCs/>
-        </w:rPr>
-        <w:t>7</w:t>
-      </w:r>
-      <w:r>
-        <w:rPr>
-          <w:b w:val="false"/>
-          <w:bCs w:val="false"/>
-          <w:i/>
-          <w:iCs/>
-        </w:rPr>
-        <w:t xml:space="preserve">0 ml </w:t>
+        <w:t xml:space="preserve">-70 ml </w:t>
       </w:r>
       <w:r>
         <w:rPr>
@@ -217,8 +171,17 @@
           <w:i/>
           <w:iCs/>
         </w:rPr>
-        <w:t xml:space="preserve"> </w:t>
-      </w:r>
+        <w:t xml:space="preserve"> Sterile Saline</w:t>
+      </w:r>
+    </w:p>
+    <w:p>
+      <w:pPr>
+        <w:pStyle w:val="Normal"/>
+        <w:bidi w:val="0"/>
+        <w:spacing w:lineRule="auto" w:line="360"/>
+        <w:jc w:val="left"/>
+        <w:rPr/>
+      </w:pPr>
       <w:r>
         <w:rPr>
           <w:b w:val="false"/>
@@ -226,7 +189,8 @@
           <w:i/>
           <w:iCs/>
         </w:rPr>
-        <w:t>Sterile Saline</w:t>
+        <w:tab/>
+        <w:t>- 1x 50ml Eppendorf tube</w:t>
       </w:r>
     </w:p>
     <w:p>
@@ -245,7 +209,7 @@
           <w:iCs/>
         </w:rPr>
         <w:tab/>
-        <w:t>- 1x 50ml Eppendorf tube</w:t>
+        <w:t>- 10ml serological pipettes (have 5ml and 20ml on-hand might be handy but not required)</w:t>
       </w:r>
     </w:p>
     <w:p>
@@ -264,7 +228,7 @@
           <w:iCs/>
         </w:rPr>
         <w:tab/>
-        <w:t>- 10ml serological pipettes (have 5ml and 20ml on-hand might be handy but not required)</w:t>
+        <w:t>- 20ml mouthwash</w:t>
       </w:r>
     </w:p>
     <w:p>
@@ -283,17 +247,8 @@
           <w:iCs/>
         </w:rPr>
         <w:tab/>
-        <w:t>- 20ml mouthwash</w:t>
-      </w:r>
-    </w:p>
-    <w:p>
-      <w:pPr>
-        <w:pStyle w:val="Normal"/>
-        <w:bidi w:val="0"/>
-        <w:spacing w:lineRule="auto" w:line="360"/>
-        <w:jc w:val="left"/>
-        <w:rPr/>
-      </w:pPr>
+        <w:t xml:space="preserve">- </w:t>
+      </w:r>
       <w:r>
         <w:rPr>
           <w:b w:val="false"/>
@@ -301,8 +256,7 @@
           <w:i/>
           <w:iCs/>
         </w:rPr>
-        <w:tab/>
-        <w:t>- toothbrush</w:t>
+        <w:t>sterile toothpicks</w:t>
       </w:r>
     </w:p>
     <w:p>
@@ -339,8 +293,17 @@
           <w:i/>
           <w:iCs/>
         </w:rPr>
-        <w:t xml:space="preserve"> </w:t>
-      </w:r>
+        <w:t xml:space="preserve"> DMEM + 10% FBS + 1% penecillin-streptomycin (“cell culture media”)</w:t>
+      </w:r>
+    </w:p>
+    <w:p>
+      <w:pPr>
+        <w:pStyle w:val="Normal"/>
+        <w:bidi w:val="0"/>
+        <w:spacing w:lineRule="auto" w:line="360"/>
+        <w:jc w:val="left"/>
+        <w:rPr/>
+      </w:pPr>
       <w:r>
         <w:rPr>
           <w:b w:val="false"/>
@@ -348,7 +311,8 @@
           <w:i/>
           <w:iCs/>
         </w:rPr>
-        <w:t>DMEM + 10% FBS + 1% penecillin-streptomycin (“cell culture media”)</w:t>
+        <w:tab/>
+        <w:t>- hemocytometer</w:t>
       </w:r>
     </w:p>
     <w:p>
@@ -367,7 +331,7 @@
           <w:iCs/>
         </w:rPr>
         <w:tab/>
-        <w:t>- hemocytometer</w:t>
+        <w:t>- trypan blue</w:t>
       </w:r>
     </w:p>
     <w:p>
@@ -386,7 +350,7 @@
           <w:iCs/>
         </w:rPr>
         <w:tab/>
-        <w:t>- trypan blue</w:t>
+        <w:t>- micropipetter with pipette tips</w:t>
       </w:r>
     </w:p>
     <w:p>
@@ -405,25 +369,6 @@
           <w:iCs/>
         </w:rPr>
         <w:tab/>
-        <w:t>- micropipetter with pipette tips</w:t>
-      </w:r>
-    </w:p>
-    <w:p>
-      <w:pPr>
-        <w:pStyle w:val="Normal"/>
-        <w:bidi w:val="0"/>
-        <w:spacing w:lineRule="auto" w:line="360"/>
-        <w:jc w:val="left"/>
-        <w:rPr/>
-      </w:pPr>
-      <w:r>
-        <w:rPr>
-          <w:b w:val="false"/>
-          <w:bCs w:val="false"/>
-          <w:i/>
-          <w:iCs/>
-        </w:rPr>
-        <w:tab/>
         <w:t>- microcentrifuge tubes or small glass test tubes (for mixing cells and trypan blue)</w:t>
       </w:r>
     </w:p>
@@ -490,21 +435,14 @@
           <w:b w:val="false"/>
           <w:bCs w:val="false"/>
         </w:rPr>
-        <w:t xml:space="preserve">Vigorously brush teeth </w:t>
-      </w:r>
-      <w:r>
-        <w:rPr>
-          <w:b w:val="false"/>
-          <w:bCs w:val="false"/>
-        </w:rPr>
-        <w:t xml:space="preserve">for 60s </w:t>
-      </w:r>
-      <w:r>
-        <w:rPr>
-          <w:b w:val="false"/>
-          <w:bCs w:val="false"/>
-        </w:rPr>
-        <w:t>with a sterile toothbrush (using the same pressure used for normal brushing)</w:t>
+        <w:t xml:space="preserve">Gently rub the inside of your cheeks with a steril toothpick </w:t>
+      </w:r>
+      <w:r>
+        <w:rPr>
+          <w:b w:val="false"/>
+          <w:bCs w:val="false"/>
+        </w:rPr>
+        <w:t>for 60s</w:t>
       </w:r>
     </w:p>
     <w:p>
@@ -524,53 +462,16 @@
           <w:b w:val="false"/>
           <w:bCs w:val="false"/>
         </w:rPr>
-        <w:t>rinse mouth with 1</w:t>
-      </w:r>
-      <w:r>
-        <w:rPr>
-          <w:b w:val="false"/>
-          <w:bCs w:val="false"/>
-        </w:rPr>
-        <w:t>0</w:t>
-      </w:r>
-      <w:r>
-        <w:rPr>
-          <w:b w:val="false"/>
-          <w:bCs w:val="false"/>
-        </w:rPr>
-        <w:t xml:space="preserve">ml sterile </w:t>
-      </w:r>
-      <w:r>
-        <w:rPr>
-          <w:b w:val="false"/>
-          <w:bCs w:val="false"/>
-        </w:rPr>
-        <w:t xml:space="preserve">Saline </w:t>
-      </w:r>
-      <w:r>
-        <w:rPr>
-          <w:b w:val="false"/>
-          <w:bCs w:val="false"/>
-        </w:rPr>
-        <w:t xml:space="preserve">for 60s </w:t>
-      </w:r>
-      <w:r>
-        <w:rPr>
-          <w:b w:val="false"/>
-          <w:bCs w:val="false"/>
-          <w:i w:val="false"/>
-          <w:iCs w:val="false"/>
-        </w:rPr>
-        <w:t xml:space="preserve">and rinse the toothbrush with 10ml sterile </w:t>
-      </w:r>
-      <w:r>
-        <w:rPr>
-          <w:b w:val="false"/>
-          <w:bCs w:val="false"/>
-          <w:i w:val="false"/>
-          <w:iCs w:val="false"/>
-        </w:rPr>
-        <w:t>Saline.</w:t>
+        <w:t xml:space="preserve">rinse mouth with 10ml sterile Saline for 60s </w:t>
+      </w:r>
+      <w:r>
+        <w:rPr>
+          <w:b w:val="false"/>
+          <w:bCs w:val="false"/>
+          <w:i w:val="false"/>
+          <w:iCs w:val="false"/>
+        </w:rPr>
+        <w:t>and rinse the toothbrush with 10ml sterile Saline.</w:t>
       </w:r>
     </w:p>
     <w:p>
@@ -614,34 +515,7 @@
           <w:i w:val="false"/>
           <w:iCs w:val="false"/>
         </w:rPr>
-        <w:t xml:space="preserve">Wait </w:t>
-      </w:r>
-      <w:r>
-        <w:rPr>
-          <w:b w:val="false"/>
-          <w:bCs w:val="false"/>
-          <w:i w:val="false"/>
-          <w:iCs w:val="false"/>
-        </w:rPr>
-        <w:t>15</w:t>
-      </w:r>
-      <w:r>
-        <w:rPr>
-          <w:b w:val="false"/>
-          <w:bCs w:val="false"/>
-          <w:i w:val="false"/>
-          <w:iCs w:val="false"/>
-        </w:rPr>
-        <w:t xml:space="preserve"> minutes, and repeat steps 1-</w:t>
-      </w:r>
-      <w:r>
-        <w:rPr>
-          <w:b w:val="false"/>
-          <w:bCs w:val="false"/>
-          <w:i w:val="false"/>
-          <w:iCs w:val="false"/>
-        </w:rPr>
-        <w:t>4 for a total of two collections.</w:t>
+        <w:t>Wait 15 minutes, and repeat steps 1-4 for a total of two collections.</w:t>
       </w:r>
     </w:p>
     <w:p>
@@ -663,52 +537,7 @@
           <w:i w:val="false"/>
           <w:iCs w:val="false"/>
         </w:rPr>
-        <w:t>c</w:t>
-      </w:r>
-      <w:r>
-        <w:rPr>
-          <w:b w:val="false"/>
-          <w:bCs w:val="false"/>
-          <w:i w:val="false"/>
-          <w:iCs w:val="false"/>
-        </w:rPr>
-        <w:t xml:space="preserve">entrifuge rinses at 3000xg for 5 minutes, aspirate the supernatant and wash the </w:t>
-      </w:r>
-      <w:r>
-        <w:rPr>
-          <w:b w:val="false"/>
-          <w:bCs w:val="false"/>
-          <w:i w:val="false"/>
-          <w:iCs w:val="false"/>
-        </w:rPr>
-        <w:t xml:space="preserve">pellet of cells </w:t>
-      </w:r>
-      <w:r>
-        <w:rPr>
-          <w:b w:val="false"/>
-          <w:bCs w:val="false"/>
-          <w:i w:val="false"/>
-          <w:iCs w:val="false"/>
-        </w:rPr>
-        <w:t xml:space="preserve">by re-suspending in in </w:t>
-      </w:r>
-      <w:r>
-        <w:rPr>
-          <w:b w:val="false"/>
-          <w:bCs w:val="false"/>
-          <w:i w:val="false"/>
-          <w:iCs w:val="false"/>
-        </w:rPr>
-        <w:t>2</w:t>
-      </w:r>
-      <w:r>
-        <w:rPr>
-          <w:b w:val="false"/>
-          <w:bCs w:val="false"/>
-          <w:i w:val="false"/>
-          <w:iCs w:val="false"/>
-        </w:rPr>
-        <w:t>5ml sterile saline using a pipette.</w:t>
+        <w:t>centrifuge rinses at 3000xg for 5 minutes, aspirate the supernatant and wash the pellet of cells by re-suspending in in 25ml sterile saline using a pipette.</w:t>
       </w:r>
     </w:p>
     <w:p>
@@ -730,34 +559,7 @@
           <w:i w:val="false"/>
           <w:iCs w:val="false"/>
         </w:rPr>
-        <w:t>A</w:t>
-      </w:r>
-      <w:r>
-        <w:rPr>
-          <w:b w:val="false"/>
-          <w:bCs w:val="false"/>
-          <w:i w:val="false"/>
-          <w:iCs w:val="false"/>
-        </w:rPr>
-        <w:t xml:space="preserve">spirate </w:t>
-      </w:r>
-      <w:r>
-        <w:rPr>
-          <w:b w:val="false"/>
-          <w:bCs w:val="false"/>
-          <w:i w:val="false"/>
-          <w:iCs w:val="false"/>
-        </w:rPr>
-        <w:t xml:space="preserve">the supernatant </w:t>
-      </w:r>
-      <w:r>
-        <w:rPr>
-          <w:b w:val="false"/>
-          <w:bCs w:val="false"/>
-          <w:i w:val="false"/>
-          <w:iCs w:val="false"/>
-        </w:rPr>
-        <w:t>again and re-suspend in 2ml cell culture media</w:t>
+        <w:t>Aspirate the supernatant again and re-suspend in 2ml cell culture media</w:t>
       </w:r>
     </w:p>
     <w:p>
@@ -818,7 +620,33 @@
           <w:sz w:val="24"/>
           <w:vertAlign w:val="baseline"/>
         </w:rPr>
-        <w:t>Thuroughly vortex cell suspension and immediately pipette 50ul into a tube</w:t>
+        <w:t xml:space="preserve">Thuroughly vortex cell suspension and immediately pipette </w:t>
+      </w:r>
+      <w:r>
+        <w:rPr>
+          <w:b w:val="false"/>
+          <w:bCs w:val="false"/>
+          <w:i w:val="false"/>
+          <w:iCs w:val="false"/>
+          <w:position w:val="0"/>
+          <w:sz w:val="24"/>
+          <w:sz w:val="24"/>
+          <w:vertAlign w:val="baseline"/>
+        </w:rPr>
+        <w:t>4</w:t>
+      </w:r>
+      <w:r>
+        <w:rPr>
+          <w:b w:val="false"/>
+          <w:bCs w:val="false"/>
+          <w:i w:val="false"/>
+          <w:iCs w:val="false"/>
+          <w:position w:val="0"/>
+          <w:sz w:val="24"/>
+          <w:sz w:val="24"/>
+          <w:vertAlign w:val="baseline"/>
+        </w:rPr>
+        <w:t>0ul into a tube</w:t>
       </w:r>
     </w:p>
     <w:p>
@@ -844,7 +672,33 @@
           <w:sz w:val="24"/>
           <w:vertAlign w:val="baseline"/>
         </w:rPr>
-        <w:t>add 25ul clean cell culture media into the same tube</w:t>
+        <w:t>add 2</w:t>
+      </w:r>
+      <w:r>
+        <w:rPr>
+          <w:b w:val="false"/>
+          <w:bCs w:val="false"/>
+          <w:i w:val="false"/>
+          <w:iCs w:val="false"/>
+          <w:position w:val="0"/>
+          <w:sz w:val="24"/>
+          <w:sz w:val="24"/>
+          <w:vertAlign w:val="baseline"/>
+        </w:rPr>
+        <w:t>0</w:t>
+      </w:r>
+      <w:r>
+        <w:rPr>
+          <w:b w:val="false"/>
+          <w:bCs w:val="false"/>
+          <w:i w:val="false"/>
+          <w:iCs w:val="false"/>
+          <w:position w:val="0"/>
+          <w:sz w:val="24"/>
+          <w:sz w:val="24"/>
+          <w:vertAlign w:val="baseline"/>
+        </w:rPr>
+        <w:t>ul clean cell culture media into the same tube</w:t>
       </w:r>
     </w:p>
     <w:p>
@@ -870,7 +724,33 @@
           <w:sz w:val="24"/>
           <w:vertAlign w:val="baseline"/>
         </w:rPr>
-        <w:t>add 25ul Trypan Blue into the same tube</w:t>
+        <w:t>add 2</w:t>
+      </w:r>
+      <w:r>
+        <w:rPr>
+          <w:b w:val="false"/>
+          <w:bCs w:val="false"/>
+          <w:i w:val="false"/>
+          <w:iCs w:val="false"/>
+          <w:position w:val="0"/>
+          <w:sz w:val="24"/>
+          <w:sz w:val="24"/>
+          <w:vertAlign w:val="baseline"/>
+        </w:rPr>
+        <w:t>0</w:t>
+      </w:r>
+      <w:r>
+        <w:rPr>
+          <w:b w:val="false"/>
+          <w:bCs w:val="false"/>
+          <w:i w:val="false"/>
+          <w:iCs w:val="false"/>
+          <w:position w:val="0"/>
+          <w:sz w:val="24"/>
+          <w:sz w:val="24"/>
+          <w:vertAlign w:val="baseline"/>
+        </w:rPr>
+        <w:t>ul Trypan Blue into the same tube</w:t>
       </w:r>
     </w:p>
     <w:p>
@@ -948,20 +828,7 @@
           <w:sz w:val="24"/>
           <w:vertAlign w:val="baseline"/>
         </w:rPr>
-        <w:t xml:space="preserve">vortex and immediately add 10ul of stained cells into the hemocytometer </w:t>
-      </w:r>
-      <w:r>
-        <w:rPr>
-          <w:b w:val="false"/>
-          <w:bCs w:val="false"/>
-          <w:i w:val="false"/>
-          <w:iCs w:val="false"/>
-          <w:position w:val="0"/>
-          <w:sz w:val="24"/>
-          <w:sz w:val="24"/>
-          <w:vertAlign w:val="baseline"/>
-        </w:rPr>
-        <w:t>using the v-shaped notch on the side of the hemocytometer</w:t>
+        <w:t>vortex and immediately add 10ul of stained cells into the hemocytometer using the v-shaped notch on the side of the hemocytometer</w:t>
       </w:r>
     </w:p>
     <w:p>
@@ -1039,7 +906,59 @@
           <w:sz w:val="24"/>
           <w:vertAlign w:val="baseline"/>
         </w:rPr>
-        <w:t>multiply that number by 2 (because we diluted 50ul cells in 100ul final volume, our dilution factor is 2)</w:t>
+        <w:t xml:space="preserve">multiply that number by 2 (because we diluted </w:t>
+      </w:r>
+      <w:r>
+        <w:rPr>
+          <w:b w:val="false"/>
+          <w:bCs w:val="false"/>
+          <w:i w:val="false"/>
+          <w:iCs w:val="false"/>
+          <w:position w:val="0"/>
+          <w:sz w:val="24"/>
+          <w:sz w:val="24"/>
+          <w:vertAlign w:val="baseline"/>
+        </w:rPr>
+        <w:t>4</w:t>
+      </w:r>
+      <w:r>
+        <w:rPr>
+          <w:b w:val="false"/>
+          <w:bCs w:val="false"/>
+          <w:i w:val="false"/>
+          <w:iCs w:val="false"/>
+          <w:position w:val="0"/>
+          <w:sz w:val="24"/>
+          <w:sz w:val="24"/>
+          <w:vertAlign w:val="baseline"/>
+        </w:rPr>
+        <w:t xml:space="preserve">0ul cells in </w:t>
+      </w:r>
+      <w:r>
+        <w:rPr>
+          <w:b w:val="false"/>
+          <w:bCs w:val="false"/>
+          <w:i w:val="false"/>
+          <w:iCs w:val="false"/>
+          <w:position w:val="0"/>
+          <w:sz w:val="24"/>
+          <w:sz w:val="24"/>
+          <w:vertAlign w:val="baseline"/>
+        </w:rPr>
+        <w:t>80</w:t>
+      </w:r>
+      <w:r>
+        <w:rPr>
+          <w:b w:val="false"/>
+          <w:bCs w:val="false"/>
+          <w:i w:val="false"/>
+          <w:iCs w:val="false"/>
+          <w:position w:val="0"/>
+          <w:sz w:val="24"/>
+          <w:sz w:val="24"/>
+          <w:vertAlign w:val="baseline"/>
+        </w:rPr>
+        <w:t>ul final volume, our dilution factor is 2)</w:t>
       </w:r>
     </w:p>
     <w:p>
@@ -1103,34 +1022,7 @@
           <w:i w:val="false"/>
           <w:iCs w:val="false"/>
         </w:rPr>
-        <w:t xml:space="preserve">Calculate the amount of media needed to achieve a </w:t>
-      </w:r>
-      <w:r>
-        <w:rPr>
-          <w:b w:val="false"/>
-          <w:bCs w:val="false"/>
-          <w:i w:val="false"/>
-          <w:iCs w:val="false"/>
-        </w:rPr>
-        <w:t xml:space="preserve">concentration is </w:t>
-      </w:r>
-      <w:r>
-        <w:rPr>
-          <w:b w:val="false"/>
-          <w:bCs w:val="false"/>
-          <w:i w:val="false"/>
-          <w:iCs w:val="false"/>
-        </w:rPr>
-        <w:t>1</w:t>
-      </w:r>
-      <w:r>
-        <w:rPr>
-          <w:b w:val="false"/>
-          <w:bCs w:val="false"/>
-          <w:i w:val="false"/>
-          <w:iCs w:val="false"/>
-        </w:rPr>
-        <w:t>x10</w:t>
+        <w:t>Calculate the amount of media needed to achieve a concentration is 1x10</w:t>
       </w:r>
       <w:r>
         <w:rPr>
@@ -1153,42 +1045,38 @@
           <w:sz w:val="24"/>
           <w:vertAlign w:val="baseline"/>
         </w:rPr>
-        <w:t xml:space="preserve"> cells per </w:t>
-      </w:r>
-      <w:r>
-        <w:rPr>
-          <w:b w:val="false"/>
-          <w:bCs w:val="false"/>
-          <w:i w:val="false"/>
-          <w:iCs w:val="false"/>
-          <w:position w:val="0"/>
-          <w:sz w:val="24"/>
-          <w:sz w:val="24"/>
-          <w:vertAlign w:val="baseline"/>
-        </w:rPr>
-        <w:t>ml using the following formula:</w:t>
-      </w:r>
-    </w:p>
-    <w:p>
-      <w:pPr>
-        <w:pStyle w:val="Normal"/>
-        <w:bidi w:val="0"/>
-        <w:spacing w:lineRule="auto" w:line="360"/>
-        <w:jc w:val="left"/>
-        <w:rPr>
-          <w:b w:val="false"/>
-          <w:bCs w:val="false"/>
-          <w:i w:val="false"/>
-          <w:i w:val="false"/>
-          <w:iCs w:val="false"/>
-          <w:position w:val="0"/>
-          <w:sz w:val="24"/>
-          <w:sz w:val="24"/>
-          <w:vertAlign w:val="baseline"/>
-        </w:rPr>
-      </w:pPr>
-      <w:r>
-        <w:rPr/>
+        <w:t xml:space="preserve"> cells per ml using the following formula:</w:t>
+      </w:r>
+    </w:p>
+    <w:p>
+      <w:pPr>
+        <w:pStyle w:val="Normal"/>
+        <w:bidi w:val="0"/>
+        <w:spacing w:lineRule="auto" w:line="360"/>
+        <w:jc w:val="left"/>
+        <w:rPr>
+          <w:b w:val="false"/>
+          <w:bCs w:val="false"/>
+          <w:i w:val="false"/>
+          <w:i w:val="false"/>
+          <w:iCs w:val="false"/>
+          <w:position w:val="0"/>
+          <w:sz w:val="24"/>
+          <w:sz w:val="24"/>
+          <w:vertAlign w:val="baseline"/>
+        </w:rPr>
+      </w:pPr>
+      <w:r>
+        <w:rPr>
+          <w:b w:val="false"/>
+          <w:bCs w:val="false"/>
+          <w:i w:val="false"/>
+          <w:iCs w:val="false"/>
+          <w:position w:val="0"/>
+          <w:sz w:val="24"/>
+          <w:sz w:val="24"/>
+          <w:vertAlign w:val="baseline"/>
+        </w:rPr>
       </w:r>
     </w:p>
     <w:p>
@@ -1234,10 +1122,27 @@
           <w:iCs w:val="false"/>
           <w:position w:val="0"/>
           <w:sz w:val="24"/>
-          <w:vertAlign w:val="baseline"/>
-        </w:rPr>
-      </w:pPr>
-      <w:r>
+          <w:sz w:val="24"/>
+          <w:vertAlign w:val="baseline"/>
+        </w:rPr>
+      </w:pPr>
+      <w:r>
+        <w:rPr>
+          <w:i w:val="false"/>
+          <w:iCs w:val="false"/>
+          <w:position w:val="0"/>
+          <w:sz w:val="24"/>
+          <w:sz w:val="24"/>
+          <w:vertAlign w:val="baseline"/>
+        </w:rPr>
+      </w:r>
+    </w:p>
+    <w:p>
+      <w:pPr>
+        <w:pStyle w:val="Normal"/>
+        <w:bidi w:val="0"/>
+        <w:spacing w:lineRule="auto" w:line="360"/>
+        <w:jc w:val="left"/>
         <w:rPr>
           <w:rFonts w:ascii="Lucida Sans Unicode" w:hAnsi="Lucida Sans Unicode"/>
           <w:b/>
@@ -1245,6 +1150,77 @@
           <w:sz w:val="20"/>
           <w:szCs w:val="20"/>
         </w:rPr>
+      </w:pPr>
+      <w:r>
+        <w:rPr>
+          <w:rFonts w:ascii="Lucida Sans Unicode" w:hAnsi="Lucida Sans Unicode"/>
+          <w:b/>
+          <w:bCs/>
+          <w:i w:val="false"/>
+          <w:iCs w:val="false"/>
+          <w:position w:val="0"/>
+          <w:sz w:val="20"/>
+          <w:sz w:val="20"/>
+          <w:szCs w:val="20"/>
+          <w:vertAlign w:val="baseline"/>
+        </w:rPr>
+        <w:tab/>
+        <w:t>[Total # of cells collected] / [1x10</w:t>
+      </w:r>
+      <w:r>
+        <w:rPr>
+          <w:rFonts w:ascii="Lucida Sans Unicode" w:hAnsi="Lucida Sans Unicode"/>
+          <w:b/>
+          <w:bCs/>
+          <w:i w:val="false"/>
+          <w:iCs w:val="false"/>
+          <w:sz w:val="20"/>
+          <w:szCs w:val="20"/>
+          <w:vertAlign w:val="superscript"/>
+        </w:rPr>
+        <w:t>6</w:t>
+      </w:r>
+      <w:r>
+        <w:rPr>
+          <w:rFonts w:ascii="Lucida Sans Unicode" w:hAnsi="Lucida Sans Unicode"/>
+          <w:b/>
+          <w:bCs/>
+          <w:i w:val="false"/>
+          <w:iCs w:val="false"/>
+          <w:position w:val="0"/>
+          <w:sz w:val="20"/>
+          <w:sz w:val="20"/>
+          <w:szCs w:val="20"/>
+          <w:vertAlign w:val="baseline"/>
+        </w:rPr>
+        <w:t xml:space="preserve"> cells/ml] = Final volume of media required</w:t>
+      </w:r>
+    </w:p>
+    <w:p>
+      <w:pPr>
+        <w:pStyle w:val="Normal"/>
+        <w:bidi w:val="0"/>
+        <w:spacing w:lineRule="auto" w:line="360"/>
+        <w:jc w:val="left"/>
+        <w:rPr>
+          <w:i w:val="false"/>
+          <w:i w:val="false"/>
+          <w:iCs w:val="false"/>
+          <w:position w:val="0"/>
+          <w:sz w:val="24"/>
+          <w:sz w:val="24"/>
+          <w:vertAlign w:val="baseline"/>
+        </w:rPr>
+      </w:pPr>
+      <w:r>
+        <w:rPr>
+          <w:i w:val="false"/>
+          <w:iCs w:val="false"/>
+          <w:position w:val="0"/>
+          <w:sz w:val="24"/>
+          <w:sz w:val="24"/>
+          <w:vertAlign w:val="baseline"/>
+        </w:rPr>
       </w:r>
     </w:p>
     <w:p>
@@ -1275,120 +1251,6 @@
           <w:vertAlign w:val="baseline"/>
         </w:rPr>
         <w:tab/>
-        <w:t>[Total # of cells collected] / [</w:t>
-      </w:r>
-      <w:r>
-        <w:rPr>
-          <w:rFonts w:ascii="Lucida Sans Unicode" w:hAnsi="Lucida Sans Unicode"/>
-          <w:b/>
-          <w:bCs/>
-          <w:i w:val="false"/>
-          <w:iCs w:val="false"/>
-          <w:position w:val="0"/>
-          <w:sz w:val="20"/>
-          <w:sz w:val="20"/>
-          <w:szCs w:val="20"/>
-          <w:vertAlign w:val="baseline"/>
-        </w:rPr>
-        <w:t>1</w:t>
-      </w:r>
-      <w:r>
-        <w:rPr>
-          <w:rFonts w:ascii="Lucida Sans Unicode" w:hAnsi="Lucida Sans Unicode"/>
-          <w:b/>
-          <w:bCs/>
-          <w:i w:val="false"/>
-          <w:iCs w:val="false"/>
-          <w:position w:val="0"/>
-          <w:sz w:val="20"/>
-          <w:sz w:val="20"/>
-          <w:szCs w:val="20"/>
-          <w:vertAlign w:val="baseline"/>
-        </w:rPr>
-        <w:t>x10</w:t>
-      </w:r>
-      <w:r>
-        <w:rPr>
-          <w:rFonts w:ascii="Lucida Sans Unicode" w:hAnsi="Lucida Sans Unicode"/>
-          <w:b/>
-          <w:bCs/>
-          <w:i w:val="false"/>
-          <w:iCs w:val="false"/>
-          <w:sz w:val="20"/>
-          <w:szCs w:val="20"/>
-          <w:vertAlign w:val="superscript"/>
-        </w:rPr>
-        <w:t>6</w:t>
-      </w:r>
-      <w:r>
-        <w:rPr>
-          <w:rFonts w:ascii="Lucida Sans Unicode" w:hAnsi="Lucida Sans Unicode"/>
-          <w:b/>
-          <w:bCs/>
-          <w:i w:val="false"/>
-          <w:iCs w:val="false"/>
-          <w:position w:val="0"/>
-          <w:sz w:val="20"/>
-          <w:sz w:val="20"/>
-          <w:szCs w:val="20"/>
-          <w:vertAlign w:val="baseline"/>
-        </w:rPr>
-        <w:t xml:space="preserve"> cells/ml] = Final volume of media required</w:t>
-      </w:r>
-    </w:p>
-    <w:p>
-      <w:pPr>
-        <w:pStyle w:val="Normal"/>
-        <w:bidi w:val="0"/>
-        <w:spacing w:lineRule="auto" w:line="360"/>
-        <w:jc w:val="left"/>
-        <w:rPr>
-          <w:i w:val="false"/>
-          <w:i w:val="false"/>
-          <w:iCs w:val="false"/>
-          <w:position w:val="0"/>
-          <w:sz w:val="24"/>
-          <w:vertAlign w:val="baseline"/>
-        </w:rPr>
-      </w:pPr>
-      <w:r>
-        <w:rPr>
-          <w:rFonts w:ascii="Lucida Sans Unicode" w:hAnsi="Lucida Sans Unicode"/>
-          <w:b/>
-          <w:bCs/>
-          <w:sz w:val="20"/>
-          <w:szCs w:val="20"/>
-        </w:rPr>
-      </w:r>
-    </w:p>
-    <w:p>
-      <w:pPr>
-        <w:pStyle w:val="Normal"/>
-        <w:bidi w:val="0"/>
-        <w:spacing w:lineRule="auto" w:line="360"/>
-        <w:jc w:val="left"/>
-        <w:rPr>
-          <w:rFonts w:ascii="Lucida Sans Unicode" w:hAnsi="Lucida Sans Unicode"/>
-          <w:b/>
-          <w:bCs/>
-          <w:sz w:val="20"/>
-          <w:szCs w:val="20"/>
-        </w:rPr>
-      </w:pPr>
-      <w:r>
-        <w:rPr>
-          <w:rFonts w:ascii="Lucida Sans Unicode" w:hAnsi="Lucida Sans Unicode"/>
-          <w:b/>
-          <w:bCs/>
-          <w:i w:val="false"/>
-          <w:iCs w:val="false"/>
-          <w:position w:val="0"/>
-          <w:sz w:val="20"/>
-          <w:sz w:val="20"/>
-          <w:szCs w:val="20"/>
-          <w:vertAlign w:val="baseline"/>
-        </w:rPr>
-        <w:tab/>
         <w:t>[Final volume required] – 2ml (from step 8) = amount of media to add (</w:t>
       </w:r>
       <w:r>
@@ -1405,7 +1267,7 @@
           <w:u w:val="single"/>
           <w:vertAlign w:val="baseline"/>
         </w:rPr>
-        <w:t xml:space="preserve">for </w:t>
+        <w:t>for next step</w:t>
       </w:r>
       <w:r>
         <w:rPr>
@@ -1418,22 +1280,6 @@
           <w:sz w:val="20"/>
           <w:sz w:val="20"/>
           <w:szCs w:val="20"/>
-          <w:u w:val="single"/>
-          <w:vertAlign w:val="baseline"/>
-        </w:rPr>
-        <w:t>next step</w:t>
-      </w:r>
-      <w:r>
-        <w:rPr>
-          <w:rFonts w:ascii="Lucida Sans Unicode" w:hAnsi="Lucida Sans Unicode"/>
-          <w:b/>
-          <w:bCs/>
-          <w:i w:val="false"/>
-          <w:iCs w:val="false"/>
-          <w:position w:val="0"/>
-          <w:sz w:val="20"/>
-          <w:sz w:val="20"/>
-          <w:szCs w:val="20"/>
           <w:vertAlign w:val="baseline"/>
         </w:rPr>
         <w:t>)</w:t>
@@ -1458,7 +1304,16 @@
         </w:rPr>
       </w:pPr>
       <w:r>
-        <w:rPr/>
+        <w:rPr>
+          <w:b w:val="false"/>
+          <w:bCs w:val="false"/>
+          <w:i w:val="false"/>
+          <w:iCs w:val="false"/>
+          <w:position w:val="0"/>
+          <w:sz w:val="24"/>
+          <w:sz w:val="24"/>
+          <w:vertAlign w:val="baseline"/>
+        </w:rPr>
       </w:r>
     </w:p>
     <w:p>
@@ -1485,35 +1340,7 @@
           <w:szCs w:val="24"/>
           <w:vertAlign w:val="baseline"/>
         </w:rPr>
-        <w:t xml:space="preserve">add media to achieve </w:t>
-      </w:r>
-      <w:r>
-        <w:rPr>
-          <w:b w:val="false"/>
-          <w:bCs w:val="false"/>
-          <w:i w:val="false"/>
-          <w:iCs w:val="false"/>
-          <w:position w:val="0"/>
-          <w:sz w:val="24"/>
-          <w:sz w:val="24"/>
-          <w:szCs w:val="24"/>
-          <w:vertAlign w:val="baseline"/>
-        </w:rPr>
-        <w:t>1</w:t>
-      </w:r>
-      <w:r>
-        <w:rPr>
-          <w:b w:val="false"/>
-          <w:bCs w:val="false"/>
-          <w:i w:val="false"/>
-          <w:iCs w:val="false"/>
-          <w:position w:val="0"/>
-          <w:sz w:val="24"/>
-          <w:sz w:val="24"/>
-          <w:szCs w:val="24"/>
-          <w:vertAlign w:val="baseline"/>
-        </w:rPr>
-        <w:t>x10</w:t>
+        <w:t>add media to achieve 1x10</w:t>
       </w:r>
       <w:r>
         <w:rPr>
@@ -1566,35 +1393,7 @@
           <w:szCs w:val="24"/>
           <w:vertAlign w:val="baseline"/>
         </w:rPr>
-        <w:t xml:space="preserve">Culture the cells </w:t>
-      </w:r>
-      <w:r>
-        <w:rPr>
-          <w:b w:val="false"/>
-          <w:bCs w:val="false"/>
-          <w:i w:val="false"/>
-          <w:iCs w:val="false"/>
-          <w:position w:val="0"/>
-          <w:sz w:val="24"/>
-          <w:sz w:val="24"/>
-          <w:szCs w:val="24"/>
-          <w:vertAlign w:val="baseline"/>
-        </w:rPr>
-        <w:t>overnight in a shaker at</w:t>
-      </w:r>
-      <w:r>
-        <w:rPr>
-          <w:b w:val="false"/>
-          <w:bCs w:val="false"/>
-          <w:i w:val="false"/>
-          <w:iCs w:val="false"/>
-          <w:position w:val="0"/>
-          <w:sz w:val="24"/>
-          <w:sz w:val="24"/>
-          <w:szCs w:val="24"/>
-          <w:vertAlign w:val="baseline"/>
-        </w:rPr>
-        <w:t xml:space="preserve"> 37</w:t>
+        <w:t>Culture the cells overnight in a shaker at 37</w:t>
       </w:r>
       <w:r>
         <w:rPr>
@@ -1627,21 +1426,7 @@
           <w:szCs w:val="24"/>
           <w:vertAlign w:val="baseline"/>
         </w:rPr>
-        <w:t xml:space="preserve"> C </w:t>
-      </w:r>
-      <w:r>
-        <w:rPr>
-          <w:b w:val="false"/>
-          <w:bCs w:val="false"/>
-          <w:i w:val="false"/>
-          <w:iCs w:val="false"/>
-          <w:position w:val="0"/>
-          <w:sz w:val="24"/>
-          <w:sz w:val="24"/>
-          <w:szCs w:val="24"/>
-          <w:vertAlign w:val="baseline"/>
-        </w:rPr>
-        <w:t>@ 225rpm</w:t>
+        <w:t xml:space="preserve"> C @ 225rpm</w:t>
       </w:r>
     </w:p>
     <w:p>
@@ -1682,7 +1467,7 @@
       <w:pPr>
         <w:pStyle w:val="Normal"/>
         <w:bidi w:val="0"/>
-        <w:spacing w:lineRule="auto" w:line="360"/>
+        <w:spacing w:lineRule="auto" w:line="360" w:before="0" w:after="0"/>
         <w:jc w:val="left"/>
         <w:rPr>
           <w:b w:val="false"/>
@@ -1729,21 +1514,7 @@
           <w:szCs w:val="24"/>
           <w:vertAlign w:val="baseline"/>
         </w:rPr>
-        <w:t xml:space="preserve">Day 2. </w:t>
-      </w:r>
-      <w:r>
-        <w:rPr>
-          <w:b/>
-          <w:bCs/>
-          <w:i w:val="false"/>
-          <w:iCs w:val="false"/>
-          <w:position w:val="0"/>
-          <w:sz w:val="24"/>
-          <w:sz w:val="24"/>
-          <w:szCs w:val="24"/>
-          <w:vertAlign w:val="baseline"/>
-        </w:rPr>
-        <w:t xml:space="preserve">H2O2 + polyphenol treatment </w:t>
+        <w:t xml:space="preserve">Day 2. H2O2 + polyphenol treatment </w:t>
       </w:r>
       <w:r>
         <w:rPr>
@@ -2159,21 +1930,7 @@
           <w:szCs w:val="24"/>
           <w:vertAlign w:val="baseline"/>
         </w:rPr>
-        <w:t xml:space="preserve">Dilute </w:t>
-      </w:r>
-      <w:r>
-        <w:rPr>
-          <w:b w:val="false"/>
-          <w:bCs w:val="false"/>
-          <w:i w:val="false"/>
-          <w:iCs w:val="false"/>
-          <w:position w:val="0"/>
-          <w:sz w:val="24"/>
-          <w:sz w:val="24"/>
-          <w:szCs w:val="24"/>
-          <w:vertAlign w:val="baseline"/>
-        </w:rPr>
-        <w:t>100ul rosemary extract in 900ul sterile saline (1:10 dilute)</w:t>
+        <w:t>Dilute 100ul rosemary extract in 900ul sterile saline (1:10 dilute)</w:t>
       </w:r>
     </w:p>
     <w:p>
@@ -2200,77 +1957,7 @@
           <w:szCs w:val="24"/>
           <w:vertAlign w:val="baseline"/>
         </w:rPr>
-        <w:t xml:space="preserve">Treat the RE only and H2O2+RE tubes with a 1:100 </w:t>
-      </w:r>
-      <w:r>
-        <w:rPr>
-          <w:b w:val="false"/>
-          <w:bCs w:val="false"/>
-          <w:i w:val="false"/>
-          <w:iCs w:val="false"/>
-          <w:position w:val="0"/>
-          <w:sz w:val="24"/>
-          <w:sz w:val="24"/>
-          <w:szCs w:val="24"/>
-          <w:vertAlign w:val="baseline"/>
-        </w:rPr>
-        <w:t>ratio</w:t>
-      </w:r>
-      <w:r>
-        <w:rPr>
-          <w:b w:val="false"/>
-          <w:bCs w:val="false"/>
-          <w:i w:val="false"/>
-          <w:iCs w:val="false"/>
-          <w:position w:val="0"/>
-          <w:sz w:val="24"/>
-          <w:sz w:val="24"/>
-          <w:szCs w:val="24"/>
-          <w:vertAlign w:val="baseline"/>
-        </w:rPr>
-        <w:t xml:space="preserve"> of </w:t>
-      </w:r>
-      <w:r>
-        <w:rPr>
-          <w:b w:val="false"/>
-          <w:bCs w:val="false"/>
-          <w:i w:val="false"/>
-          <w:iCs w:val="false"/>
-          <w:position w:val="0"/>
-          <w:sz w:val="24"/>
-          <w:sz w:val="24"/>
-          <w:szCs w:val="24"/>
-          <w:vertAlign w:val="baseline"/>
-        </w:rPr>
-        <w:t xml:space="preserve">diluted </w:t>
-      </w:r>
-      <w:r>
-        <w:rPr>
-          <w:b w:val="false"/>
-          <w:bCs w:val="false"/>
-          <w:i w:val="false"/>
-          <w:iCs w:val="false"/>
-          <w:position w:val="0"/>
-          <w:sz w:val="24"/>
-          <w:sz w:val="24"/>
-          <w:szCs w:val="24"/>
-          <w:vertAlign w:val="baseline"/>
-        </w:rPr>
-        <w:t xml:space="preserve">rosemary extract (i.e. if the cell culture volume is </w:t>
-      </w:r>
-      <w:r>
-        <w:rPr>
-          <w:b w:val="false"/>
-          <w:bCs w:val="false"/>
-          <w:i w:val="false"/>
-          <w:iCs w:val="false"/>
-          <w:position w:val="0"/>
-          <w:sz w:val="24"/>
-          <w:sz w:val="24"/>
-          <w:szCs w:val="24"/>
-          <w:vertAlign w:val="baseline"/>
-        </w:rPr>
-        <w:t>500ul, treat with 5ul diluted RE)</w:t>
+        <w:t>Treat the RE only and H2O2+RE tubes with a 1:100 ratio of diluted rosemary extract (i.e. if the cell culture volume is 500ul, treat with 5ul diluted RE)</w:t>
       </w:r>
     </w:p>
     <w:p>
@@ -2336,35 +2023,7 @@
           <w:szCs w:val="24"/>
           <w:vertAlign w:val="baseline"/>
         </w:rPr>
-        <w:t xml:space="preserve">Culture the cells </w:t>
-      </w:r>
-      <w:r>
-        <w:rPr>
-          <w:b w:val="false"/>
-          <w:bCs w:val="false"/>
-          <w:i w:val="false"/>
-          <w:iCs w:val="false"/>
-          <w:position w:val="0"/>
-          <w:sz w:val="24"/>
-          <w:sz w:val="24"/>
-          <w:szCs w:val="24"/>
-          <w:vertAlign w:val="baseline"/>
-        </w:rPr>
-        <w:t>overnight in a shaker at</w:t>
-      </w:r>
-      <w:r>
-        <w:rPr>
-          <w:b w:val="false"/>
-          <w:bCs w:val="false"/>
-          <w:i w:val="false"/>
-          <w:iCs w:val="false"/>
-          <w:position w:val="0"/>
-          <w:sz w:val="24"/>
-          <w:sz w:val="24"/>
-          <w:szCs w:val="24"/>
-          <w:vertAlign w:val="baseline"/>
-        </w:rPr>
-        <w:t xml:space="preserve"> 37</w:t>
+        <w:t>Culture the cells overnight in a shaker at 37</w:t>
       </w:r>
       <w:r>
         <w:rPr>
@@ -2397,21 +2056,7 @@
           <w:szCs w:val="24"/>
           <w:vertAlign w:val="baseline"/>
         </w:rPr>
-        <w:t xml:space="preserve"> C </w:t>
-      </w:r>
-      <w:r>
-        <w:rPr>
-          <w:b w:val="false"/>
-          <w:bCs w:val="false"/>
-          <w:i w:val="false"/>
-          <w:iCs w:val="false"/>
-          <w:position w:val="0"/>
-          <w:sz w:val="24"/>
-          <w:sz w:val="24"/>
-          <w:szCs w:val="24"/>
-          <w:vertAlign w:val="baseline"/>
-        </w:rPr>
-        <w:t>@ 225rpm</w:t>
+        <w:t xml:space="preserve"> C @ 225rpm</w:t>
       </w:r>
     </w:p>
     <w:p>
@@ -2433,7 +2078,7 @@
       <w:pPr>
         <w:pStyle w:val="Normal"/>
         <w:bidi w:val="0"/>
-        <w:spacing w:lineRule="auto" w:line="360"/>
+        <w:spacing w:lineRule="auto" w:line="360" w:before="0" w:after="0"/>
         <w:jc w:val="left"/>
         <w:rPr/>
       </w:pPr>
@@ -2597,25 +2242,7 @@
           <w:i w:val="false"/>
           <w:iCs w:val="false"/>
         </w:rPr>
-        <w:t xml:space="preserve">look at the cells in a hemocytometer and calculate the total number of </w:t>
-      </w:r>
-      <w:r>
-        <w:rPr>
-          <w:b w:val="false"/>
-          <w:bCs w:val="false"/>
-          <w:i w:val="false"/>
-          <w:iCs w:val="false"/>
-        </w:rPr>
-        <w:t xml:space="preserve">living and dead </w:t>
-      </w:r>
-      <w:r>
-        <w:rPr>
-          <w:b w:val="false"/>
-          <w:bCs w:val="false"/>
-          <w:i w:val="false"/>
-          <w:iCs w:val="false"/>
-        </w:rPr>
-        <w:t>cells</w:t>
+        <w:t>look at the cells in a hemocytometer and calculate the total number of living and dead cells</w:t>
       </w:r>
       <w:r>
         <w:rPr>
@@ -2654,7 +2281,33 @@
           <w:sz w:val="24"/>
           <w:vertAlign w:val="baseline"/>
         </w:rPr>
-        <w:t>Thuroughly vortex cell suspension and immediately pipette 50ul into a tube</w:t>
+        <w:t xml:space="preserve">Thuroughly vortex cell suspension and immediately pipette </w:t>
+      </w:r>
+      <w:r>
+        <w:rPr>
+          <w:b w:val="false"/>
+          <w:bCs w:val="false"/>
+          <w:i w:val="false"/>
+          <w:iCs w:val="false"/>
+          <w:position w:val="0"/>
+          <w:sz w:val="24"/>
+          <w:sz w:val="24"/>
+          <w:vertAlign w:val="baseline"/>
+        </w:rPr>
+        <w:t>4</w:t>
+      </w:r>
+      <w:r>
+        <w:rPr>
+          <w:b w:val="false"/>
+          <w:bCs w:val="false"/>
+          <w:i w:val="false"/>
+          <w:iCs w:val="false"/>
+          <w:position w:val="0"/>
+          <w:sz w:val="24"/>
+          <w:sz w:val="24"/>
+          <w:vertAlign w:val="baseline"/>
+        </w:rPr>
+        <w:t>0ul into a tube</w:t>
       </w:r>
     </w:p>
     <w:p>
@@ -2680,7 +2333,33 @@
           <w:sz w:val="24"/>
           <w:vertAlign w:val="baseline"/>
         </w:rPr>
-        <w:t>add 25ul clean cell culture media into the same tube</w:t>
+        <w:t>add 2</w:t>
+      </w:r>
+      <w:r>
+        <w:rPr>
+          <w:b w:val="false"/>
+          <w:bCs w:val="false"/>
+          <w:i w:val="false"/>
+          <w:iCs w:val="false"/>
+          <w:position w:val="0"/>
+          <w:sz w:val="24"/>
+          <w:sz w:val="24"/>
+          <w:vertAlign w:val="baseline"/>
+        </w:rPr>
+        <w:t>0</w:t>
+      </w:r>
+      <w:r>
+        <w:rPr>
+          <w:b w:val="false"/>
+          <w:bCs w:val="false"/>
+          <w:i w:val="false"/>
+          <w:iCs w:val="false"/>
+          <w:position w:val="0"/>
+          <w:sz w:val="24"/>
+          <w:sz w:val="24"/>
+          <w:vertAlign w:val="baseline"/>
+        </w:rPr>
+        <w:t>ul clean cell culture media into the same tube</w:t>
       </w:r>
     </w:p>
     <w:p>
@@ -2706,7 +2385,33 @@
           <w:sz w:val="24"/>
           <w:vertAlign w:val="baseline"/>
         </w:rPr>
-        <w:t>add 25ul Trypan Blue into the same tube</w:t>
+        <w:t>add 2</w:t>
+      </w:r>
+      <w:r>
+        <w:rPr>
+          <w:b w:val="false"/>
+          <w:bCs w:val="false"/>
+          <w:i w:val="false"/>
+          <w:iCs w:val="false"/>
+          <w:position w:val="0"/>
+          <w:sz w:val="24"/>
+          <w:sz w:val="24"/>
+          <w:vertAlign w:val="baseline"/>
+        </w:rPr>
+        <w:t>0</w:t>
+      </w:r>
+      <w:r>
+        <w:rPr>
+          <w:b w:val="false"/>
+          <w:bCs w:val="false"/>
+          <w:i w:val="false"/>
+          <w:iCs w:val="false"/>
+          <w:position w:val="0"/>
+          <w:sz w:val="24"/>
+          <w:sz w:val="24"/>
+          <w:vertAlign w:val="baseline"/>
+        </w:rPr>
+        <w:t>ul Trypan Blue into the same tube</w:t>
       </w:r>
     </w:p>
     <w:p>
@@ -2784,20 +2489,7 @@
           <w:sz w:val="24"/>
           <w:vertAlign w:val="baseline"/>
         </w:rPr>
-        <w:t xml:space="preserve">vortex and immediately add 10ul of stained cells into the hemocytometer </w:t>
-      </w:r>
-      <w:r>
-        <w:rPr>
-          <w:b w:val="false"/>
-          <w:bCs w:val="false"/>
-          <w:i w:val="false"/>
-          <w:iCs w:val="false"/>
-          <w:position w:val="0"/>
-          <w:sz w:val="24"/>
-          <w:sz w:val="24"/>
-          <w:vertAlign w:val="baseline"/>
-        </w:rPr>
-        <w:t>using the v-shaped notch on the side of the hemocytometer</w:t>
+        <w:t>vortex and immediately add 10ul of stained cells into the hemocytometer using the v-shaped notch on the side of the hemocytometer</w:t>
       </w:r>
     </w:p>
     <w:p>
@@ -2823,59 +2515,7 @@
           <w:sz w:val="24"/>
           <w:vertAlign w:val="baseline"/>
         </w:rPr>
-        <w:t xml:space="preserve">count the number of </w:t>
-      </w:r>
-      <w:r>
-        <w:rPr>
-          <w:b w:val="false"/>
-          <w:bCs w:val="false"/>
-          <w:i w:val="false"/>
-          <w:iCs w:val="false"/>
-          <w:position w:val="0"/>
-          <w:sz w:val="24"/>
-          <w:sz w:val="24"/>
-          <w:vertAlign w:val="baseline"/>
-        </w:rPr>
-        <w:t xml:space="preserve">blue </w:t>
-      </w:r>
-      <w:r>
-        <w:rPr>
-          <w:b w:val="false"/>
-          <w:bCs w:val="false"/>
-          <w:i w:val="false"/>
-          <w:iCs w:val="false"/>
-          <w:position w:val="0"/>
-          <w:sz w:val="24"/>
-          <w:sz w:val="24"/>
-          <w:vertAlign w:val="baseline"/>
-        </w:rPr>
-        <w:t xml:space="preserve">cells </w:t>
-      </w:r>
-      <w:r>
-        <w:rPr>
-          <w:b w:val="false"/>
-          <w:bCs w:val="false"/>
-          <w:i w:val="false"/>
-          <w:iCs w:val="false"/>
-          <w:position w:val="0"/>
-          <w:sz w:val="24"/>
-          <w:sz w:val="24"/>
-          <w:vertAlign w:val="baseline"/>
-        </w:rPr>
-        <w:t>(dead cells) and clear cells (living cells)</w:t>
-      </w:r>
-      <w:r>
-        <w:rPr>
-          <w:b w:val="false"/>
-          <w:bCs w:val="false"/>
-          <w:i w:val="false"/>
-          <w:iCs w:val="false"/>
-          <w:position w:val="0"/>
-          <w:sz w:val="24"/>
-          <w:sz w:val="24"/>
-          <w:vertAlign w:val="baseline"/>
-        </w:rPr>
-        <w:t xml:space="preserve"> in </w:t>
+        <w:t xml:space="preserve">count the number of blue cells (dead cells) and clear cells (living cells) in </w:t>
       </w:r>
       <w:r>
         <w:rPr>
@@ -2953,7 +2593,59 @@
           <w:sz w:val="24"/>
           <w:vertAlign w:val="baseline"/>
         </w:rPr>
-        <w:t>multiply that number by 2 (because we diluted 50ul cells in 100ul final volume, our dilution factor is 2)</w:t>
+        <w:t xml:space="preserve">multiply that number by 2 (because we diluted </w:t>
+      </w:r>
+      <w:r>
+        <w:rPr>
+          <w:b w:val="false"/>
+          <w:bCs w:val="false"/>
+          <w:i w:val="false"/>
+          <w:iCs w:val="false"/>
+          <w:position w:val="0"/>
+          <w:sz w:val="24"/>
+          <w:sz w:val="24"/>
+          <w:vertAlign w:val="baseline"/>
+        </w:rPr>
+        <w:t>4</w:t>
+      </w:r>
+      <w:r>
+        <w:rPr>
+          <w:b w:val="false"/>
+          <w:bCs w:val="false"/>
+          <w:i w:val="false"/>
+          <w:iCs w:val="false"/>
+          <w:position w:val="0"/>
+          <w:sz w:val="24"/>
+          <w:sz w:val="24"/>
+          <w:vertAlign w:val="baseline"/>
+        </w:rPr>
+        <w:t xml:space="preserve">0ul cells in </w:t>
+      </w:r>
+      <w:r>
+        <w:rPr>
+          <w:b w:val="false"/>
+          <w:bCs w:val="false"/>
+          <w:i w:val="false"/>
+          <w:iCs w:val="false"/>
+          <w:position w:val="0"/>
+          <w:sz w:val="24"/>
+          <w:sz w:val="24"/>
+          <w:vertAlign w:val="baseline"/>
+        </w:rPr>
+        <w:t>8</w:t>
+      </w:r>
+      <w:r>
+        <w:rPr>
+          <w:b w:val="false"/>
+          <w:bCs w:val="false"/>
+          <w:i w:val="false"/>
+          <w:iCs w:val="false"/>
+          <w:position w:val="0"/>
+          <w:sz w:val="24"/>
+          <w:sz w:val="24"/>
+          <w:vertAlign w:val="baseline"/>
+        </w:rPr>
+        <w:t>0ul final volume, our dilution factor is 2)</w:t>
       </w:r>
     </w:p>
     <w:p>

--- a/cheek_cell_culture_protocol.docx
+++ b/cheek_cell_culture_protocol.docx
@@ -12,11 +12,7 @@
       </w:pPr>
       <w:r>
         <w:rPr/>
-        <w:t>Cheek Cell Culture + H2O2 Treatment Protocol v1.0.</w:t>
-      </w:r>
-      <w:r>
-        <w:rPr/>
-        <w:t>1</w:t>
+        <w:t>Cheek Cell Culture + H2O2 Treatment Protocol v1.0.1</w:t>
       </w:r>
     </w:p>
     <w:p>
@@ -247,16 +243,7 @@
           <w:iCs/>
         </w:rPr>
         <w:tab/>
-        <w:t xml:space="preserve">- </w:t>
-      </w:r>
-      <w:r>
-        <w:rPr>
-          <w:b w:val="false"/>
-          <w:bCs w:val="false"/>
-          <w:i/>
-          <w:iCs/>
-        </w:rPr>
-        <w:t>sterile toothpicks</w:t>
+        <w:t>- sterile toothpicks</w:t>
       </w:r>
     </w:p>
     <w:p>
@@ -435,14 +422,7 @@
           <w:b w:val="false"/>
           <w:bCs w:val="false"/>
         </w:rPr>
-        <w:t xml:space="preserve">Gently rub the inside of your cheeks with a steril toothpick </w:t>
-      </w:r>
-      <w:r>
-        <w:rPr>
-          <w:b w:val="false"/>
-          <w:bCs w:val="false"/>
-        </w:rPr>
-        <w:t>for 60s</w:t>
+        <w:t>Gently rub the inside of your cheeks with a steril toothpick for 60s</w:t>
       </w:r>
     </w:p>
     <w:p>
@@ -515,7 +495,25 @@
           <w:i w:val="false"/>
           <w:iCs w:val="false"/>
         </w:rPr>
-        <w:t>Wait 15 minutes, and repeat steps 1-4 for a total of two collections.</w:t>
+        <w:t xml:space="preserve">Wait </w:t>
+      </w:r>
+      <w:r>
+        <w:rPr>
+          <w:b w:val="false"/>
+          <w:bCs w:val="false"/>
+          <w:i w:val="false"/>
+          <w:iCs w:val="false"/>
+        </w:rPr>
+        <w:t>5</w:t>
+      </w:r>
+      <w:r>
+        <w:rPr>
+          <w:b w:val="false"/>
+          <w:bCs w:val="false"/>
+          <w:i w:val="false"/>
+          <w:iCs w:val="false"/>
+        </w:rPr>
+        <w:t xml:space="preserve"> minutes, and repeat steps 1-4 for a total of two collections.</w:t>
       </w:r>
     </w:p>
     <w:p>
@@ -620,33 +618,7 @@
           <w:sz w:val="24"/>
           <w:vertAlign w:val="baseline"/>
         </w:rPr>
-        <w:t xml:space="preserve">Thuroughly vortex cell suspension and immediately pipette </w:t>
-      </w:r>
-      <w:r>
-        <w:rPr>
-          <w:b w:val="false"/>
-          <w:bCs w:val="false"/>
-          <w:i w:val="false"/>
-          <w:iCs w:val="false"/>
-          <w:position w:val="0"/>
-          <w:sz w:val="24"/>
-          <w:sz w:val="24"/>
-          <w:vertAlign w:val="baseline"/>
-        </w:rPr>
-        <w:t>4</w:t>
-      </w:r>
-      <w:r>
-        <w:rPr>
-          <w:b w:val="false"/>
-          <w:bCs w:val="false"/>
-          <w:i w:val="false"/>
-          <w:iCs w:val="false"/>
-          <w:position w:val="0"/>
-          <w:sz w:val="24"/>
-          <w:sz w:val="24"/>
-          <w:vertAlign w:val="baseline"/>
-        </w:rPr>
-        <w:t>0ul into a tube</w:t>
+        <w:t>Thuroughly vortex cell suspension and immediately pipette 40ul into a tube</w:t>
       </w:r>
     </w:p>
     <w:p>
@@ -672,33 +644,7 @@
           <w:sz w:val="24"/>
           <w:vertAlign w:val="baseline"/>
         </w:rPr>
-        <w:t>add 2</w:t>
-      </w:r>
-      <w:r>
-        <w:rPr>
-          <w:b w:val="false"/>
-          <w:bCs w:val="false"/>
-          <w:i w:val="false"/>
-          <w:iCs w:val="false"/>
-          <w:position w:val="0"/>
-          <w:sz w:val="24"/>
-          <w:sz w:val="24"/>
-          <w:vertAlign w:val="baseline"/>
-        </w:rPr>
-        <w:t>0</w:t>
-      </w:r>
-      <w:r>
-        <w:rPr>
-          <w:b w:val="false"/>
-          <w:bCs w:val="false"/>
-          <w:i w:val="false"/>
-          <w:iCs w:val="false"/>
-          <w:position w:val="0"/>
-          <w:sz w:val="24"/>
-          <w:sz w:val="24"/>
-          <w:vertAlign w:val="baseline"/>
-        </w:rPr>
-        <w:t>ul clean cell culture media into the same tube</w:t>
+        <w:t>add 20ul clean cell culture media into the same tube</w:t>
       </w:r>
     </w:p>
     <w:p>
@@ -724,33 +670,7 @@
           <w:sz w:val="24"/>
           <w:vertAlign w:val="baseline"/>
         </w:rPr>
-        <w:t>add 2</w:t>
-      </w:r>
-      <w:r>
-        <w:rPr>
-          <w:b w:val="false"/>
-          <w:bCs w:val="false"/>
-          <w:i w:val="false"/>
-          <w:iCs w:val="false"/>
-          <w:position w:val="0"/>
-          <w:sz w:val="24"/>
-          <w:sz w:val="24"/>
-          <w:vertAlign w:val="baseline"/>
-        </w:rPr>
-        <w:t>0</w:t>
-      </w:r>
-      <w:r>
-        <w:rPr>
-          <w:b w:val="false"/>
-          <w:bCs w:val="false"/>
-          <w:i w:val="false"/>
-          <w:iCs w:val="false"/>
-          <w:position w:val="0"/>
-          <w:sz w:val="24"/>
-          <w:sz w:val="24"/>
-          <w:vertAlign w:val="baseline"/>
-        </w:rPr>
-        <w:t>ul Trypan Blue into the same tube</w:t>
+        <w:t>add 20ul Trypan Blue into the same tube</w:t>
       </w:r>
     </w:p>
     <w:p>
@@ -906,59 +826,7 @@
           <w:sz w:val="24"/>
           <w:vertAlign w:val="baseline"/>
         </w:rPr>
-        <w:t xml:space="preserve">multiply that number by 2 (because we diluted </w:t>
-      </w:r>
-      <w:r>
-        <w:rPr>
-          <w:b w:val="false"/>
-          <w:bCs w:val="false"/>
-          <w:i w:val="false"/>
-          <w:iCs w:val="false"/>
-          <w:position w:val="0"/>
-          <w:sz w:val="24"/>
-          <w:sz w:val="24"/>
-          <w:vertAlign w:val="baseline"/>
-        </w:rPr>
-        <w:t>4</w:t>
-      </w:r>
-      <w:r>
-        <w:rPr>
-          <w:b w:val="false"/>
-          <w:bCs w:val="false"/>
-          <w:i w:val="false"/>
-          <w:iCs w:val="false"/>
-          <w:position w:val="0"/>
-          <w:sz w:val="24"/>
-          <w:sz w:val="24"/>
-          <w:vertAlign w:val="baseline"/>
-        </w:rPr>
-        <w:t xml:space="preserve">0ul cells in </w:t>
-      </w:r>
-      <w:r>
-        <w:rPr>
-          <w:b w:val="false"/>
-          <w:bCs w:val="false"/>
-          <w:i w:val="false"/>
-          <w:iCs w:val="false"/>
-          <w:position w:val="0"/>
-          <w:sz w:val="24"/>
-          <w:sz w:val="24"/>
-          <w:vertAlign w:val="baseline"/>
-        </w:rPr>
-        <w:t>80</w:t>
-      </w:r>
-      <w:r>
-        <w:rPr>
-          <w:b w:val="false"/>
-          <w:bCs w:val="false"/>
-          <w:i w:val="false"/>
-          <w:iCs w:val="false"/>
-          <w:position w:val="0"/>
-          <w:sz w:val="24"/>
-          <w:sz w:val="24"/>
-          <w:vertAlign w:val="baseline"/>
-        </w:rPr>
-        <w:t>ul final volume, our dilution factor is 2)</w:t>
+        <w:t>multiply that number by 2 (because we diluted 40ul cells in 80ul final volume, our dilution factor is 2)</w:t>
       </w:r>
     </w:p>
     <w:p>
@@ -2281,33 +2149,7 @@
           <w:sz w:val="24"/>
           <w:vertAlign w:val="baseline"/>
         </w:rPr>
-        <w:t xml:space="preserve">Thuroughly vortex cell suspension and immediately pipette </w:t>
-      </w:r>
-      <w:r>
-        <w:rPr>
-          <w:b w:val="false"/>
-          <w:bCs w:val="false"/>
-          <w:i w:val="false"/>
-          <w:iCs w:val="false"/>
-          <w:position w:val="0"/>
-          <w:sz w:val="24"/>
-          <w:sz w:val="24"/>
-          <w:vertAlign w:val="baseline"/>
-        </w:rPr>
-        <w:t>4</w:t>
-      </w:r>
-      <w:r>
-        <w:rPr>
-          <w:b w:val="false"/>
-          <w:bCs w:val="false"/>
-          <w:i w:val="false"/>
-          <w:iCs w:val="false"/>
-          <w:position w:val="0"/>
-          <w:sz w:val="24"/>
-          <w:sz w:val="24"/>
-          <w:vertAlign w:val="baseline"/>
-        </w:rPr>
-        <w:t>0ul into a tube</w:t>
+        <w:t>Thuroughly vortex cell suspension and immediately pipette 40ul into a tube</w:t>
       </w:r>
     </w:p>
     <w:p>
@@ -2333,33 +2175,7 @@
           <w:sz w:val="24"/>
           <w:vertAlign w:val="baseline"/>
         </w:rPr>
-        <w:t>add 2</w:t>
-      </w:r>
-      <w:r>
-        <w:rPr>
-          <w:b w:val="false"/>
-          <w:bCs w:val="false"/>
-          <w:i w:val="false"/>
-          <w:iCs w:val="false"/>
-          <w:position w:val="0"/>
-          <w:sz w:val="24"/>
-          <w:sz w:val="24"/>
-          <w:vertAlign w:val="baseline"/>
-        </w:rPr>
-        <w:t>0</w:t>
-      </w:r>
-      <w:r>
-        <w:rPr>
-          <w:b w:val="false"/>
-          <w:bCs w:val="false"/>
-          <w:i w:val="false"/>
-          <w:iCs w:val="false"/>
-          <w:position w:val="0"/>
-          <w:sz w:val="24"/>
-          <w:sz w:val="24"/>
-          <w:vertAlign w:val="baseline"/>
-        </w:rPr>
-        <w:t>ul clean cell culture media into the same tube</w:t>
+        <w:t>add 20ul clean cell culture media into the same tube</w:t>
       </w:r>
     </w:p>
     <w:p>
@@ -2385,33 +2201,7 @@
           <w:sz w:val="24"/>
           <w:vertAlign w:val="baseline"/>
         </w:rPr>
-        <w:t>add 2</w:t>
-      </w:r>
-      <w:r>
-        <w:rPr>
-          <w:b w:val="false"/>
-          <w:bCs w:val="false"/>
-          <w:i w:val="false"/>
-          <w:iCs w:val="false"/>
-          <w:position w:val="0"/>
-          <w:sz w:val="24"/>
-          <w:sz w:val="24"/>
-          <w:vertAlign w:val="baseline"/>
-        </w:rPr>
-        <w:t>0</w:t>
-      </w:r>
-      <w:r>
-        <w:rPr>
-          <w:b w:val="false"/>
-          <w:bCs w:val="false"/>
-          <w:i w:val="false"/>
-          <w:iCs w:val="false"/>
-          <w:position w:val="0"/>
-          <w:sz w:val="24"/>
-          <w:sz w:val="24"/>
-          <w:vertAlign w:val="baseline"/>
-        </w:rPr>
-        <w:t>ul Trypan Blue into the same tube</w:t>
+        <w:t>add 20ul Trypan Blue into the same tube</w:t>
       </w:r>
     </w:p>
     <w:p>
@@ -2593,59 +2383,7 @@
           <w:sz w:val="24"/>
           <w:vertAlign w:val="baseline"/>
         </w:rPr>
-        <w:t xml:space="preserve">multiply that number by 2 (because we diluted </w:t>
-      </w:r>
-      <w:r>
-        <w:rPr>
-          <w:b w:val="false"/>
-          <w:bCs w:val="false"/>
-          <w:i w:val="false"/>
-          <w:iCs w:val="false"/>
-          <w:position w:val="0"/>
-          <w:sz w:val="24"/>
-          <w:sz w:val="24"/>
-          <w:vertAlign w:val="baseline"/>
-        </w:rPr>
-        <w:t>4</w:t>
-      </w:r>
-      <w:r>
-        <w:rPr>
-          <w:b w:val="false"/>
-          <w:bCs w:val="false"/>
-          <w:i w:val="false"/>
-          <w:iCs w:val="false"/>
-          <w:position w:val="0"/>
-          <w:sz w:val="24"/>
-          <w:sz w:val="24"/>
-          <w:vertAlign w:val="baseline"/>
-        </w:rPr>
-        <w:t xml:space="preserve">0ul cells in </w:t>
-      </w:r>
-      <w:r>
-        <w:rPr>
-          <w:b w:val="false"/>
-          <w:bCs w:val="false"/>
-          <w:i w:val="false"/>
-          <w:iCs w:val="false"/>
-          <w:position w:val="0"/>
-          <w:sz w:val="24"/>
-          <w:sz w:val="24"/>
-          <w:vertAlign w:val="baseline"/>
-        </w:rPr>
-        <w:t>8</w:t>
-      </w:r>
-      <w:r>
-        <w:rPr>
-          <w:b w:val="false"/>
-          <w:bCs w:val="false"/>
-          <w:i w:val="false"/>
-          <w:iCs w:val="false"/>
-          <w:position w:val="0"/>
-          <w:sz w:val="24"/>
-          <w:sz w:val="24"/>
-          <w:vertAlign w:val="baseline"/>
-        </w:rPr>
-        <w:t>0ul final volume, our dilution factor is 2)</w:t>
+        <w:t>multiply that number by 2 (because we diluted 40ul cells in 80ul final volume, our dilution factor is 2)</w:t>
       </w:r>
     </w:p>
     <w:p>

--- a/cheek_cell_culture_protocol.docx
+++ b/cheek_cell_culture_protocol.docx
@@ -12,7 +12,11 @@
       </w:pPr>
       <w:r>
         <w:rPr/>
-        <w:t>Cheek Cell Culture + H2O2 Treatment Protocol v1.0.1</w:t>
+        <w:t>Cheek Cell Culture + H2O2 Treatment Protocol v1.0.</w:t>
+      </w:r>
+      <w:r>
+        <w:rPr/>
+        <w:t>2</w:t>
       </w:r>
     </w:p>
     <w:p>
@@ -495,25 +499,7 @@
           <w:i w:val="false"/>
           <w:iCs w:val="false"/>
         </w:rPr>
-        <w:t xml:space="preserve">Wait </w:t>
-      </w:r>
-      <w:r>
-        <w:rPr>
-          <w:b w:val="false"/>
-          <w:bCs w:val="false"/>
-          <w:i w:val="false"/>
-          <w:iCs w:val="false"/>
-        </w:rPr>
-        <w:t>5</w:t>
-      </w:r>
-      <w:r>
-        <w:rPr>
-          <w:b w:val="false"/>
-          <w:bCs w:val="false"/>
-          <w:i w:val="false"/>
-          <w:iCs w:val="false"/>
-        </w:rPr>
-        <w:t xml:space="preserve"> minutes, and repeat steps 1-4 for a total of two collections.</w:t>
+        <w:t>Wait 5 minutes, and repeat steps 1-4 for a total of two collections.</w:t>
       </w:r>
     </w:p>
     <w:p>
